--- a/11-变流电路/01-整流电路/晶闸管相控整流电路/晶闸管相控整流电路.docx
+++ b/11-变流电路/01-整流电路/晶闸管相控整流电路/晶闸管相控整流电路.docx
@@ -2506,6 +2506,20 @@
     </w:p>
     <w:bookmarkEnd w:id="26"/>
     <w:bookmarkEnd w:id="27"/>
+    <w:p>
+      <w:pPr>
+        <w:spacing w:before="360"/>
+        <w:jc w:val="center"/>
+      </w:pPr>
+      <w:r>
+        <w:rPr>
+          <w:rFonts w:ascii="Times New Roman" w:hAnsi="Times New Roman"/>
+          <w:color w:val="555555"/>
+          <w:sz w:val="21"/>
+        </w:rPr>
+        <w:t>材料收集者：杜文杰</w:t>
+      </w:r>
+    </w:p>
     <w:sectPr>
       <w:headerReference r:id="rId9" w:type="default"/>
       <w:footerReference r:id="rId10" w:type="default"/>

--- a/11-变流电路/01-整流电路/晶闸管相控整流电路/晶闸管相控整流电路.docx
+++ b/11-变流电路/01-整流电路/晶闸管相控整流电路/晶闸管相控整流电路.docx
@@ -1,6 +1,6 @@
 
 <file path=word/document.xml><?xml version="1.0" encoding="utf-8"?>
-<w:document xmlns:w="http://schemas.openxmlformats.org/wordprocessingml/2006/main" xmlns:m="http://schemas.openxmlformats.org/officeDocument/2006/math" xmlns:r="http://schemas.openxmlformats.org/officeDocument/2006/relationships" xmlns:o="urn:schemas-microsoft-com:office:office" xmlns:v="urn:schemas-microsoft-com:vml" xmlns:w10="urn:schemas-microsoft-com:office:word" xmlns:a="http://schemas.openxmlformats.org/drawingml/2006/main" xmlns:pic="http://schemas.openxmlformats.org/drawingml/2006/picture" xmlns:wp="http://schemas.openxmlformats.org/drawingml/2006/wordprocessingDrawing">
+<w:document xmlns:m="http://schemas.openxmlformats.org/officeDocument/2006/math" xmlns:r="http://schemas.openxmlformats.org/officeDocument/2006/relationships" xmlns:w="http://schemas.openxmlformats.org/wordprocessingml/2006/main" xmlns:o="urn:schemas-microsoft-com:office:office" xmlns:v="urn:schemas-microsoft-com:vml" xmlns:w10="urn:schemas-microsoft-com:office:word" xmlns:a="http://schemas.openxmlformats.org/drawingml/2006/main" xmlns:pic="http://schemas.openxmlformats.org/drawingml/2006/picture" xmlns:wp="http://schemas.openxmlformats.org/drawingml/2006/wordprocessingDrawing">
   <w:body>
     <w:bookmarkStart w:id="27" w:name="晶闸管相控整流电路"/>
     <w:p>
@@ -9,7 +9,7 @@
       </w:pPr>
       <w:r>
         <w:rPr>
-          <w:rFonts w:hint="eastAsia"/>
+          <w:rFonts w:hint="eastAsia" w:eastAsia="黑体"/>
         </w:rPr>
         <w:t xml:space="preserve">晶闸管相控整流电路</w:t>
       </w:r>
@@ -21,7 +21,7 @@
       </w:pPr>
       <w:r>
         <w:rPr>
-          <w:rFonts w:hint="eastAsia"/>
+          <w:rFonts w:hint="eastAsia" w:eastAsia="黑体"/>
         </w:rPr>
         <w:t xml:space="preserve">拓扑描述</w:t>
       </w:r>
@@ -32,16 +32,19 @@
       </w:pPr>
       <w:r>
         <w:rPr>
-          <w:rFonts w:hint="eastAsia"/>
+          <w:rFonts w:hint="eastAsia" w:eastAsia="黑体"/>
         </w:rPr>
         <w:t xml:space="preserve">由</w:t>
       </w:r>
       <w:r>
+        <w:rPr>
+          <w:rFonts w:eastAsia="黑体"/>
+        </w:rPr>
         <w:t xml:space="preserve"> </w:t>
       </w:r>
       <w:r>
         <w:rPr>
-          <w:rFonts w:hint="eastAsia"/>
+          <w:rFonts w:hint="eastAsia" w:eastAsia="黑体"/>
           <w:b/>
           <w:bCs/>
         </w:rPr>
@@ -49,6 +52,7 @@
       </w:r>
       <w:r>
         <w:rPr>
+          <w:rFonts w:eastAsia="黑体"/>
           <w:b/>
           <w:bCs/>
         </w:rPr>
@@ -56,7 +60,7 @@
       </w:r>
       <w:r>
         <w:rPr>
-          <w:rFonts w:hint="eastAsia"/>
+          <w:rFonts w:hint="eastAsia" w:eastAsia="黑体"/>
           <w:b/>
           <w:bCs/>
         </w:rPr>
@@ -64,6 +68,7 @@
       </w:r>
       <w:r>
         <w:rPr>
+          <w:rFonts w:eastAsia="黑体"/>
           <w:b/>
           <w:bCs/>
         </w:rPr>
@@ -85,6 +90,7 @@
       </m:oMath>
       <w:r>
         <w:rPr>
+          <w:rFonts w:eastAsia="黑体"/>
           <w:b/>
           <w:bCs/>
         </w:rPr>
@@ -106,44 +112,53 @@
       </m:oMath>
       <w:r>
         <w:rPr>
-          <w:rFonts w:hint="eastAsia"/>
+          <w:rFonts w:hint="eastAsia" w:eastAsia="黑体"/>
           <w:b/>
           <w:bCs/>
         </w:rPr>
         <w:t xml:space="preserve">）</w:t>
       </w:r>
       <w:r>
+        <w:rPr>
+          <w:rFonts w:eastAsia="黑体"/>
+        </w:rPr>
         <w:t xml:space="preserve"> </w:t>
       </w:r>
       <w:r>
         <w:rPr>
-          <w:rFonts w:hint="eastAsia"/>
+          <w:rFonts w:hint="eastAsia" w:eastAsia="黑体"/>
         </w:rPr>
         <w:t xml:space="preserve">与</w:t>
       </w:r>
       <w:r>
+        <w:rPr>
+          <w:rFonts w:eastAsia="黑体"/>
+        </w:rPr>
         <w:t xml:space="preserve"> </w:t>
       </w:r>
       <w:r>
         <w:rPr>
-          <w:rFonts w:hint="eastAsia"/>
+          <w:rFonts w:hint="eastAsia" w:eastAsia="黑体"/>
           <w:b/>
           <w:bCs/>
         </w:rPr>
         <w:t xml:space="preserve">触发（移相）控制环节</w:t>
       </w:r>
       <w:r>
+        <w:rPr>
+          <w:rFonts w:eastAsia="黑体"/>
+        </w:rPr>
         <w:t xml:space="preserve"> </w:t>
       </w:r>
       <w:r>
         <w:rPr>
-          <w:rFonts w:hint="eastAsia"/>
+          <w:rFonts w:hint="eastAsia" w:eastAsia="黑体"/>
         </w:rPr>
         <w:t xml:space="preserve">组成的相控整流网络（单相半波用一只、三相全控桥用六只）。电路关键节点：</w:t>
       </w:r>
       <w:r>
         <w:rPr>
-          <w:rFonts w:hint="eastAsia"/>
+          <w:rFonts w:hint="eastAsia" w:eastAsia="黑体"/>
           <w:b/>
           <w:bCs/>
         </w:rPr>
@@ -151,6 +166,7 @@
       </w:r>
       <w:r>
         <w:rPr>
+          <w:rFonts w:eastAsia="黑体"/>
           <w:b/>
           <w:bCs/>
         </w:rPr>
@@ -158,7 +174,7 @@
       </w:r>
       <w:r>
         <w:rPr>
-          <w:rFonts w:hint="eastAsia"/>
+          <w:rFonts w:hint="eastAsia" w:eastAsia="黑体"/>
           <w:b/>
           <w:bCs/>
         </w:rPr>
@@ -166,6 +182,7 @@
       </w:r>
       <w:r>
         <w:rPr>
+          <w:rFonts w:eastAsia="黑体"/>
           <w:b/>
           <w:bCs/>
         </w:rPr>
@@ -187,13 +204,13 @@
       </m:oMath>
       <w:r>
         <w:rPr>
-          <w:rFonts w:hint="eastAsia"/>
+          <w:rFonts w:hint="eastAsia" w:eastAsia="黑体"/>
         </w:rPr>
         <w:t xml:space="preserve">（交流电源两端接两桥臂中点）；</w:t>
       </w:r>
       <w:r>
         <w:rPr>
-          <w:rFonts w:hint="eastAsia"/>
+          <w:rFonts w:hint="eastAsia" w:eastAsia="黑体"/>
           <w:b/>
           <w:bCs/>
         </w:rPr>
@@ -201,6 +218,7 @@
       </w:r>
       <w:r>
         <w:rPr>
+          <w:rFonts w:eastAsia="黑体"/>
           <w:b/>
           <w:bCs/>
         </w:rPr>
@@ -208,7 +226,7 @@
       </w:r>
       <w:r>
         <w:rPr>
-          <w:rFonts w:hint="eastAsia"/>
+          <w:rFonts w:hint="eastAsia" w:eastAsia="黑体"/>
           <w:b/>
           <w:bCs/>
         </w:rPr>
@@ -216,6 +234,7 @@
       </w:r>
       <w:r>
         <w:rPr>
+          <w:rFonts w:eastAsia="黑体"/>
           <w:b/>
           <w:bCs/>
         </w:rPr>
@@ -231,7 +250,7 @@
       </m:oMath>
       <w:r>
         <w:rPr>
-          <w:rFonts w:hint="eastAsia"/>
+          <w:rFonts w:hint="eastAsia" w:eastAsia="黑体"/>
         </w:rPr>
         <w:t xml:space="preserve">（</w:t>
       </w:r>
@@ -268,17 +287,20 @@
         </m:sSub>
       </m:oMath>
       <w:r>
+        <w:rPr>
+          <w:rFonts w:eastAsia="黑体"/>
+        </w:rPr>
         <w:t xml:space="preserve"> </w:t>
       </w:r>
       <w:r>
         <w:rPr>
-          <w:rFonts w:hint="eastAsia"/>
+          <w:rFonts w:hint="eastAsia" w:eastAsia="黑体"/>
         </w:rPr>
         <w:t xml:space="preserve">共阴极端）；</w:t>
       </w:r>
       <w:r>
         <w:rPr>
-          <w:rFonts w:hint="eastAsia"/>
+          <w:rFonts w:hint="eastAsia" w:eastAsia="黑体"/>
           <w:b/>
           <w:bCs/>
         </w:rPr>
@@ -286,6 +308,7 @@
       </w:r>
       <w:r>
         <w:rPr>
+          <w:rFonts w:eastAsia="黑体"/>
           <w:b/>
           <w:bCs/>
         </w:rPr>
@@ -293,7 +316,7 @@
       </w:r>
       <w:r>
         <w:rPr>
-          <w:rFonts w:hint="eastAsia"/>
+          <w:rFonts w:hint="eastAsia" w:eastAsia="黑体"/>
           <w:b/>
           <w:bCs/>
         </w:rPr>
@@ -301,6 +324,7 @@
       </w:r>
       <w:r>
         <w:rPr>
+          <w:rFonts w:eastAsia="黑体"/>
           <w:b/>
           <w:bCs/>
         </w:rPr>
@@ -316,7 +340,7 @@
       </m:oMath>
       <w:r>
         <w:rPr>
-          <w:rFonts w:hint="eastAsia"/>
+          <w:rFonts w:hint="eastAsia" w:eastAsia="黑体"/>
         </w:rPr>
         <w:t xml:space="preserve">（</w:t>
       </w:r>
@@ -353,17 +377,20 @@
         </m:sSub>
       </m:oMath>
       <w:r>
+        <w:rPr>
+          <w:rFonts w:eastAsia="黑体"/>
+        </w:rPr>
         <w:t xml:space="preserve"> </w:t>
       </w:r>
       <w:r>
         <w:rPr>
-          <w:rFonts w:hint="eastAsia"/>
+          <w:rFonts w:hint="eastAsia" w:eastAsia="黑体"/>
         </w:rPr>
         <w:t xml:space="preserve">共阳极端）；</w:t>
       </w:r>
       <w:r>
         <w:rPr>
-          <w:rFonts w:hint="eastAsia"/>
+          <w:rFonts w:hint="eastAsia" w:eastAsia="黑体"/>
           <w:b/>
           <w:bCs/>
         </w:rPr>
@@ -371,6 +398,7 @@
       </w:r>
       <w:r>
         <w:rPr>
+          <w:rFonts w:eastAsia="黑体"/>
           <w:b/>
           <w:bCs/>
         </w:rPr>
@@ -378,7 +406,7 @@
       </w:r>
       <w:r>
         <w:rPr>
-          <w:rFonts w:hint="eastAsia"/>
+          <w:rFonts w:hint="eastAsia" w:eastAsia="黑体"/>
           <w:b/>
           <w:bCs/>
         </w:rPr>
@@ -386,11 +414,14 @@
       </w:r>
       <w:r>
         <w:rPr>
-          <w:rFonts w:hint="eastAsia"/>
+          <w:rFonts w:hint="eastAsia" w:eastAsia="黑体"/>
         </w:rPr>
         <w:t xml:space="preserve">（平波电抗器串于</w:t>
       </w:r>
       <w:r>
+        <w:rPr>
+          <w:rFonts w:eastAsia="黑体"/>
+        </w:rPr>
         <w:t xml:space="preserve"> </w:t>
       </w:r>
       <m:oMath>
@@ -402,11 +433,14 @@
         </m:r>
       </m:oMath>
       <w:r>
+        <w:rPr>
+          <w:rFonts w:eastAsia="黑体"/>
+        </w:rPr>
         <w:t xml:space="preserve"> </w:t>
       </w:r>
       <w:r>
         <w:rPr>
-          <w:rFonts w:hint="eastAsia"/>
+          <w:rFonts w:hint="eastAsia" w:eastAsia="黑体"/>
         </w:rPr>
         <w:t xml:space="preserve">与负载之间，滤波电容并联）。</w:t>
       </w:r>
@@ -415,7 +449,7 @@
       <w:pPr/>
       <w:r>
         <w:rPr>
-          <w:rFonts w:hint="eastAsia"/>
+          <w:rFonts w:hint="eastAsia" w:eastAsia="黑体"/>
         </w:rPr>
         <w:t xml:space="preserve">各元件管脚连接：</w:t>
       </w:r>
@@ -434,15 +468,21 @@
         </m:sSub>
       </m:oMath>
       <w:r>
+        <w:rPr>
+          <w:rFonts w:eastAsia="黑体"/>
+        </w:rPr>
         <w:t xml:space="preserve"> </w:t>
       </w:r>
       <w:r>
         <w:rPr>
-          <w:rFonts w:hint="eastAsia"/>
+          <w:rFonts w:hint="eastAsia" w:eastAsia="黑体"/>
         </w:rPr>
         <w:t xml:space="preserve">阳极接</w:t>
       </w:r>
       <w:r>
+        <w:rPr>
+          <w:rFonts w:eastAsia="黑体"/>
+        </w:rPr>
         <w:t xml:space="preserve"> </w:t>
       </w:r>
       <m:oMath>
@@ -452,11 +492,14 @@
       </m:oMath>
       <w:r>
         <w:rPr>
-          <w:rFonts w:hint="eastAsia"/>
+          <w:rFonts w:hint="eastAsia" w:eastAsia="黑体"/>
         </w:rPr>
         <w:t xml:space="preserve">、阴极接</w:t>
       </w:r>
       <w:r>
+        <w:rPr>
+          <w:rFonts w:eastAsia="黑体"/>
+        </w:rPr>
         <w:t xml:space="preserve"> </w:t>
       </w:r>
       <m:oMath>
@@ -469,7 +512,7 @@
       </m:oMath>
       <w:r>
         <w:rPr>
-          <w:rFonts w:hint="eastAsia"/>
+          <w:rFonts w:hint="eastAsia" w:eastAsia="黑体"/>
         </w:rPr>
         <w:t xml:space="preserve">、门极接触发；</w:t>
       </w:r>
@@ -488,15 +531,21 @@
         </m:sSub>
       </m:oMath>
       <w:r>
+        <w:rPr>
+          <w:rFonts w:eastAsia="黑体"/>
+        </w:rPr>
         <w:t xml:space="preserve"> </w:t>
       </w:r>
       <w:r>
         <w:rPr>
-          <w:rFonts w:hint="eastAsia"/>
+          <w:rFonts w:hint="eastAsia" w:eastAsia="黑体"/>
         </w:rPr>
         <w:t xml:space="preserve">阳极接</w:t>
       </w:r>
       <w:r>
+        <w:rPr>
+          <w:rFonts w:eastAsia="黑体"/>
+        </w:rPr>
         <w:t xml:space="preserve"> </w:t>
       </w:r>
       <m:oMath>
@@ -509,11 +558,14 @@
       </m:oMath>
       <w:r>
         <w:rPr>
-          <w:rFonts w:hint="eastAsia"/>
+          <w:rFonts w:hint="eastAsia" w:eastAsia="黑体"/>
         </w:rPr>
         <w:t xml:space="preserve">、阴极接</w:t>
       </w:r>
       <w:r>
+        <w:rPr>
+          <w:rFonts w:eastAsia="黑体"/>
+        </w:rPr>
         <w:t xml:space="preserve"> </w:t>
       </w:r>
       <m:oMath>
@@ -523,7 +575,7 @@
       </m:oMath>
       <w:r>
         <w:rPr>
-          <w:rFonts w:hint="eastAsia"/>
+          <w:rFonts w:hint="eastAsia" w:eastAsia="黑体"/>
         </w:rPr>
         <w:t xml:space="preserve">、门极接触发；</w:t>
       </w:r>
@@ -542,15 +594,21 @@
         </m:sSub>
       </m:oMath>
       <w:r>
+        <w:rPr>
+          <w:rFonts w:eastAsia="黑体"/>
+        </w:rPr>
         <w:t xml:space="preserve"> </w:t>
       </w:r>
       <w:r>
         <w:rPr>
-          <w:rFonts w:hint="eastAsia"/>
+          <w:rFonts w:hint="eastAsia" w:eastAsia="黑体"/>
         </w:rPr>
         <w:t xml:space="preserve">阳极接</w:t>
       </w:r>
       <w:r>
+        <w:rPr>
+          <w:rFonts w:eastAsia="黑体"/>
+        </w:rPr>
         <w:t xml:space="preserve"> </w:t>
       </w:r>
       <m:oMath>
@@ -560,11 +618,14 @@
       </m:oMath>
       <w:r>
         <w:rPr>
-          <w:rFonts w:hint="eastAsia"/>
+          <w:rFonts w:hint="eastAsia" w:eastAsia="黑体"/>
         </w:rPr>
         <w:t xml:space="preserve">、阴极接</w:t>
       </w:r>
       <w:r>
+        <w:rPr>
+          <w:rFonts w:eastAsia="黑体"/>
+        </w:rPr>
         <w:t xml:space="preserve"> </w:t>
       </w:r>
       <m:oMath>
@@ -577,7 +638,7 @@
       </m:oMath>
       <w:r>
         <w:rPr>
-          <w:rFonts w:hint="eastAsia"/>
+          <w:rFonts w:hint="eastAsia" w:eastAsia="黑体"/>
         </w:rPr>
         <w:t xml:space="preserve">、门极接触发；</w:t>
       </w:r>
@@ -596,15 +657,21 @@
         </m:sSub>
       </m:oMath>
       <w:r>
+        <w:rPr>
+          <w:rFonts w:eastAsia="黑体"/>
+        </w:rPr>
         <w:t xml:space="preserve"> </w:t>
       </w:r>
       <w:r>
         <w:rPr>
-          <w:rFonts w:hint="eastAsia"/>
+          <w:rFonts w:hint="eastAsia" w:eastAsia="黑体"/>
         </w:rPr>
         <w:t xml:space="preserve">阳极接</w:t>
       </w:r>
       <w:r>
+        <w:rPr>
+          <w:rFonts w:eastAsia="黑体"/>
+        </w:rPr>
         <w:t xml:space="preserve"> </w:t>
       </w:r>
       <m:oMath>
@@ -617,11 +684,14 @@
       </m:oMath>
       <w:r>
         <w:rPr>
-          <w:rFonts w:hint="eastAsia"/>
+          <w:rFonts w:hint="eastAsia" w:eastAsia="黑体"/>
         </w:rPr>
         <w:t xml:space="preserve">、阴极接</w:t>
       </w:r>
       <w:r>
+        <w:rPr>
+          <w:rFonts w:eastAsia="黑体"/>
+        </w:rPr>
         <w:t xml:space="preserve"> </w:t>
       </w:r>
       <m:oMath>
@@ -631,7 +701,7 @@
       </m:oMath>
       <w:r>
         <w:rPr>
-          <w:rFonts w:hint="eastAsia"/>
+          <w:rFonts w:hint="eastAsia" w:eastAsia="黑体"/>
         </w:rPr>
         <w:t xml:space="preserve">、门极接触发；</w:t>
       </w:r>
@@ -668,15 +738,21 @@
         </m:sSub>
       </m:oMath>
       <w:r>
+        <w:rPr>
+          <w:rFonts w:eastAsia="黑体"/>
+        </w:rPr>
         <w:t xml:space="preserve"> </w:t>
       </w:r>
       <w:r>
         <w:rPr>
-          <w:rFonts w:hint="eastAsia"/>
+          <w:rFonts w:hint="eastAsia" w:eastAsia="黑体"/>
         </w:rPr>
         <w:t xml:space="preserve">与</w:t>
       </w:r>
       <w:r>
+        <w:rPr>
+          <w:rFonts w:eastAsia="黑体"/>
+        </w:rPr>
         <w:t xml:space="preserve"> </w:t>
       </w:r>
       <m:oMath>
@@ -712,15 +788,21 @@
         </m:sSub>
       </m:oMath>
       <w:r>
+        <w:rPr>
+          <w:rFonts w:eastAsia="黑体"/>
+        </w:rPr>
         <w:t xml:space="preserve"> </w:t>
       </w:r>
       <w:r>
         <w:rPr>
-          <w:rFonts w:hint="eastAsia"/>
+          <w:rFonts w:hint="eastAsia" w:eastAsia="黑体"/>
         </w:rPr>
         <w:t xml:space="preserve">两对对角成对导通；平波电抗器串于</w:t>
       </w:r>
       <w:r>
+        <w:rPr>
+          <w:rFonts w:eastAsia="黑体"/>
+        </w:rPr>
         <w:t xml:space="preserve"> </w:t>
       </w:r>
       <m:oMath>
@@ -732,11 +814,14 @@
         </m:r>
       </m:oMath>
       <w:r>
+        <w:rPr>
+          <w:rFonts w:eastAsia="黑体"/>
+        </w:rPr>
         <w:t xml:space="preserve"> </w:t>
       </w:r>
       <w:r>
         <w:rPr>
-          <w:rFonts w:hint="eastAsia"/>
+          <w:rFonts w:hint="eastAsia" w:eastAsia="黑体"/>
         </w:rPr>
         <w:t xml:space="preserve">与负载之间，滤波电容并联。触发电路检测交流过零点并输出相对过零点移相的触发脉冲。</w:t>
       </w:r>
@@ -745,20 +830,26 @@
       <w:pPr/>
       <w:r>
         <w:rPr>
-          <w:rFonts w:hint="eastAsia"/>
+          <w:rFonts w:hint="eastAsia" w:eastAsia="黑体"/>
         </w:rPr>
         <w:t xml:space="preserve">由此构成”四只晶闸管相控整流桥</w:t>
       </w:r>
       <w:r>
+        <w:rPr>
+          <w:rFonts w:eastAsia="黑体"/>
+        </w:rPr>
         <w:t xml:space="preserve"> + </w:t>
       </w:r>
       <w:r>
         <w:rPr>
-          <w:rFonts w:hint="eastAsia"/>
+          <w:rFonts w:hint="eastAsia" w:eastAsia="黑体"/>
         </w:rPr>
         <w:t xml:space="preserve">移相触发”的晶闸管相控整流组态，通过改变触发脉冲相对交流过零点的相位（延迟角</w:t>
       </w:r>
       <w:r>
+        <w:rPr>
+          <w:rFonts w:eastAsia="黑体"/>
+        </w:rPr>
         <w:t xml:space="preserve"> </w:t>
       </w:r>
       <m:oMath>
@@ -768,7 +859,7 @@
       </m:oMath>
       <w:r>
         <w:rPr>
-          <w:rFonts w:hint="eastAsia"/>
+          <w:rFonts w:hint="eastAsia" w:eastAsia="黑体"/>
         </w:rPr>
         <w:t xml:space="preserve">）控制晶闸管导通时刻，从而连续调节输出直流电压，是交-直变换中最经典的可控整流方式。</w:t>
       </w:r>
@@ -781,7 +872,7 @@
       </w:pPr>
       <w:r>
         <w:rPr>
-          <w:rFonts w:hint="eastAsia"/>
+          <w:rFonts w:hint="eastAsia" w:eastAsia="黑体"/>
         </w:rPr>
         <w:t xml:space="preserve">工作原理</w:t>
       </w:r>
@@ -792,16 +883,19 @@
       </w:pPr>
       <w:r>
         <w:rPr>
-          <w:rFonts w:hint="eastAsia"/>
+          <w:rFonts w:hint="eastAsia" w:eastAsia="黑体"/>
         </w:rPr>
         <w:t xml:space="preserve">晶闸管阳极承受正向电压时处于正向阻断状态，只有当门极在某一相位收到触发脉冲才变为导通；导通后电流保持，直到交流过零、电流降到维持电流以下才关断。触发角</w:t>
       </w:r>
       <w:r>
+        <w:rPr>
+          <w:rFonts w:eastAsia="黑体"/>
+        </w:rPr>
         <w:t xml:space="preserve"> α </w:t>
       </w:r>
       <w:r>
         <w:rPr>
-          <w:rFonts w:hint="eastAsia"/>
+          <w:rFonts w:hint="eastAsia" w:eastAsia="黑体"/>
         </w:rPr>
         <w:t xml:space="preserve">越大，晶闸管在一个半波内导通越晚，输出的平均直流电压越低。</w:t>
       </w:r>
@@ -814,7 +908,7 @@
       </w:pPr>
       <w:r>
         <w:rPr>
-          <w:rFonts w:hint="eastAsia"/>
+          <w:rFonts w:hint="eastAsia" w:eastAsia="黑体"/>
         </w:rPr>
         <w:t xml:space="preserve">关键计算公式</w:t>
       </w:r>
@@ -828,7 +922,7 @@
       </w:pPr>
       <w:r>
         <w:rPr>
-          <w:rFonts w:hint="eastAsia"/>
+          <w:rFonts w:hint="eastAsia" w:eastAsia="黑体"/>
         </w:rPr>
         <w:t xml:space="preserve">单相半波相控整流平均电压（电阻负载）：</w:t>
       </w:r>
@@ -930,7 +1024,7 @@
       </w:pPr>
       <w:r>
         <w:rPr>
-          <w:rFonts w:hint="eastAsia"/>
+          <w:rFonts w:hint="eastAsia" w:eastAsia="黑体"/>
         </w:rPr>
         <w:t xml:space="preserve">单相全控桥平均电压（大电感负载、电流连续）：</w:t>
       </w:r>
@@ -1011,7 +1105,7 @@
       </w:pPr>
       <w:r>
         <w:rPr>
-          <w:rFonts w:hint="eastAsia"/>
+          <w:rFonts w:hint="eastAsia" w:eastAsia="黑体"/>
         </w:rPr>
         <w:t xml:space="preserve">三相全控桥平均电压：</w:t>
       </w:r>
@@ -1106,7 +1200,7 @@
       </w:pPr>
       <w:r>
         <w:rPr>
-          <w:rFonts w:hint="eastAsia"/>
+          <w:rFonts w:hint="eastAsia" w:eastAsia="黑体"/>
         </w:rPr>
         <w:t xml:space="preserve">输出电流平均值：</w:t>
       </w:r>
@@ -1175,7 +1269,7 @@
       </w:pPr>
       <w:r>
         <w:rPr>
-          <w:rFonts w:hint="eastAsia"/>
+          <w:rFonts w:hint="eastAsia" w:eastAsia="黑体"/>
         </w:rPr>
         <w:t xml:space="preserve">触发角范围（电阻负载）：</w:t>
       </w:r>
@@ -1245,7 +1339,7 @@
             </w:pPr>
             <w:r>
               <w:rPr>
-                <w:rFonts w:hint="eastAsia"/>
+                <w:rFonts w:hint="eastAsia" w:eastAsia="黑体"/>
               </w:rPr>
               <w:t xml:space="preserve">符号</w:t>
             </w:r>
@@ -1259,7 +1353,7 @@
             </w:pPr>
             <w:r>
               <w:rPr>
-                <w:rFonts w:hint="eastAsia"/>
+                <w:rFonts w:hint="eastAsia" w:eastAsia="黑体"/>
               </w:rPr>
               <w:t xml:space="preserve">含义</w:t>
             </w:r>
@@ -1273,7 +1367,7 @@
             </w:pPr>
             <w:r>
               <w:rPr>
-                <w:rFonts w:hint="eastAsia"/>
+                <w:rFonts w:hint="eastAsia" w:eastAsia="黑体"/>
               </w:rPr>
               <w:t xml:space="preserve">单位</w:t>
             </w:r>
@@ -1302,6 +1396,9 @@
               </m:sSub>
             </m:oMath>
             <w:r>
+              <w:rPr>
+                <w:rFonts w:eastAsia="黑体"/>
+              </w:rPr>
               <w:t xml:space="preserve">​</w:t>
             </w:r>
           </w:p>
@@ -1314,7 +1411,7 @@
             </w:pPr>
             <w:r>
               <w:rPr>
-                <w:rFonts w:hint="eastAsia"/>
+                <w:rFonts w:hint="eastAsia" w:eastAsia="黑体"/>
               </w:rPr>
               <w:t xml:space="preserve">输出平均电压</w:t>
             </w:r>
@@ -1327,6 +1424,9 @@
               <w:pStyle w:val="Compact"/>
             </w:pPr>
             <w:r>
+              <w:rPr>
+                <w:rFonts w:eastAsia="黑体"/>
+              </w:rPr>
               <w:t xml:space="preserve">V</w:t>
             </w:r>
           </w:p>
@@ -1354,6 +1454,9 @@
               </m:sSub>
             </m:oMath>
             <w:r>
+              <w:rPr>
+                <w:rFonts w:eastAsia="黑体"/>
+              </w:rPr>
               <w:t xml:space="preserve">​</w:t>
             </w:r>
           </w:p>
@@ -1366,7 +1469,7 @@
             </w:pPr>
             <w:r>
               <w:rPr>
-                <w:rFonts w:hint="eastAsia"/>
+                <w:rFonts w:hint="eastAsia" w:eastAsia="黑体"/>
               </w:rPr>
               <w:t xml:space="preserve">相电压峰值</w:t>
             </w:r>
@@ -1379,6 +1482,9 @@
               <w:pStyle w:val="Compact"/>
             </w:pPr>
             <w:r>
+              <w:rPr>
+                <w:rFonts w:eastAsia="黑体"/>
+              </w:rPr>
               <w:t xml:space="preserve">V</w:t>
             </w:r>
           </w:p>
@@ -1409,6 +1515,9 @@
               </m:sSub>
             </m:oMath>
             <w:r>
+              <w:rPr>
+                <w:rFonts w:eastAsia="黑体"/>
+              </w:rPr>
               <w:t xml:space="preserve">​</w:t>
             </w:r>
           </w:p>
@@ -1421,7 +1530,7 @@
             </w:pPr>
             <w:r>
               <w:rPr>
-                <w:rFonts w:hint="eastAsia"/>
+                <w:rFonts w:hint="eastAsia" w:eastAsia="黑体"/>
               </w:rPr>
               <w:t xml:space="preserve">线电压有效值</w:t>
             </w:r>
@@ -1434,6 +1543,9 @@
               <w:pStyle w:val="Compact"/>
             </w:pPr>
             <w:r>
+              <w:rPr>
+                <w:rFonts w:eastAsia="黑体"/>
+              </w:rPr>
               <w:t xml:space="preserve">V</w:t>
             </w:r>
           </w:p>
@@ -1452,6 +1564,9 @@
               </m:r>
             </m:oMath>
             <w:r>
+              <w:rPr>
+                <w:rFonts w:eastAsia="黑体"/>
+              </w:rPr>
               <w:t xml:space="preserve">​</w:t>
             </w:r>
           </w:p>
@@ -1464,7 +1579,7 @@
             </w:pPr>
             <w:r>
               <w:rPr>
-                <w:rFonts w:hint="eastAsia"/>
+                <w:rFonts w:hint="eastAsia" w:eastAsia="黑体"/>
               </w:rPr>
               <w:t xml:space="preserve">触发延迟角</w:t>
             </w:r>
@@ -1477,6 +1592,9 @@
               <w:pStyle w:val="Compact"/>
             </w:pPr>
             <w:r>
+              <w:rPr>
+                <w:rFonts w:eastAsia="黑体"/>
+              </w:rPr>
               <w:t xml:space="preserve">rad</w:t>
             </w:r>
           </w:p>
@@ -1504,6 +1622,9 @@
               </m:sSub>
             </m:oMath>
             <w:r>
+              <w:rPr>
+                <w:rFonts w:eastAsia="黑体"/>
+              </w:rPr>
               <w:t xml:space="preserve">​</w:t>
             </w:r>
           </w:p>
@@ -1516,7 +1637,7 @@
             </w:pPr>
             <w:r>
               <w:rPr>
-                <w:rFonts w:hint="eastAsia"/>
+                <w:rFonts w:hint="eastAsia" w:eastAsia="黑体"/>
               </w:rPr>
               <w:t xml:space="preserve">输出平均电流</w:t>
             </w:r>
@@ -1529,6 +1650,9 @@
               <w:pStyle w:val="Compact"/>
             </w:pPr>
             <w:r>
+              <w:rPr>
+                <w:rFonts w:eastAsia="黑体"/>
+              </w:rPr>
               <w:t xml:space="preserve">A</w:t>
             </w:r>
           </w:p>
@@ -1547,6 +1671,9 @@
               </m:r>
             </m:oMath>
             <w:r>
+              <w:rPr>
+                <w:rFonts w:eastAsia="黑体"/>
+              </w:rPr>
               <w:t xml:space="preserve">​</w:t>
             </w:r>
           </w:p>
@@ -1559,7 +1686,7 @@
             </w:pPr>
             <w:r>
               <w:rPr>
-                <w:rFonts w:hint="eastAsia"/>
+                <w:rFonts w:hint="eastAsia" w:eastAsia="黑体"/>
               </w:rPr>
               <w:t xml:space="preserve">负载电阻</w:t>
             </w:r>
@@ -1572,6 +1699,9 @@
               <w:pStyle w:val="Compact"/>
             </w:pPr>
             <w:r>
+              <w:rPr>
+                <w:rFonts w:eastAsia="黑体"/>
+              </w:rPr>
               <w:t xml:space="preserve">Ω</w:t>
             </w:r>
           </w:p>
@@ -1586,7 +1716,7 @@
       </w:pPr>
       <w:r>
         <w:rPr>
-          <w:rFonts w:hint="eastAsia"/>
+          <w:rFonts w:hint="eastAsia" w:eastAsia="黑体"/>
         </w:rPr>
         <w:t xml:space="preserve">元件调整影响</w:t>
       </w:r>
@@ -1601,7 +1731,7 @@
       </w:pPr>
       <w:r>
         <w:rPr>
-          <w:rFonts w:hint="eastAsia"/>
+          <w:rFonts w:hint="eastAsia" w:eastAsia="黑体"/>
           <w:b/>
           <w:bCs/>
         </w:rPr>
@@ -1609,6 +1739,7 @@
       </w:r>
       <w:r>
         <w:rPr>
+          <w:rFonts w:eastAsia="黑体"/>
           <w:b/>
           <w:bCs/>
         </w:rPr>
@@ -1616,21 +1747,27 @@
       </w:r>
       <w:r>
         <w:rPr>
-          <w:rFonts w:hint="eastAsia"/>
+          <w:rFonts w:hint="eastAsia" w:eastAsia="黑体"/>
           <w:b/>
           <w:bCs/>
         </w:rPr>
         <w:t xml:space="preserve">增大</w:t>
       </w:r>
       <w:r>
+        <w:rPr>
+          <w:rFonts w:eastAsia="黑体"/>
+        </w:rPr>
         <w:t xml:space="preserve"> </w:t>
       </w:r>
       <w:r>
+        <w:rPr>
+          <w:rFonts w:eastAsia="黑体"/>
+        </w:rPr>
         <w:t xml:space="preserve">→ </w:t>
       </w:r>
       <w:r>
         <w:rPr>
-          <w:rFonts w:hint="eastAsia"/>
+          <w:rFonts w:hint="eastAsia" w:eastAsia="黑体"/>
         </w:rPr>
         <w:t xml:space="preserve">输出平均电压下降，功率因数降低、输入电流谐波增大。</w:t>
       </w:r>
@@ -1645,6 +1782,7 @@
       </w:pPr>
       <w:r>
         <w:rPr>
+          <w:rFonts w:eastAsia="黑体"/>
           <w:b/>
           <w:bCs/>
         </w:rPr>
@@ -1652,21 +1790,27 @@
       </w:r>
       <w:r>
         <w:rPr>
-          <w:rFonts w:hint="eastAsia"/>
+          <w:rFonts w:hint="eastAsia" w:eastAsia="黑体"/>
           <w:b/>
           <w:bCs/>
         </w:rPr>
         <w:t xml:space="preserve">减小</w:t>
       </w:r>
       <w:r>
+        <w:rPr>
+          <w:rFonts w:eastAsia="黑体"/>
+        </w:rPr>
         <w:t xml:space="preserve"> </w:t>
       </w:r>
       <w:r>
+        <w:rPr>
+          <w:rFonts w:eastAsia="黑体"/>
+        </w:rPr>
         <w:t xml:space="preserve">→ </w:t>
       </w:r>
       <w:r>
         <w:rPr>
-          <w:rFonts w:hint="eastAsia"/>
+          <w:rFonts w:hint="eastAsia" w:eastAsia="黑体"/>
         </w:rPr>
         <w:t xml:space="preserve">输出电压升高，越接近不可控整流的满输出。</w:t>
       </w:r>
@@ -1681,21 +1825,27 @@
       </w:pPr>
       <w:r>
         <w:rPr>
-          <w:rFonts w:hint="eastAsia"/>
+          <w:rFonts w:hint="eastAsia" w:eastAsia="黑体"/>
           <w:b/>
           <w:bCs/>
         </w:rPr>
         <w:t xml:space="preserve">三相相比单相</w:t>
       </w:r>
       <w:r>
+        <w:rPr>
+          <w:rFonts w:eastAsia="黑体"/>
+        </w:rPr>
         <w:t xml:space="preserve"> </w:t>
       </w:r>
       <w:r>
+        <w:rPr>
+          <w:rFonts w:eastAsia="黑体"/>
+        </w:rPr>
         <w:t xml:space="preserve">→ </w:t>
       </w:r>
       <w:r>
         <w:rPr>
-          <w:rFonts w:hint="eastAsia"/>
+          <w:rFonts w:hint="eastAsia" w:eastAsia="黑体"/>
         </w:rPr>
         <w:t xml:space="preserve">纹波更小、功率容量更大、电压更平稳。</w:t>
       </w:r>
@@ -1710,25 +1860,34 @@
       </w:pPr>
       <w:r>
         <w:rPr>
-          <w:rFonts w:hint="eastAsia"/>
+          <w:rFonts w:hint="eastAsia" w:eastAsia="黑体"/>
           <w:b/>
           <w:bCs/>
         </w:rPr>
         <w:t xml:space="preserve">感性负载换流重叠角增大</w:t>
       </w:r>
       <w:r>
+        <w:rPr>
+          <w:rFonts w:eastAsia="黑体"/>
+        </w:rPr>
         <w:t xml:space="preserve"> </w:t>
       </w:r>
       <w:r>
+        <w:rPr>
+          <w:rFonts w:eastAsia="黑体"/>
+        </w:rPr>
         <w:t xml:space="preserve">→ </w:t>
       </w:r>
       <w:r>
         <w:rPr>
-          <w:rFonts w:hint="eastAsia"/>
+          <w:rFonts w:hint="eastAsia" w:eastAsia="黑体"/>
         </w:rPr>
         <w:t xml:space="preserve">有效输出电压降低，需相应补偿</w:t>
       </w:r>
       <w:r>
+        <w:rPr>
+          <w:rFonts w:eastAsia="黑体"/>
+        </w:rPr>
         <w:t xml:space="preserve"> α。</w:t>
       </w:r>
     </w:p>
@@ -1742,21 +1901,27 @@
       </w:pPr>
       <w:r>
         <w:rPr>
-          <w:rFonts w:hint="eastAsia"/>
+          <w:rFonts w:hint="eastAsia" w:eastAsia="黑体"/>
           <w:b/>
           <w:bCs/>
         </w:rPr>
         <w:t xml:space="preserve">触发同步失准</w:t>
       </w:r>
       <w:r>
+        <w:rPr>
+          <w:rFonts w:eastAsia="黑体"/>
+        </w:rPr>
         <w:t xml:space="preserve"> </w:t>
       </w:r>
       <w:r>
+        <w:rPr>
+          <w:rFonts w:eastAsia="黑体"/>
+        </w:rPr>
         <w:t xml:space="preserve">→ </w:t>
       </w:r>
       <w:r>
         <w:rPr>
-          <w:rFonts w:hint="eastAsia"/>
+          <w:rFonts w:hint="eastAsia" w:eastAsia="黑体"/>
         </w:rPr>
         <w:t xml:space="preserve">输出脉动不稳、可能缺相或整流失败。</w:t>
       </w:r>
@@ -1769,7 +1934,7 @@
       </w:pPr>
       <w:r>
         <w:rPr>
-          <w:rFonts w:hint="eastAsia"/>
+          <w:rFonts w:hint="eastAsia" w:eastAsia="黑体"/>
         </w:rPr>
         <w:t xml:space="preserve">典型参数示例</w:t>
       </w:r>
@@ -1784,7 +1949,7 @@
       </w:pPr>
       <w:r>
         <w:rPr>
-          <w:rFonts w:hint="eastAsia"/>
+          <w:rFonts w:hint="eastAsia" w:eastAsia="黑体"/>
         </w:rPr>
         <w:t xml:space="preserve">单相全控桥，</w:t>
       </w:r>
@@ -1823,7 +1988,7 @@
       </m:oMath>
       <w:r>
         <w:rPr>
-          <w:rFonts w:hint="eastAsia"/>
+          <w:rFonts w:hint="eastAsia" w:eastAsia="黑体"/>
         </w:rPr>
         <w:t xml:space="preserve">（</w:t>
       </w:r>
@@ -1857,11 +2022,14 @@
         </m:r>
       </m:oMath>
       <w:r>
+        <w:rPr>
+          <w:rFonts w:eastAsia="黑体"/>
+        </w:rPr>
         <w:t xml:space="preserve"> </w:t>
       </w:r>
       <w:r>
         <w:rPr>
-          <w:rFonts w:hint="eastAsia"/>
+          <w:rFonts w:hint="eastAsia" w:eastAsia="黑体"/>
         </w:rPr>
         <w:t xml:space="preserve">V）、</w:t>
       </w:r>
@@ -1887,7 +2055,7 @@
       </m:oMath>
       <w:r>
         <w:rPr>
-          <w:rFonts w:hint="eastAsia"/>
+          <w:rFonts w:hint="eastAsia" w:eastAsia="黑体"/>
         </w:rPr>
         <w:t xml:space="preserve">：</w:t>
       </w:r>
@@ -2000,6 +2168,9 @@
         </m:r>
       </m:oMath>
       <w:r>
+        <w:rPr>
+          <w:rFonts w:eastAsia="黑体"/>
+        </w:rPr>
         <w:t xml:space="preserve">。</w:t>
       </w:r>
     </w:p>
@@ -2013,7 +2184,7 @@
       </w:pPr>
       <w:r>
         <w:rPr>
-          <w:rFonts w:hint="eastAsia"/>
+          <w:rFonts w:hint="eastAsia" w:eastAsia="黑体"/>
         </w:rPr>
         <w:t xml:space="preserve">三相全控桥，</w:t>
       </w:r>
@@ -2054,6 +2225,9 @@
         </m:r>
       </m:oMath>
       <w:r>
+        <w:rPr>
+          <w:rFonts w:eastAsia="黑体"/>
+        </w:rPr>
         <w:t xml:space="preserve">、</w:t>
       </w:r>
       <m:oMath>
@@ -2072,7 +2246,7 @@
       </m:oMath>
       <w:r>
         <w:rPr>
-          <w:rFonts w:hint="eastAsia"/>
+          <w:rFonts w:hint="eastAsia" w:eastAsia="黑体"/>
         </w:rPr>
         <w:t xml:space="preserve">：</w:t>
       </w:r>
@@ -2129,7 +2303,7 @@
       </m:oMath>
       <w:r>
         <w:rPr>
-          <w:rFonts w:hint="eastAsia"/>
+          <w:rFonts w:hint="eastAsia" w:eastAsia="黑体"/>
         </w:rPr>
         <w:t xml:space="preserve">；</w:t>
       </w:r>
@@ -2155,7 +2329,7 @@
       </m:oMath>
       <w:r>
         <w:rPr>
-          <w:rFonts w:hint="eastAsia"/>
+          <w:rFonts w:hint="eastAsia" w:eastAsia="黑体"/>
         </w:rPr>
         <w:t xml:space="preserve">：</w:t>
       </w:r>
@@ -2220,6 +2394,9 @@
         </m:r>
       </m:oMath>
       <w:r>
+        <w:rPr>
+          <w:rFonts w:eastAsia="黑体"/>
+        </w:rPr>
         <w:t xml:space="preserve">。</w:t>
       </w:r>
     </w:p>
@@ -2231,7 +2408,7 @@
       </w:pPr>
       <w:r>
         <w:rPr>
-          <w:rFonts w:hint="eastAsia"/>
+          <w:rFonts w:hint="eastAsia" w:eastAsia="黑体"/>
         </w:rPr>
         <w:t xml:space="preserve">常见器件型号</w:t>
       </w:r>
@@ -2246,25 +2423,31 @@
       </w:pPr>
       <w:r>
         <w:rPr>
-          <w:rFonts w:hint="eastAsia"/>
+          <w:rFonts w:hint="eastAsia" w:eastAsia="黑体"/>
         </w:rPr>
         <w:t xml:space="preserve">晶闸管：BT151、TYN</w:t>
       </w:r>
       <w:r>
+        <w:rPr>
+          <w:rFonts w:eastAsia="黑体"/>
+        </w:rPr>
         <w:t xml:space="preserve"> </w:t>
       </w:r>
       <w:r>
         <w:rPr>
-          <w:rFonts w:hint="eastAsia"/>
+          <w:rFonts w:hint="eastAsia" w:eastAsia="黑体"/>
         </w:rPr>
         <w:t xml:space="preserve">系列（ST）、TIC</w:t>
       </w:r>
       <w:r>
+        <w:rPr>
+          <w:rFonts w:eastAsia="黑体"/>
+        </w:rPr>
         <w:t xml:space="preserve"> </w:t>
       </w:r>
       <w:r>
         <w:rPr>
-          <w:rFonts w:hint="eastAsia"/>
+          <w:rFonts w:hint="eastAsia" w:eastAsia="黑体"/>
         </w:rPr>
         <w:t xml:space="preserve">系列。</w:t>
       </w:r>
@@ -2279,25 +2462,31 @@
       </w:pPr>
       <w:r>
         <w:rPr>
-          <w:rFonts w:hint="eastAsia"/>
+          <w:rFonts w:hint="eastAsia" w:eastAsia="黑体"/>
         </w:rPr>
         <w:t xml:space="preserve">单相</w:t>
       </w:r>
       <w:r>
+        <w:rPr>
+          <w:rFonts w:eastAsia="黑体"/>
+        </w:rPr>
         <w:t xml:space="preserve"> / </w:t>
       </w:r>
       <w:r>
         <w:rPr>
-          <w:rFonts w:hint="eastAsia"/>
+          <w:rFonts w:hint="eastAsia" w:eastAsia="黑体"/>
         </w:rPr>
         <w:t xml:space="preserve">三相全控桥模块：MTC、MFC</w:t>
       </w:r>
       <w:r>
+        <w:rPr>
+          <w:rFonts w:eastAsia="黑体"/>
+        </w:rPr>
         <w:t xml:space="preserve"> </w:t>
       </w:r>
       <w:r>
         <w:rPr>
-          <w:rFonts w:hint="eastAsia"/>
+          <w:rFonts w:hint="eastAsia" w:eastAsia="黑体"/>
         </w:rPr>
         <w:t xml:space="preserve">系列可控硅模块。</w:t>
       </w:r>
@@ -2312,16 +2501,19 @@
       </w:pPr>
       <w:r>
         <w:rPr>
-          <w:rFonts w:hint="eastAsia"/>
+          <w:rFonts w:hint="eastAsia" w:eastAsia="黑体"/>
         </w:rPr>
         <w:t xml:space="preserve">移相控制</w:t>
       </w:r>
       <w:r>
+        <w:rPr>
+          <w:rFonts w:eastAsia="黑体"/>
+        </w:rPr>
         <w:t xml:space="preserve"> </w:t>
       </w:r>
       <w:r>
         <w:rPr>
-          <w:rFonts w:hint="eastAsia"/>
+          <w:rFonts w:hint="eastAsia" w:eastAsia="黑体"/>
         </w:rPr>
         <w:t xml:space="preserve">IC：TCA785（西门子移相触发芯片）。</w:t>
       </w:r>
@@ -2336,7 +2528,7 @@
       </w:pPr>
       <w:r>
         <w:rPr>
-          <w:rFonts w:hint="eastAsia"/>
+          <w:rFonts w:hint="eastAsia" w:eastAsia="黑体"/>
         </w:rPr>
         <w:t xml:space="preserve">常用：按需选型（大功率工业用大电流平板型可控硅）。</w:t>
       </w:r>
@@ -2349,7 +2541,7 @@
       </w:pPr>
       <w:r>
         <w:rPr>
-          <w:rFonts w:hint="eastAsia"/>
+          <w:rFonts w:hint="eastAsia" w:eastAsia="黑体"/>
         </w:rPr>
         <w:t xml:space="preserve">注意事项</w:t>
       </w:r>
@@ -2364,7 +2556,7 @@
       </w:pPr>
       <w:r>
         <w:rPr>
-          <w:rFonts w:hint="eastAsia"/>
+          <w:rFonts w:hint="eastAsia" w:eastAsia="黑体"/>
         </w:rPr>
         <w:t xml:space="preserve">相控整流的输入电流谐波较大、功率因数低，需按场合加滤波与功率因数校正。</w:t>
       </w:r>
@@ -2379,7 +2571,7 @@
       </w:pPr>
       <w:r>
         <w:rPr>
-          <w:rFonts w:hint="eastAsia"/>
+          <w:rFonts w:hint="eastAsia" w:eastAsia="黑体"/>
         </w:rPr>
         <w:t xml:space="preserve">触发电路要与主电路同步，并保证触发角可稳定调节。</w:t>
       </w:r>
@@ -2394,11 +2586,14 @@
       </w:pPr>
       <w:r>
         <w:rPr>
-          <w:rFonts w:hint="eastAsia"/>
+          <w:rFonts w:hint="eastAsia" w:eastAsia="黑体"/>
         </w:rPr>
         <w:t xml:space="preserve">感性负载换流重叠使</w:t>
       </w:r>
       <w:r>
+        <w:rPr>
+          <w:rFonts w:eastAsia="黑体"/>
+        </w:rPr>
         <w:t xml:space="preserve"> </w:t>
       </w:r>
       <m:oMath>
@@ -2416,11 +2611,14 @@
         </m:sSub>
       </m:oMath>
       <w:r>
+        <w:rPr>
+          <w:rFonts w:eastAsia="黑体"/>
+        </w:rPr>
         <w:t xml:space="preserve"> </w:t>
       </w:r>
       <w:r>
         <w:rPr>
-          <w:rFonts w:hint="eastAsia"/>
+          <w:rFonts w:hint="eastAsia" w:eastAsia="黑体"/>
         </w:rPr>
         <w:t xml:space="preserve">下降，且可能出现电流断续，需加平波电抗器。</w:t>
       </w:r>
@@ -2435,16 +2633,19 @@
       </w:pPr>
       <w:r>
         <w:rPr>
-          <w:rFonts w:hint="eastAsia"/>
+          <w:rFonts w:hint="eastAsia" w:eastAsia="黑体"/>
         </w:rPr>
         <w:t xml:space="preserve">大功率场合需考虑晶闸管热耗散与缓冲（RC</w:t>
       </w:r>
       <w:r>
+        <w:rPr>
+          <w:rFonts w:eastAsia="黑体"/>
+        </w:rPr>
         <w:t xml:space="preserve"> / </w:t>
       </w:r>
       <w:r>
         <w:rPr>
-          <w:rFonts w:hint="eastAsia"/>
+          <w:rFonts w:hint="eastAsia" w:eastAsia="黑体"/>
         </w:rPr>
         <w:t xml:space="preserve">阻容吸收）保护。</w:t>
       </w:r>
@@ -2457,7 +2658,7 @@
       </w:pPr>
       <w:r>
         <w:rPr>
-          <w:rFonts w:hint="eastAsia"/>
+          <w:rFonts w:hint="eastAsia" w:eastAsia="黑体"/>
         </w:rPr>
         <w:t xml:space="preserve">参考资料</w:t>
       </w:r>
@@ -2471,6 +2672,9 @@
         </w:numPr>
       </w:pPr>
       <w:r>
+        <w:rPr>
+          <w:rFonts w:eastAsia="黑体"/>
+        </w:rPr>
         <w:t xml:space="preserve">Wikipedia: Silicon controlled rectifier / Phase control。</w:t>
       </w:r>
     </w:p>
@@ -2484,7 +2688,7 @@
       </w:pPr>
       <w:r>
         <w:rPr>
-          <w:rFonts w:hint="eastAsia"/>
+          <w:rFonts w:hint="eastAsia" w:eastAsia="黑体"/>
         </w:rPr>
         <w:t xml:space="preserve">《电力电子技术》（王兆安、刘进军）。</w:t>
       </w:r>
@@ -2499,7 +2703,7 @@
       </w:pPr>
       <w:r>
         <w:rPr>
-          <w:rFonts w:hint="eastAsia"/>
+          <w:rFonts w:hint="eastAsia" w:eastAsia="黑体"/>
         </w:rPr>
         <w:t xml:space="preserve">《晶闸管变流技术》。</w:t>
       </w:r>
@@ -2513,11 +2717,11 @@
       </w:pPr>
       <w:r>
         <w:rPr>
-          <w:rFonts w:ascii="Times New Roman" w:hAnsi="Times New Roman"/>
+          <w:rFonts w:ascii="Times New Roman" w:hAnsi="Times New Roman" w:eastAsia="黑体"/>
           <w:color w:val="555555"/>
           <w:sz w:val="21"/>
         </w:rPr>
-        <w:t>材料收集者：杜文杰</w:t>
+        <w:t>材料收集者：杜文杰，WX手机：19519196569，QQ:3478827729</w:t>
       </w:r>
     </w:p>
     <w:sectPr>
@@ -2537,7 +2741,7 @@
 </file>
 
 <file path=word/footer1.xml><?xml version="1.0" encoding="utf-8"?>
-<w:ftr xmlns:m="http://schemas.openxmlformats.org/officeDocument/2006/math" xmlns:mc="http://schemas.openxmlformats.org/markup-compatibility/2006" xmlns:mo="http://schemas.microsoft.com/office/mac/office/2008/main" xmlns:mv="urn:schemas-microsoft-com:mac:vml" xmlns:o="urn:schemas-microsoft-com:office:office" xmlns:r="http://schemas.openxmlformats.org/officeDocument/2006/relationships" xmlns:v="urn:schemas-microsoft-com:vml" xmlns:w10="urn:schemas-microsoft-com:office:word" xmlns:w14="http://schemas.microsoft.com/office/word/2010/wordml" xmlns:w="http://schemas.openxmlformats.org/wordprocessingml/2006/main" xmlns:wne="http://schemas.microsoft.com/office/word/2006/wordml" xmlns:wp14="http://schemas.microsoft.com/office/word/2010/wordprocessingDrawing" xmlns:wp="http://schemas.openxmlformats.org/drawingml/2006/wordprocessingDrawing" xmlns:wpc="http://schemas.microsoft.com/office/word/2010/wordprocessingCanvas" xmlns:wpg="http://schemas.microsoft.com/office/word/2010/wordprocessingGroup" xmlns:wpi="http://schemas.microsoft.com/office/word/2010/wordprocessingInk" xmlns:wps="http://schemas.microsoft.com/office/word/2010/wordprocessingShape" mc:Ignorable="w14 wp14">
+<w:ftr xmlns:mc="http://schemas.openxmlformats.org/markup-compatibility/2006" xmlns:w="http://schemas.openxmlformats.org/wordprocessingml/2006/main" xmlns:m="http://schemas.openxmlformats.org/officeDocument/2006/math" xmlns:mo="http://schemas.microsoft.com/office/mac/office/2008/main" xmlns:mv="urn:schemas-microsoft-com:mac:vml" xmlns:o="urn:schemas-microsoft-com:office:office" xmlns:r="http://schemas.openxmlformats.org/officeDocument/2006/relationships" xmlns:v="urn:schemas-microsoft-com:vml" xmlns:w10="urn:schemas-microsoft-com:office:word" xmlns:w14="http://schemas.microsoft.com/office/word/2010/wordml" xmlns:wne="http://schemas.microsoft.com/office/word/2006/wordml" xmlns:wp14="http://schemas.microsoft.com/office/word/2010/wordprocessingDrawing" xmlns:wp="http://schemas.openxmlformats.org/drawingml/2006/wordprocessingDrawing" xmlns:wpc="http://schemas.microsoft.com/office/word/2010/wordprocessingCanvas" xmlns:wpg="http://schemas.microsoft.com/office/word/2010/wordprocessingGroup" xmlns:wpi="http://schemas.microsoft.com/office/word/2010/wordprocessingInk" xmlns:wps="http://schemas.microsoft.com/office/word/2010/wordprocessingShape" mc:Ignorable="w14 wp14">
   <w:p>
     <w:pPr>
       <w:pStyle w:val="Footer"/>
@@ -2545,12 +2749,14 @@
     </w:pPr>
     <w:r>
       <w:rPr>
+        <w:rFonts w:eastAsia="黑体"/>
         <w:sz w:val="18"/>
       </w:rPr>
       <w:t xml:space="preserve">第 </w:t>
     </w:r>
     <w:r>
       <w:rPr>
+        <w:rFonts w:eastAsia="黑体"/>
         <w:sz w:val="18"/>
       </w:rPr>
       <w:fldChar w:fldCharType="begin"/>
@@ -2559,6 +2765,7 @@
     </w:r>
     <w:r>
       <w:rPr>
+        <w:rFonts w:eastAsia="黑体"/>
         <w:sz w:val="18"/>
       </w:rPr>
       <w:t xml:space="preserve"> 页</w:t>
@@ -2572,6 +2779,9 @@
   <w:footnote w:type="continuationSeparator" w:id="0">
     <w:p>
       <w:r>
+        <w:rPr>
+          <w:rFonts w:eastAsia="黑体"/>
+        </w:rPr>
         <w:continuationSeparator/>
       </w:r>
     </w:p>
@@ -2579,6 +2789,9 @@
   <w:footnote w:type="separator" w:id="-1">
     <w:p>
       <w:r>
+        <w:rPr>
+          <w:rFonts w:eastAsia="黑体"/>
+        </w:rPr>
         <w:separator/>
       </w:r>
     </w:p>
@@ -2587,7 +2800,7 @@
 </file>
 
 <file path=word/header1.xml><?xml version="1.0" encoding="utf-8"?>
-<w:hdr xmlns:m="http://schemas.openxmlformats.org/officeDocument/2006/math" xmlns:mc="http://schemas.openxmlformats.org/markup-compatibility/2006" xmlns:mo="http://schemas.microsoft.com/office/mac/office/2008/main" xmlns:mv="urn:schemas-microsoft-com:mac:vml" xmlns:o="urn:schemas-microsoft-com:office:office" xmlns:r="http://schemas.openxmlformats.org/officeDocument/2006/relationships" xmlns:v="urn:schemas-microsoft-com:vml" xmlns:w10="urn:schemas-microsoft-com:office:word" xmlns:w14="http://schemas.microsoft.com/office/word/2010/wordml" xmlns:w="http://schemas.openxmlformats.org/wordprocessingml/2006/main" xmlns:wne="http://schemas.microsoft.com/office/word/2006/wordml" xmlns:wp14="http://schemas.microsoft.com/office/word/2010/wordprocessingDrawing" xmlns:wp="http://schemas.openxmlformats.org/drawingml/2006/wordprocessingDrawing" xmlns:wpc="http://schemas.microsoft.com/office/word/2010/wordprocessingCanvas" xmlns:wpg="http://schemas.microsoft.com/office/word/2010/wordprocessingGroup" xmlns:wpi="http://schemas.microsoft.com/office/word/2010/wordprocessingInk" xmlns:wps="http://schemas.microsoft.com/office/word/2010/wordprocessingShape" mc:Ignorable="w14 wp14">
+<w:hdr xmlns:mc="http://schemas.openxmlformats.org/markup-compatibility/2006" xmlns:w="http://schemas.openxmlformats.org/wordprocessingml/2006/main" xmlns:m="http://schemas.openxmlformats.org/officeDocument/2006/math" xmlns:mo="http://schemas.microsoft.com/office/mac/office/2008/main" xmlns:mv="urn:schemas-microsoft-com:mac:vml" xmlns:o="urn:schemas-microsoft-com:office:office" xmlns:r="http://schemas.openxmlformats.org/officeDocument/2006/relationships" xmlns:v="urn:schemas-microsoft-com:vml" xmlns:w10="urn:schemas-microsoft-com:office:word" xmlns:w14="http://schemas.microsoft.com/office/word/2010/wordml" xmlns:wne="http://schemas.microsoft.com/office/word/2006/wordml" xmlns:wp14="http://schemas.microsoft.com/office/word/2010/wordprocessingDrawing" xmlns:wp="http://schemas.openxmlformats.org/drawingml/2006/wordprocessingDrawing" xmlns:wpc="http://schemas.microsoft.com/office/word/2010/wordprocessingCanvas" xmlns:wpg="http://schemas.microsoft.com/office/word/2010/wordprocessingGroup" xmlns:wpi="http://schemas.microsoft.com/office/word/2010/wordprocessingInk" xmlns:wps="http://schemas.microsoft.com/office/word/2010/wordprocessingShape" mc:Ignorable="w14 wp14">
   <w:p>
     <w:pPr>
       <w:pStyle w:val="Header"/>
@@ -2595,7 +2808,7 @@
     </w:pPr>
     <w:r>
       <w:rPr>
-        <w:rFonts w:ascii="Times New Roman" w:hAnsi="Times New Roman"/>
+        <w:rFonts w:ascii="Times New Roman" w:hAnsi="Times New Roman" w:eastAsia="黑体"/>
         <w:sz w:val="18"/>
         <w:rFonts w:eastAsia="黑体"/>
         <w:rFonts w:eastAsia="黑体"/>
@@ -2607,7 +2820,7 @@
 </file>
 
 <file path=word/numbering.xml><?xml version="1.0" encoding="utf-8"?>
-<w:numbering xmlns:m="http://schemas.openxmlformats.org/officeDocument/2006/math" xmlns:mc="http://schemas.openxmlformats.org/markup-compatibility/2006" xmlns:mo="http://schemas.microsoft.com/office/mac/office/2008/main" xmlns:mv="urn:schemas-microsoft-com:mac:vml" xmlns:o="urn:schemas-microsoft-com:office:office" xmlns:r="http://schemas.openxmlformats.org/officeDocument/2006/relationships" xmlns:v="urn:schemas-microsoft-com:vml" xmlns:w="http://schemas.openxmlformats.org/wordprocessingml/2006/main" xmlns:w10="urn:schemas-microsoft-com:office:word" xmlns:w14="http://schemas.microsoft.com/office/word/2010/wordml" xmlns:wne="http://schemas.microsoft.com/office/word/2006/wordml" xmlns:wp="http://schemas.openxmlformats.org/drawingml/2006/wordprocessingDrawing" xmlns:wp14="http://schemas.microsoft.com/office/word/2010/wordprocessingDrawing" xmlns:wpc="http://schemas.microsoft.com/office/word/2010/wordprocessingCanvas" xmlns:wpg="http://schemas.microsoft.com/office/word/2010/wordprocessingGroup" xmlns:wpi="http://schemas.microsoft.com/office/word/2010/wordprocessingInk" xmlns:wps="http://schemas.microsoft.com/office/word/2010/wordprocessingShape" mc:Ignorable="w14 wp14">
+<w:numbering xmlns:mc="http://schemas.openxmlformats.org/markup-compatibility/2006" xmlns:w="http://schemas.openxmlformats.org/wordprocessingml/2006/main" xmlns:m="http://schemas.openxmlformats.org/officeDocument/2006/math" xmlns:mo="http://schemas.microsoft.com/office/mac/office/2008/main" xmlns:mv="urn:schemas-microsoft-com:mac:vml" xmlns:o="urn:schemas-microsoft-com:office:office" xmlns:r="http://schemas.openxmlformats.org/officeDocument/2006/relationships" xmlns:v="urn:schemas-microsoft-com:vml" xmlns:w10="urn:schemas-microsoft-com:office:word" xmlns:w14="http://schemas.microsoft.com/office/word/2010/wordml" xmlns:wne="http://schemas.microsoft.com/office/word/2006/wordml" xmlns:wp="http://schemas.openxmlformats.org/drawingml/2006/wordprocessingDrawing" xmlns:wp14="http://schemas.microsoft.com/office/word/2010/wordprocessingDrawing" xmlns:wpc="http://schemas.microsoft.com/office/word/2010/wordprocessingCanvas" xmlns:wpg="http://schemas.microsoft.com/office/word/2010/wordprocessingGroup" xmlns:wpi="http://schemas.microsoft.com/office/word/2010/wordprocessingInk" xmlns:wps="http://schemas.microsoft.com/office/word/2010/wordprocessingShape" mc:Ignorable="w14 wp14">
   <w:abstractNum w:abstractNumId="0">
     <w:nsid w:val="FFFFFF7C"/>
     <w:multiLevelType w:val="singleLevel"/>
@@ -2694,7 +2907,7 @@
         <w:ind w:hanging="360" w:left="1440"/>
       </w:pPr>
       <w:rPr>
-        <w:rFonts w:ascii="Symbol" w:hAnsi="Symbol" w:hint="default"/>
+        <w:rFonts w:ascii="Symbol" w:hAnsi="Symbol" w:hint="default" w:eastAsia="黑体"/>
       </w:rPr>
     </w:lvl>
   </w:abstractNum>
@@ -2715,7 +2928,7 @@
         <w:ind w:hanging="360" w:left="1080"/>
       </w:pPr>
       <w:rPr>
-        <w:rFonts w:ascii="Symbol" w:hAnsi="Symbol" w:hint="default"/>
+        <w:rFonts w:ascii="Symbol" w:hAnsi="Symbol" w:hint="default" w:eastAsia="黑体"/>
       </w:rPr>
     </w:lvl>
   </w:abstractNum>
@@ -2736,7 +2949,7 @@
         <w:ind w:hanging="360" w:left="720"/>
       </w:pPr>
       <w:rPr>
-        <w:rFonts w:ascii="Symbol" w:hAnsi="Symbol" w:hint="default"/>
+        <w:rFonts w:ascii="Symbol" w:hAnsi="Symbol" w:hint="default" w:eastAsia="黑体"/>
       </w:rPr>
     </w:lvl>
   </w:abstractNum>
@@ -2775,7 +2988,7 @@
         <w:ind w:hanging="360" w:left="360"/>
       </w:pPr>
       <w:rPr>
-        <w:rFonts w:ascii="Symbol" w:hAnsi="Symbol" w:hint="default"/>
+        <w:rFonts w:ascii="Symbol" w:hAnsi="Symbol" w:hint="default" w:eastAsia="黑体"/>
       </w:rPr>
     </w:lvl>
   </w:abstractNum>
@@ -2866,7 +3079,7 @@
         <w:ind w:left="720" w:hanging="360"/>
       </w:pPr>
       <w:rPr>
-        <w:rFonts w:ascii="Symbol" w:hAnsi="Symbol" w:cs="Symbol" w:hint="default"/>
+        <w:rFonts w:ascii="Symbol" w:hAnsi="Symbol" w:cs="Symbol" w:hint="default" w:eastAsia="黑体"/>
       </w:rPr>
     </w:lvl>
     <w:lvl w:ilvl="1">
@@ -2877,7 +3090,7 @@
         <w:ind w:left="1440" w:hanging="360"/>
       </w:pPr>
       <w:rPr>
-        <w:rFonts w:ascii="Courier New" w:hAnsi="Courier New" w:cs="Courier New" w:hint="default"/>
+        <w:rFonts w:ascii="Courier New" w:hAnsi="Courier New" w:cs="Courier New" w:hint="default" w:eastAsia="黑体"/>
       </w:rPr>
     </w:lvl>
     <w:lvl w:ilvl="2">
@@ -2888,7 +3101,7 @@
         <w:ind w:left="2160" w:hanging="360"/>
       </w:pPr>
       <w:rPr>
-        <w:rFonts w:ascii="Wingdings" w:hAnsi="Wingdings" w:cs="Wingdings" w:hint="default"/>
+        <w:rFonts w:ascii="Wingdings" w:hAnsi="Wingdings" w:cs="Wingdings" w:hint="default" w:eastAsia="黑体"/>
       </w:rPr>
     </w:lvl>
     <w:lvl w:ilvl="3">
@@ -2899,7 +3112,7 @@
         <w:ind w:left="2880" w:hanging="360"/>
       </w:pPr>
       <w:rPr>
-        <w:rFonts w:ascii="Symbol" w:hAnsi="Symbol" w:cs="Symbol" w:hint="default"/>
+        <w:rFonts w:ascii="Symbol" w:hAnsi="Symbol" w:cs="Symbol" w:hint="default" w:eastAsia="黑体"/>
       </w:rPr>
     </w:lvl>
     <w:lvl w:ilvl="4">
@@ -2910,7 +3123,7 @@
         <w:ind w:left="3600" w:hanging="360"/>
       </w:pPr>
       <w:rPr>
-        <w:rFonts w:ascii="Courier New" w:hAnsi="Courier New" w:cs="Courier New" w:hint="default"/>
+        <w:rFonts w:ascii="Courier New" w:hAnsi="Courier New" w:cs="Courier New" w:hint="default" w:eastAsia="黑体"/>
       </w:rPr>
     </w:lvl>
     <w:lvl w:ilvl="5">
@@ -2921,7 +3134,7 @@
         <w:ind w:left="4320" w:hanging="360"/>
       </w:pPr>
       <w:rPr>
-        <w:rFonts w:ascii="Wingdings" w:hAnsi="Wingdings" w:cs="Wingdings" w:hint="default"/>
+        <w:rFonts w:ascii="Wingdings" w:hAnsi="Wingdings" w:cs="Wingdings" w:hint="default" w:eastAsia="黑体"/>
       </w:rPr>
     </w:lvl>
     <w:lvl w:ilvl="6">
@@ -2932,7 +3145,7 @@
         <w:ind w:left="5040" w:hanging="360"/>
       </w:pPr>
       <w:rPr>
-        <w:rFonts w:ascii="Symbol" w:hAnsi="Symbol" w:cs="Symbol" w:hint="default"/>
+        <w:rFonts w:ascii="Symbol" w:hAnsi="Symbol" w:cs="Symbol" w:hint="default" w:eastAsia="黑体"/>
       </w:rPr>
     </w:lvl>
     <w:lvl w:ilvl="7">
@@ -2943,7 +3156,7 @@
         <w:ind w:left="5760" w:hanging="360"/>
       </w:pPr>
       <w:rPr>
-        <w:rFonts w:ascii="Courier New" w:hAnsi="Courier New" w:cs="Courier New" w:hint="default"/>
+        <w:rFonts w:ascii="Courier New" w:hAnsi="Courier New" w:cs="Courier New" w:hint="default" w:eastAsia="黑体"/>
       </w:rPr>
     </w:lvl>
     <w:lvl w:ilvl="8">
@@ -2954,7 +3167,7 @@
         <w:ind w:left="6480" w:hanging="360"/>
       </w:pPr>
       <w:rPr>
-        <w:rFonts w:ascii="Wingdings" w:hAnsi="Wingdings" w:cs="Wingdings" w:hint="default"/>
+        <w:rFonts w:ascii="Wingdings" w:hAnsi="Wingdings" w:cs="Wingdings" w:hint="default" w:eastAsia="黑体"/>
       </w:rPr>
     </w:lvl>
   </w:abstractNum>
@@ -3010,11 +3223,11 @@
 </file>
 
 <file path=word/styles.xml><?xml version="1.0" encoding="utf-8"?>
-<w:styles xmlns:mc="http://schemas.openxmlformats.org/markup-compatibility/2006" xmlns:r="http://schemas.openxmlformats.org/officeDocument/2006/relationships" xmlns:w="http://schemas.openxmlformats.org/wordprocessingml/2006/main" xmlns:w14="http://schemas.microsoft.com/office/word/2010/wordml" mc:Ignorable="w14">
+<w:styles xmlns:mc="http://schemas.openxmlformats.org/markup-compatibility/2006" xmlns:w="http://schemas.openxmlformats.org/wordprocessingml/2006/main" xmlns:r="http://schemas.openxmlformats.org/officeDocument/2006/relationships" xmlns:w14="http://schemas.microsoft.com/office/word/2010/wordml" mc:Ignorable="w14">
   <w:docDefaults>
     <w:rPrDefault>
       <w:rPr>
-        <w:rFonts w:asciiTheme="minorHAnsi" w:cstheme="minorBidi" w:eastAsiaTheme="minorEastAsia" w:hAnsiTheme="minorHAnsi"/>
+        <w:rFonts w:asciiTheme="minorHAnsi" w:cstheme="minorBidi" w:hAnsiTheme="minorHAnsi" w:eastAsia="黑体"/>
         <w:sz w:val="22"/>
         <w:szCs w:val="22"/>
         <w:lang w:bidi="ar-SA" w:eastAsia="en-US" w:val="en-US"/>
@@ -3236,7 +3449,7 @@
       <w:outlineLvl w:val="0"/>
     </w:pPr>
     <w:rPr>
-      <w:rFonts w:ascii="Times New Roman" w:asciiTheme="majorHAnsi" w:cstheme="majorBidi" w:eastAsia="黑体" w:eastAsiaTheme="majorEastAsia" w:hAnsi="Times New Roman" w:hAnsiTheme="majorHAnsi"/>
+      <w:rFonts w:ascii="Times New Roman" w:asciiTheme="majorHAnsi" w:cstheme="majorBidi" w:eastAsia="黑体" w:hAnsi="Times New Roman" w:hAnsiTheme="majorHAnsi"/>
       <w:b/>
       <w:bCs/>
       <w:color w:val="1F3864"/>
@@ -3260,7 +3473,7 @@
       <w:outlineLvl w:val="1"/>
     </w:pPr>
     <w:rPr>
-      <w:rFonts w:ascii="Times New Roman" w:asciiTheme="majorHAnsi" w:cstheme="majorBidi" w:eastAsia="黑体" w:eastAsiaTheme="majorEastAsia" w:hAnsi="Times New Roman" w:hAnsiTheme="majorHAnsi"/>
+      <w:rFonts w:ascii="Times New Roman" w:asciiTheme="majorHAnsi" w:cstheme="majorBidi" w:eastAsia="黑体" w:hAnsi="Times New Roman" w:hAnsiTheme="majorHAnsi"/>
       <w:b/>
       <w:bCs/>
       <w:color w:val="2E4E7E"/>
@@ -3284,7 +3497,7 @@
       <w:outlineLvl w:val="2"/>
     </w:pPr>
     <w:rPr>
-      <w:rFonts w:ascii="Times New Roman" w:asciiTheme="majorHAnsi" w:cstheme="majorBidi" w:eastAsia="黑体" w:eastAsiaTheme="majorEastAsia" w:hAnsi="Times New Roman" w:hAnsiTheme="majorHAnsi"/>
+      <w:rFonts w:ascii="Times New Roman" w:asciiTheme="majorHAnsi" w:cstheme="majorBidi" w:eastAsia="黑体" w:hAnsi="Times New Roman" w:hAnsiTheme="majorHAnsi"/>
       <w:b/>
       <w:bCs/>
       <w:color w:val="2E4E7E"/>
@@ -3308,7 +3521,7 @@
       <w:outlineLvl w:val="3"/>
     </w:pPr>
     <w:rPr>
-      <w:rFonts w:ascii="Times New Roman" w:asciiTheme="majorHAnsi" w:cstheme="majorBidi" w:eastAsia="黑体" w:eastAsiaTheme="majorEastAsia" w:hAnsi="Times New Roman" w:hAnsiTheme="majorHAnsi"/>
+      <w:rFonts w:ascii="Times New Roman" w:asciiTheme="majorHAnsi" w:cstheme="majorBidi" w:eastAsia="黑体" w:hAnsi="Times New Roman" w:hAnsiTheme="majorHAnsi"/>
       <w:b/>
       <w:bCs/>
       <w:i/>
@@ -3334,7 +3547,7 @@
       <w:outlineLvl w:val="4"/>
     </w:pPr>
     <w:rPr>
-      <w:rFonts w:ascii="Times New Roman" w:asciiTheme="majorHAnsi" w:cstheme="majorBidi" w:eastAsia="黑体" w:eastAsiaTheme="majorEastAsia" w:hAnsi="Times New Roman" w:hAnsiTheme="majorHAnsi"/>
+      <w:rFonts w:ascii="Times New Roman" w:asciiTheme="majorHAnsi" w:cstheme="majorBidi" w:eastAsia="黑体" w:hAnsi="Times New Roman" w:hAnsiTheme="majorHAnsi"/>
       <w:b/>
       <w:color w:val="333333"/>
       <w:sz w:val="22"/>
@@ -3357,7 +3570,7 @@
       <w:outlineLvl w:val="5"/>
     </w:pPr>
     <w:rPr>
-      <w:rFonts w:asciiTheme="majorHAnsi" w:cstheme="majorBidi" w:eastAsiaTheme="majorEastAsia" w:hAnsiTheme="majorHAnsi"/>
+      <w:rFonts w:asciiTheme="majorHAnsi" w:cstheme="majorBidi" w:hAnsiTheme="majorHAnsi" w:eastAsia="黑体"/>
       <w:i/>
       <w:iCs/>
       <w:color w:themeColor="accent1" w:themeShade="7F" w:val="243F60"/>
@@ -3380,7 +3593,7 @@
       <w:outlineLvl w:val="6"/>
     </w:pPr>
     <w:rPr>
-      <w:rFonts w:asciiTheme="majorHAnsi" w:cstheme="majorBidi" w:eastAsiaTheme="majorEastAsia" w:hAnsiTheme="majorHAnsi"/>
+      <w:rFonts w:asciiTheme="majorHAnsi" w:cstheme="majorBidi" w:hAnsiTheme="majorHAnsi" w:eastAsia="黑体"/>
       <w:i/>
       <w:iCs/>
       <w:color w:themeColor="text1" w:themeTint="BF" w:val="404040"/>
@@ -3403,7 +3616,7 @@
       <w:outlineLvl w:val="7"/>
     </w:pPr>
     <w:rPr>
-      <w:rFonts w:asciiTheme="majorHAnsi" w:cstheme="majorBidi" w:eastAsiaTheme="majorEastAsia" w:hAnsiTheme="majorHAnsi"/>
+      <w:rFonts w:asciiTheme="majorHAnsi" w:cstheme="majorBidi" w:hAnsiTheme="majorHAnsi" w:eastAsia="黑体"/>
       <w:color w:themeColor="accent1" w:val="4F81BD"/>
       <w:sz w:val="20"/>
       <w:szCs w:val="20"/>
@@ -3426,7 +3639,7 @@
       <w:outlineLvl w:val="8"/>
     </w:pPr>
     <w:rPr>
-      <w:rFonts w:asciiTheme="majorHAnsi" w:cstheme="majorBidi" w:eastAsiaTheme="majorEastAsia" w:hAnsiTheme="majorHAnsi"/>
+      <w:rFonts w:asciiTheme="majorHAnsi" w:cstheme="majorBidi" w:hAnsiTheme="majorHAnsi" w:eastAsia="黑体"/>
       <w:i/>
       <w:iCs/>
       <w:color w:themeColor="text1" w:themeTint="BF" w:val="404040"/>
@@ -3477,7 +3690,7 @@
     <w:uiPriority w:val="9"/>
     <w:rsid w:val="00FC693F"/>
     <w:rPr>
-      <w:rFonts w:asciiTheme="majorHAnsi" w:cstheme="majorBidi" w:eastAsiaTheme="majorEastAsia" w:hAnsiTheme="majorHAnsi"/>
+      <w:rFonts w:asciiTheme="majorHAnsi" w:cstheme="majorBidi" w:hAnsiTheme="majorHAnsi" w:eastAsia="黑体"/>
       <w:b/>
       <w:bCs/>
       <w:color w:themeColor="accent1" w:themeShade="BF" w:val="365F91"/>
@@ -3492,7 +3705,7 @@
     <w:uiPriority w:val="9"/>
     <w:rsid w:val="00FC693F"/>
     <w:rPr>
-      <w:rFonts w:asciiTheme="majorHAnsi" w:cstheme="majorBidi" w:eastAsiaTheme="majorEastAsia" w:hAnsiTheme="majorHAnsi"/>
+      <w:rFonts w:asciiTheme="majorHAnsi" w:cstheme="majorBidi" w:hAnsiTheme="majorHAnsi" w:eastAsia="黑体"/>
       <w:b/>
       <w:bCs/>
       <w:color w:themeColor="accent1" w:val="4F81BD"/>
@@ -3507,7 +3720,7 @@
     <w:uiPriority w:val="9"/>
     <w:rsid w:val="00FC693F"/>
     <w:rPr>
-      <w:rFonts w:asciiTheme="majorHAnsi" w:cstheme="majorBidi" w:eastAsiaTheme="majorEastAsia" w:hAnsiTheme="majorHAnsi"/>
+      <w:rFonts w:asciiTheme="majorHAnsi" w:cstheme="majorBidi" w:hAnsiTheme="majorHAnsi" w:eastAsia="黑体"/>
       <w:b/>
       <w:bCs/>
       <w:color w:themeColor="accent1" w:val="4F81BD"/>
@@ -3530,7 +3743,7 @@
       <w:contextualSpacing/>
     </w:pPr>
     <w:rPr>
-      <w:rFonts w:ascii="Times New Roman" w:asciiTheme="majorHAnsi" w:cstheme="majorBidi" w:eastAsia="黑体" w:eastAsiaTheme="majorEastAsia" w:hAnsi="Times New Roman" w:hAnsiTheme="majorHAnsi"/>
+      <w:rFonts w:ascii="Times New Roman" w:asciiTheme="majorHAnsi" w:cstheme="majorBidi" w:eastAsia="黑体" w:hAnsi="Times New Roman" w:hAnsiTheme="majorHAnsi"/>
       <w:b/>
       <w:color w:val="1F3864"/>
       <w:spacing w:val="5"/>
@@ -3546,7 +3759,7 @@
     <w:uiPriority w:val="10"/>
     <w:rsid w:val="00FC693F"/>
     <w:rPr>
-      <w:rFonts w:asciiTheme="majorHAnsi" w:cstheme="majorBidi" w:eastAsiaTheme="majorEastAsia" w:hAnsiTheme="majorHAnsi"/>
+      <w:rFonts w:asciiTheme="majorHAnsi" w:cstheme="majorBidi" w:hAnsiTheme="majorHAnsi" w:eastAsia="黑体"/>
       <w:color w:themeColor="text2" w:themeShade="BF" w:val="17365D"/>
       <w:spacing w:val="5"/>
       <w:kern w:val="28"/>
@@ -3568,7 +3781,7 @@
       </w:numPr>
     </w:pPr>
     <w:rPr>
-      <w:rFonts w:asciiTheme="majorHAnsi" w:cstheme="majorBidi" w:eastAsiaTheme="majorEastAsia" w:hAnsiTheme="majorHAnsi"/>
+      <w:rFonts w:asciiTheme="majorHAnsi" w:cstheme="majorBidi" w:hAnsiTheme="majorHAnsi" w:eastAsia="黑体"/>
       <w:i/>
       <w:iCs/>
       <w:color w:themeColor="accent1" w:val="4F81BD"/>
@@ -3584,7 +3797,7 @@
     <w:uiPriority w:val="11"/>
     <w:rsid w:val="00FC693F"/>
     <w:rPr>
-      <w:rFonts w:asciiTheme="majorHAnsi" w:cstheme="majorBidi" w:eastAsiaTheme="majorEastAsia" w:hAnsiTheme="majorHAnsi"/>
+      <w:rFonts w:asciiTheme="majorHAnsi" w:cstheme="majorBidi" w:hAnsiTheme="majorHAnsi" w:eastAsia="黑体"/>
       <w:i/>
       <w:iCs/>
       <w:color w:themeColor="accent1" w:val="4F81BD"/>
@@ -3651,6 +3864,7 @@
       <w:spacing w:after="120"/>
     </w:pPr>
     <w:rPr>
+      <w:rFonts w:eastAsia="黑体"/>
       <w:sz w:val="16"/>
       <w:szCs w:val="16"/>
     </w:rPr>
@@ -3662,6 +3876,7 @@
     <w:uiPriority w:val="99"/>
     <w:rsid w:val="00AA1D8D"/>
     <w:rPr>
+      <w:rFonts w:eastAsia="黑体"/>
       <w:sz w:val="16"/>
       <w:szCs w:val="16"/>
     </w:rPr>
@@ -3831,7 +4046,7 @@
       </w:tabs>
     </w:pPr>
     <w:rPr>
-      <w:rFonts w:ascii="Courier" w:hAnsi="Courier"/>
+      <w:rFonts w:ascii="Courier" w:hAnsi="Courier" w:eastAsia="黑体"/>
       <w:sz w:val="20"/>
       <w:szCs w:val="20"/>
     </w:rPr>
@@ -3843,7 +4058,7 @@
     <w:uiPriority w:val="99"/>
     <w:rsid w:val="0029639D"/>
     <w:rPr>
-      <w:rFonts w:ascii="Courier" w:hAnsi="Courier"/>
+      <w:rFonts w:ascii="Courier" w:hAnsi="Courier" w:eastAsia="黑体"/>
       <w:sz w:val="20"/>
       <w:szCs w:val="20"/>
     </w:rPr>
@@ -3879,6 +4094,7 @@
     <w:uiPriority w:val="29"/>
     <w:rsid w:val="00FC693F"/>
     <w:rPr>
+      <w:rFonts w:eastAsia="黑体"/>
       <w:i/>
       <w:iCs/>
       <w:color w:themeColor="text1" w:val="000000"/>
@@ -3892,7 +4108,7 @@
     <w:semiHidden/>
     <w:rsid w:val="00FC693F"/>
     <w:rPr>
-      <w:rFonts w:asciiTheme="majorHAnsi" w:cstheme="majorBidi" w:eastAsiaTheme="majorEastAsia" w:hAnsiTheme="majorHAnsi"/>
+      <w:rFonts w:asciiTheme="majorHAnsi" w:cstheme="majorBidi" w:hAnsiTheme="majorHAnsi" w:eastAsia="黑体"/>
       <w:b/>
       <w:bCs/>
       <w:i/>
@@ -3908,7 +4124,7 @@
     <w:semiHidden/>
     <w:rsid w:val="00FC693F"/>
     <w:rPr>
-      <w:rFonts w:asciiTheme="majorHAnsi" w:cstheme="majorBidi" w:eastAsiaTheme="majorEastAsia" w:hAnsiTheme="majorHAnsi"/>
+      <w:rFonts w:asciiTheme="majorHAnsi" w:cstheme="majorBidi" w:hAnsiTheme="majorHAnsi" w:eastAsia="黑体"/>
       <w:color w:themeColor="accent1" w:themeShade="7F" w:val="243F60"/>
     </w:rPr>
   </w:style>
@@ -3920,7 +4136,7 @@
     <w:semiHidden/>
     <w:rsid w:val="00FC693F"/>
     <w:rPr>
-      <w:rFonts w:asciiTheme="majorHAnsi" w:cstheme="majorBidi" w:eastAsiaTheme="majorEastAsia" w:hAnsiTheme="majorHAnsi"/>
+      <w:rFonts w:asciiTheme="majorHAnsi" w:cstheme="majorBidi" w:hAnsiTheme="majorHAnsi" w:eastAsia="黑体"/>
       <w:i/>
       <w:iCs/>
       <w:color w:themeColor="accent1" w:themeShade="7F" w:val="243F60"/>
@@ -3934,7 +4150,7 @@
     <w:semiHidden/>
     <w:rsid w:val="00FC693F"/>
     <w:rPr>
-      <w:rFonts w:asciiTheme="majorHAnsi" w:cstheme="majorBidi" w:eastAsiaTheme="majorEastAsia" w:hAnsiTheme="majorHAnsi"/>
+      <w:rFonts w:asciiTheme="majorHAnsi" w:cstheme="majorBidi" w:hAnsiTheme="majorHAnsi" w:eastAsia="黑体"/>
       <w:i/>
       <w:iCs/>
       <w:color w:themeColor="text1" w:themeTint="BF" w:val="404040"/>
@@ -3948,7 +4164,7 @@
     <w:semiHidden/>
     <w:rsid w:val="00FC693F"/>
     <w:rPr>
-      <w:rFonts w:asciiTheme="majorHAnsi" w:cstheme="majorBidi" w:eastAsiaTheme="majorEastAsia" w:hAnsiTheme="majorHAnsi"/>
+      <w:rFonts w:asciiTheme="majorHAnsi" w:cstheme="majorBidi" w:hAnsiTheme="majorHAnsi" w:eastAsia="黑体"/>
       <w:color w:themeColor="accent1" w:val="4F81BD"/>
       <w:sz w:val="20"/>
       <w:szCs w:val="20"/>
@@ -3962,7 +4178,7 @@
     <w:semiHidden/>
     <w:rsid w:val="00FC693F"/>
     <w:rPr>
-      <w:rFonts w:asciiTheme="majorHAnsi" w:cstheme="majorBidi" w:eastAsiaTheme="majorEastAsia" w:hAnsiTheme="majorHAnsi"/>
+      <w:rFonts w:asciiTheme="majorHAnsi" w:cstheme="majorBidi" w:hAnsiTheme="majorHAnsi" w:eastAsia="黑体"/>
       <w:i/>
       <w:iCs/>
       <w:color w:themeColor="text1" w:themeTint="BF" w:val="404040"/>
@@ -3983,6 +4199,7 @@
       <w:spacing w:line="240" w:lineRule="auto"/>
     </w:pPr>
     <w:rPr>
+      <w:rFonts w:eastAsia="黑体"/>
       <w:b/>
       <w:bCs/>
       <w:color w:themeColor="accent1" w:val="4F81BD"/>
@@ -3997,6 +4214,7 @@
     <w:qFormat/>
     <w:rsid w:val="00FC693F"/>
     <w:rPr>
+      <w:rFonts w:eastAsia="黑体"/>
       <w:b/>
       <w:bCs/>
     </w:rPr>
@@ -4008,6 +4226,7 @@
     <w:qFormat/>
     <w:rsid w:val="00FC693F"/>
     <w:rPr>
+      <w:rFonts w:eastAsia="黑体"/>
       <w:i/>
       <w:iCs/>
     </w:rPr>
@@ -4028,6 +4247,7 @@
       <w:ind w:left="936" w:right="936"/>
     </w:pPr>
     <w:rPr>
+      <w:rFonts w:eastAsia="黑体"/>
       <w:b/>
       <w:bCs/>
       <w:i/>
@@ -4042,6 +4262,7 @@
     <w:uiPriority w:val="30"/>
     <w:rsid w:val="00FC693F"/>
     <w:rPr>
+      <w:rFonts w:eastAsia="黑体"/>
       <w:b/>
       <w:bCs/>
       <w:i/>
@@ -4056,6 +4277,7 @@
     <w:qFormat/>
     <w:rsid w:val="00FC693F"/>
     <w:rPr>
+      <w:rFonts w:eastAsia="黑体"/>
       <w:i/>
       <w:iCs/>
       <w:color w:themeColor="text1" w:themeTint="7F" w:val="808080"/>
@@ -4068,6 +4290,7 @@
     <w:qFormat/>
     <w:rsid w:val="00FC693F"/>
     <w:rPr>
+      <w:rFonts w:eastAsia="黑体"/>
       <w:b/>
       <w:bCs/>
       <w:i/>
@@ -4082,6 +4305,7 @@
     <w:qFormat/>
     <w:rsid w:val="00FC693F"/>
     <w:rPr>
+      <w:rFonts w:eastAsia="黑体"/>
       <w:smallCaps/>
       <w:color w:themeColor="accent2" w:val="C0504D"/>
       <w:u w:val="single"/>
@@ -4094,6 +4318,7 @@
     <w:qFormat/>
     <w:rsid w:val="00FC693F"/>
     <w:rPr>
+      <w:rFonts w:eastAsia="黑体"/>
       <w:b/>
       <w:bCs/>
       <w:smallCaps/>
@@ -4109,6 +4334,7 @@
     <w:qFormat/>
     <w:rsid w:val="00FC693F"/>
     <w:rPr>
+      <w:rFonts w:eastAsia="黑体"/>
       <w:b/>
       <w:bCs/>
       <w:smallCaps/>
@@ -4163,6 +4389,7 @@
       <w:spacing w:after="0" w:line="240" w:lineRule="auto"/>
     </w:pPr>
     <w:rPr>
+      <w:rFonts w:eastAsia="黑体"/>
       <w:color w:themeColor="text1" w:themeShade="BF" w:val="000000"/>
     </w:rPr>
     <w:tblPr>
@@ -4185,6 +4412,7 @@
         <w:spacing w:after="0" w:before="0" w:line="240" w:lineRule="auto"/>
       </w:pPr>
       <w:rPr>
+        <w:rFonts w:eastAsia="黑体"/>
         <w:b/>
         <w:bCs/>
       </w:rPr>
@@ -4205,6 +4433,7 @@
         <w:spacing w:after="0" w:before="0" w:line="240" w:lineRule="auto"/>
       </w:pPr>
       <w:rPr>
+        <w:rFonts w:eastAsia="黑体"/>
         <w:b/>
         <w:bCs/>
       </w:rPr>
@@ -4222,12 +4451,14 @@
     </w:tblStylePr>
     <w:tblStylePr w:type="firstCol">
       <w:rPr>
+        <w:rFonts w:eastAsia="黑体"/>
         <w:b/>
         <w:bCs/>
       </w:rPr>
     </w:tblStylePr>
     <w:tblStylePr w:type="lastCol">
       <w:rPr>
+        <w:rFonts w:eastAsia="黑体"/>
         <w:b/>
         <w:bCs/>
       </w:rPr>
@@ -4266,6 +4497,7 @@
       <w:spacing w:after="0" w:line="240" w:lineRule="auto"/>
     </w:pPr>
     <w:rPr>
+      <w:rFonts w:eastAsia="黑体"/>
       <w:color w:themeColor="accent1" w:themeShade="BF" w:val="365F91"/>
     </w:rPr>
     <w:tblPr>
@@ -4288,6 +4520,7 @@
         <w:spacing w:after="0" w:before="0" w:line="240" w:lineRule="auto"/>
       </w:pPr>
       <w:rPr>
+        <w:rFonts w:eastAsia="黑体"/>
         <w:b/>
         <w:bCs/>
       </w:rPr>
@@ -4308,6 +4541,7 @@
         <w:spacing w:after="0" w:before="0" w:line="240" w:lineRule="auto"/>
       </w:pPr>
       <w:rPr>
+        <w:rFonts w:eastAsia="黑体"/>
         <w:b/>
         <w:bCs/>
       </w:rPr>
@@ -4325,12 +4559,14 @@
     </w:tblStylePr>
     <w:tblStylePr w:type="firstCol">
       <w:rPr>
+        <w:rFonts w:eastAsia="黑体"/>
         <w:b/>
         <w:bCs/>
       </w:rPr>
     </w:tblStylePr>
     <w:tblStylePr w:type="lastCol">
       <w:rPr>
+        <w:rFonts w:eastAsia="黑体"/>
         <w:b/>
         <w:bCs/>
       </w:rPr>
@@ -4369,6 +4605,7 @@
       <w:spacing w:after="0" w:line="240" w:lineRule="auto"/>
     </w:pPr>
     <w:rPr>
+      <w:rFonts w:eastAsia="黑体"/>
       <w:color w:themeColor="accent2" w:themeShade="BF" w:val="943634"/>
     </w:rPr>
     <w:tblPr>
@@ -4391,6 +4628,7 @@
         <w:spacing w:after="0" w:before="0" w:line="240" w:lineRule="auto"/>
       </w:pPr>
       <w:rPr>
+        <w:rFonts w:eastAsia="黑体"/>
         <w:b/>
         <w:bCs/>
       </w:rPr>
@@ -4411,6 +4649,7 @@
         <w:spacing w:after="0" w:before="0" w:line="240" w:lineRule="auto"/>
       </w:pPr>
       <w:rPr>
+        <w:rFonts w:eastAsia="黑体"/>
         <w:b/>
         <w:bCs/>
       </w:rPr>
@@ -4428,12 +4667,14 @@
     </w:tblStylePr>
     <w:tblStylePr w:type="firstCol">
       <w:rPr>
+        <w:rFonts w:eastAsia="黑体"/>
         <w:b/>
         <w:bCs/>
       </w:rPr>
     </w:tblStylePr>
     <w:tblStylePr w:type="lastCol">
       <w:rPr>
+        <w:rFonts w:eastAsia="黑体"/>
         <w:b/>
         <w:bCs/>
       </w:rPr>
@@ -4472,6 +4713,7 @@
       <w:spacing w:after="0" w:line="240" w:lineRule="auto"/>
     </w:pPr>
     <w:rPr>
+      <w:rFonts w:eastAsia="黑体"/>
       <w:color w:themeColor="accent3" w:themeShade="BF" w:val="76923C"/>
     </w:rPr>
     <w:tblPr>
@@ -4494,6 +4736,7 @@
         <w:spacing w:after="0" w:before="0" w:line="240" w:lineRule="auto"/>
       </w:pPr>
       <w:rPr>
+        <w:rFonts w:eastAsia="黑体"/>
         <w:b/>
         <w:bCs/>
       </w:rPr>
@@ -4514,6 +4757,7 @@
         <w:spacing w:after="0" w:before="0" w:line="240" w:lineRule="auto"/>
       </w:pPr>
       <w:rPr>
+        <w:rFonts w:eastAsia="黑体"/>
         <w:b/>
         <w:bCs/>
       </w:rPr>
@@ -4531,12 +4775,14 @@
     </w:tblStylePr>
     <w:tblStylePr w:type="firstCol">
       <w:rPr>
+        <w:rFonts w:eastAsia="黑体"/>
         <w:b/>
         <w:bCs/>
       </w:rPr>
     </w:tblStylePr>
     <w:tblStylePr w:type="lastCol">
       <w:rPr>
+        <w:rFonts w:eastAsia="黑体"/>
         <w:b/>
         <w:bCs/>
       </w:rPr>
@@ -4575,6 +4821,7 @@
       <w:spacing w:after="0" w:line="240" w:lineRule="auto"/>
     </w:pPr>
     <w:rPr>
+      <w:rFonts w:eastAsia="黑体"/>
       <w:color w:themeColor="accent4" w:themeShade="BF" w:val="5F497A"/>
     </w:rPr>
     <w:tblPr>
@@ -4597,6 +4844,7 @@
         <w:spacing w:after="0" w:before="0" w:line="240" w:lineRule="auto"/>
       </w:pPr>
       <w:rPr>
+        <w:rFonts w:eastAsia="黑体"/>
         <w:b/>
         <w:bCs/>
       </w:rPr>
@@ -4617,6 +4865,7 @@
         <w:spacing w:after="0" w:before="0" w:line="240" w:lineRule="auto"/>
       </w:pPr>
       <w:rPr>
+        <w:rFonts w:eastAsia="黑体"/>
         <w:b/>
         <w:bCs/>
       </w:rPr>
@@ -4634,12 +4883,14 @@
     </w:tblStylePr>
     <w:tblStylePr w:type="firstCol">
       <w:rPr>
+        <w:rFonts w:eastAsia="黑体"/>
         <w:b/>
         <w:bCs/>
       </w:rPr>
     </w:tblStylePr>
     <w:tblStylePr w:type="lastCol">
       <w:rPr>
+        <w:rFonts w:eastAsia="黑体"/>
         <w:b/>
         <w:bCs/>
       </w:rPr>
@@ -4678,6 +4929,7 @@
       <w:spacing w:after="0" w:line="240" w:lineRule="auto"/>
     </w:pPr>
     <w:rPr>
+      <w:rFonts w:eastAsia="黑体"/>
       <w:color w:themeColor="accent5" w:themeShade="BF" w:val="31849B"/>
     </w:rPr>
     <w:tblPr>
@@ -4700,6 +4952,7 @@
         <w:spacing w:after="0" w:before="0" w:line="240" w:lineRule="auto"/>
       </w:pPr>
       <w:rPr>
+        <w:rFonts w:eastAsia="黑体"/>
         <w:b/>
         <w:bCs/>
       </w:rPr>
@@ -4720,6 +4973,7 @@
         <w:spacing w:after="0" w:before="0" w:line="240" w:lineRule="auto"/>
       </w:pPr>
       <w:rPr>
+        <w:rFonts w:eastAsia="黑体"/>
         <w:b/>
         <w:bCs/>
       </w:rPr>
@@ -4737,12 +4991,14 @@
     </w:tblStylePr>
     <w:tblStylePr w:type="firstCol">
       <w:rPr>
+        <w:rFonts w:eastAsia="黑体"/>
         <w:b/>
         <w:bCs/>
       </w:rPr>
     </w:tblStylePr>
     <w:tblStylePr w:type="lastCol">
       <w:rPr>
+        <w:rFonts w:eastAsia="黑体"/>
         <w:b/>
         <w:bCs/>
       </w:rPr>
@@ -4781,6 +5037,7 @@
       <w:spacing w:after="0" w:line="240" w:lineRule="auto"/>
     </w:pPr>
     <w:rPr>
+      <w:rFonts w:eastAsia="黑体"/>
       <w:color w:themeColor="accent6" w:themeShade="BF" w:val="E36C0A"/>
     </w:rPr>
     <w:tblPr>
@@ -4803,6 +5060,7 @@
         <w:spacing w:after="0" w:before="0" w:line="240" w:lineRule="auto"/>
       </w:pPr>
       <w:rPr>
+        <w:rFonts w:eastAsia="黑体"/>
         <w:b/>
         <w:bCs/>
       </w:rPr>
@@ -4823,6 +5081,7 @@
         <w:spacing w:after="0" w:before="0" w:line="240" w:lineRule="auto"/>
       </w:pPr>
       <w:rPr>
+        <w:rFonts w:eastAsia="黑体"/>
         <w:b/>
         <w:bCs/>
       </w:rPr>
@@ -4840,12 +5099,14 @@
     </w:tblStylePr>
     <w:tblStylePr w:type="firstCol">
       <w:rPr>
+        <w:rFonts w:eastAsia="黑体"/>
         <w:b/>
         <w:bCs/>
       </w:rPr>
     </w:tblStylePr>
     <w:tblStylePr w:type="lastCol">
       <w:rPr>
+        <w:rFonts w:eastAsia="黑体"/>
         <w:b/>
         <w:bCs/>
       </w:rPr>
@@ -4905,6 +5166,7 @@
         <w:spacing w:after="0" w:before="0" w:line="240" w:lineRule="auto"/>
       </w:pPr>
       <w:rPr>
+        <w:rFonts w:eastAsia="黑体"/>
         <w:b/>
         <w:bCs/>
         <w:color w:themeColor="background1" w:val="FFFFFF"/>
@@ -4919,6 +5181,7 @@
         <w:spacing w:after="0" w:before="0" w:line="240" w:lineRule="auto"/>
       </w:pPr>
       <w:rPr>
+        <w:rFonts w:eastAsia="黑体"/>
         <w:b/>
         <w:bCs/>
       </w:rPr>
@@ -4934,12 +5197,14 @@
     </w:tblStylePr>
     <w:tblStylePr w:type="firstCol">
       <w:rPr>
+        <w:rFonts w:eastAsia="黑体"/>
         <w:b/>
         <w:bCs/>
       </w:rPr>
     </w:tblStylePr>
     <w:tblStylePr w:type="lastCol">
       <w:rPr>
+        <w:rFonts w:eastAsia="黑体"/>
         <w:b/>
         <w:bCs/>
       </w:rPr>
@@ -4997,6 +5262,7 @@
         <w:spacing w:after="0" w:before="0" w:line="240" w:lineRule="auto"/>
       </w:pPr>
       <w:rPr>
+        <w:rFonts w:eastAsia="黑体"/>
         <w:b/>
         <w:bCs/>
         <w:color w:themeColor="background1" w:val="FFFFFF"/>
@@ -5011,6 +5277,7 @@
         <w:spacing w:after="0" w:before="0" w:line="240" w:lineRule="auto"/>
       </w:pPr>
       <w:rPr>
+        <w:rFonts w:eastAsia="黑体"/>
         <w:b/>
         <w:bCs/>
       </w:rPr>
@@ -5026,12 +5293,14 @@
     </w:tblStylePr>
     <w:tblStylePr w:type="firstCol">
       <w:rPr>
+        <w:rFonts w:eastAsia="黑体"/>
         <w:b/>
         <w:bCs/>
       </w:rPr>
     </w:tblStylePr>
     <w:tblStylePr w:type="lastCol">
       <w:rPr>
+        <w:rFonts w:eastAsia="黑体"/>
         <w:b/>
         <w:bCs/>
       </w:rPr>
@@ -5089,6 +5358,7 @@
         <w:spacing w:after="0" w:before="0" w:line="240" w:lineRule="auto"/>
       </w:pPr>
       <w:rPr>
+        <w:rFonts w:eastAsia="黑体"/>
         <w:b/>
         <w:bCs/>
         <w:color w:themeColor="background1" w:val="FFFFFF"/>
@@ -5103,6 +5373,7 @@
         <w:spacing w:after="0" w:before="0" w:line="240" w:lineRule="auto"/>
       </w:pPr>
       <w:rPr>
+        <w:rFonts w:eastAsia="黑体"/>
         <w:b/>
         <w:bCs/>
       </w:rPr>
@@ -5118,12 +5389,14 @@
     </w:tblStylePr>
     <w:tblStylePr w:type="firstCol">
       <w:rPr>
+        <w:rFonts w:eastAsia="黑体"/>
         <w:b/>
         <w:bCs/>
       </w:rPr>
     </w:tblStylePr>
     <w:tblStylePr w:type="lastCol">
       <w:rPr>
+        <w:rFonts w:eastAsia="黑体"/>
         <w:b/>
         <w:bCs/>
       </w:rPr>
@@ -5181,6 +5454,7 @@
         <w:spacing w:after="0" w:before="0" w:line="240" w:lineRule="auto"/>
       </w:pPr>
       <w:rPr>
+        <w:rFonts w:eastAsia="黑体"/>
         <w:b/>
         <w:bCs/>
         <w:color w:themeColor="background1" w:val="FFFFFF"/>
@@ -5195,6 +5469,7 @@
         <w:spacing w:after="0" w:before="0" w:line="240" w:lineRule="auto"/>
       </w:pPr>
       <w:rPr>
+        <w:rFonts w:eastAsia="黑体"/>
         <w:b/>
         <w:bCs/>
       </w:rPr>
@@ -5210,12 +5485,14 @@
     </w:tblStylePr>
     <w:tblStylePr w:type="firstCol">
       <w:rPr>
+        <w:rFonts w:eastAsia="黑体"/>
         <w:b/>
         <w:bCs/>
       </w:rPr>
     </w:tblStylePr>
     <w:tblStylePr w:type="lastCol">
       <w:rPr>
+        <w:rFonts w:eastAsia="黑体"/>
         <w:b/>
         <w:bCs/>
       </w:rPr>
@@ -5273,6 +5550,7 @@
         <w:spacing w:after="0" w:before="0" w:line="240" w:lineRule="auto"/>
       </w:pPr>
       <w:rPr>
+        <w:rFonts w:eastAsia="黑体"/>
         <w:b/>
         <w:bCs/>
         <w:color w:themeColor="background1" w:val="FFFFFF"/>
@@ -5287,6 +5565,7 @@
         <w:spacing w:after="0" w:before="0" w:line="240" w:lineRule="auto"/>
       </w:pPr>
       <w:rPr>
+        <w:rFonts w:eastAsia="黑体"/>
         <w:b/>
         <w:bCs/>
       </w:rPr>
@@ -5302,12 +5581,14 @@
     </w:tblStylePr>
     <w:tblStylePr w:type="firstCol">
       <w:rPr>
+        <w:rFonts w:eastAsia="黑体"/>
         <w:b/>
         <w:bCs/>
       </w:rPr>
     </w:tblStylePr>
     <w:tblStylePr w:type="lastCol">
       <w:rPr>
+        <w:rFonts w:eastAsia="黑体"/>
         <w:b/>
         <w:bCs/>
       </w:rPr>
@@ -5365,6 +5646,7 @@
         <w:spacing w:after="0" w:before="0" w:line="240" w:lineRule="auto"/>
       </w:pPr>
       <w:rPr>
+        <w:rFonts w:eastAsia="黑体"/>
         <w:b/>
         <w:bCs/>
         <w:color w:themeColor="background1" w:val="FFFFFF"/>
@@ -5379,6 +5661,7 @@
         <w:spacing w:after="0" w:before="0" w:line="240" w:lineRule="auto"/>
       </w:pPr>
       <w:rPr>
+        <w:rFonts w:eastAsia="黑体"/>
         <w:b/>
         <w:bCs/>
       </w:rPr>
@@ -5394,12 +5677,14 @@
     </w:tblStylePr>
     <w:tblStylePr w:type="firstCol">
       <w:rPr>
+        <w:rFonts w:eastAsia="黑体"/>
         <w:b/>
         <w:bCs/>
       </w:rPr>
     </w:tblStylePr>
     <w:tblStylePr w:type="lastCol">
       <w:rPr>
+        <w:rFonts w:eastAsia="黑体"/>
         <w:b/>
         <w:bCs/>
       </w:rPr>
@@ -5457,6 +5742,7 @@
         <w:spacing w:after="0" w:before="0" w:line="240" w:lineRule="auto"/>
       </w:pPr>
       <w:rPr>
+        <w:rFonts w:eastAsia="黑体"/>
         <w:b/>
         <w:bCs/>
         <w:color w:themeColor="background1" w:val="FFFFFF"/>
@@ -5471,6 +5757,7 @@
         <w:spacing w:after="0" w:before="0" w:line="240" w:lineRule="auto"/>
       </w:pPr>
       <w:rPr>
+        <w:rFonts w:eastAsia="黑体"/>
         <w:b/>
         <w:bCs/>
       </w:rPr>
@@ -5486,12 +5773,14 @@
     </w:tblStylePr>
     <w:tblStylePr w:type="firstCol">
       <w:rPr>
+        <w:rFonts w:eastAsia="黑体"/>
         <w:b/>
         <w:bCs/>
       </w:rPr>
     </w:tblStylePr>
     <w:tblStylePr w:type="lastCol">
       <w:rPr>
+        <w:rFonts w:eastAsia="黑体"/>
         <w:b/>
         <w:bCs/>
       </w:rPr>
@@ -5551,7 +5840,7 @@
         <w:spacing w:after="0" w:before="0" w:line="240" w:lineRule="auto"/>
       </w:pPr>
       <w:rPr>
-        <w:rFonts w:asciiTheme="majorHAnsi" w:cstheme="majorBidi" w:eastAsiaTheme="majorEastAsia" w:hAnsiTheme="majorHAnsi"/>
+        <w:rFonts w:asciiTheme="majorHAnsi" w:cstheme="majorBidi" w:hAnsiTheme="majorHAnsi" w:eastAsia="黑体"/>
         <w:b/>
         <w:bCs/>
       </w:rPr>
@@ -5572,7 +5861,7 @@
         <w:spacing w:after="0" w:before="0" w:line="240" w:lineRule="auto"/>
       </w:pPr>
       <w:rPr>
-        <w:rFonts w:asciiTheme="majorHAnsi" w:cstheme="majorBidi" w:eastAsiaTheme="majorEastAsia" w:hAnsiTheme="majorHAnsi"/>
+        <w:rFonts w:asciiTheme="majorHAnsi" w:cstheme="majorBidi" w:hAnsiTheme="majorHAnsi" w:eastAsia="黑体"/>
         <w:b/>
         <w:bCs/>
       </w:rPr>
@@ -5590,14 +5879,14 @@
     </w:tblStylePr>
     <w:tblStylePr w:type="firstCol">
       <w:rPr>
-        <w:rFonts w:asciiTheme="majorHAnsi" w:cstheme="majorBidi" w:eastAsiaTheme="majorEastAsia" w:hAnsiTheme="majorHAnsi"/>
+        <w:rFonts w:asciiTheme="majorHAnsi" w:cstheme="majorBidi" w:hAnsiTheme="majorHAnsi" w:eastAsia="黑体"/>
         <w:b/>
         <w:bCs/>
       </w:rPr>
     </w:tblStylePr>
     <w:tblStylePr w:type="lastCol">
       <w:rPr>
-        <w:rFonts w:asciiTheme="majorHAnsi" w:cstheme="majorBidi" w:eastAsiaTheme="majorEastAsia" w:hAnsiTheme="majorHAnsi"/>
+        <w:rFonts w:asciiTheme="majorHAnsi" w:cstheme="majorBidi" w:hAnsiTheme="majorHAnsi" w:eastAsia="黑体"/>
         <w:b/>
         <w:bCs/>
       </w:rPr>
@@ -5681,7 +5970,7 @@
         <w:spacing w:after="0" w:before="0" w:line="240" w:lineRule="auto"/>
       </w:pPr>
       <w:rPr>
-        <w:rFonts w:asciiTheme="majorHAnsi" w:cstheme="majorBidi" w:eastAsiaTheme="majorEastAsia" w:hAnsiTheme="majorHAnsi"/>
+        <w:rFonts w:asciiTheme="majorHAnsi" w:cstheme="majorBidi" w:hAnsiTheme="majorHAnsi" w:eastAsia="黑体"/>
         <w:b/>
         <w:bCs/>
       </w:rPr>
@@ -5702,7 +5991,7 @@
         <w:spacing w:after="0" w:before="0" w:line="240" w:lineRule="auto"/>
       </w:pPr>
       <w:rPr>
-        <w:rFonts w:asciiTheme="majorHAnsi" w:cstheme="majorBidi" w:eastAsiaTheme="majorEastAsia" w:hAnsiTheme="majorHAnsi"/>
+        <w:rFonts w:asciiTheme="majorHAnsi" w:cstheme="majorBidi" w:hAnsiTheme="majorHAnsi" w:eastAsia="黑体"/>
         <w:b/>
         <w:bCs/>
       </w:rPr>
@@ -5720,14 +6009,14 @@
     </w:tblStylePr>
     <w:tblStylePr w:type="firstCol">
       <w:rPr>
-        <w:rFonts w:asciiTheme="majorHAnsi" w:cstheme="majorBidi" w:eastAsiaTheme="majorEastAsia" w:hAnsiTheme="majorHAnsi"/>
+        <w:rFonts w:asciiTheme="majorHAnsi" w:cstheme="majorBidi" w:hAnsiTheme="majorHAnsi" w:eastAsia="黑体"/>
         <w:b/>
         <w:bCs/>
       </w:rPr>
     </w:tblStylePr>
     <w:tblStylePr w:type="lastCol">
       <w:rPr>
-        <w:rFonts w:asciiTheme="majorHAnsi" w:cstheme="majorBidi" w:eastAsiaTheme="majorEastAsia" w:hAnsiTheme="majorHAnsi"/>
+        <w:rFonts w:asciiTheme="majorHAnsi" w:cstheme="majorBidi" w:hAnsiTheme="majorHAnsi" w:eastAsia="黑体"/>
         <w:b/>
         <w:bCs/>
       </w:rPr>
@@ -5811,7 +6100,7 @@
         <w:spacing w:after="0" w:before="0" w:line="240" w:lineRule="auto"/>
       </w:pPr>
       <w:rPr>
-        <w:rFonts w:asciiTheme="majorHAnsi" w:cstheme="majorBidi" w:eastAsiaTheme="majorEastAsia" w:hAnsiTheme="majorHAnsi"/>
+        <w:rFonts w:asciiTheme="majorHAnsi" w:cstheme="majorBidi" w:hAnsiTheme="majorHAnsi" w:eastAsia="黑体"/>
         <w:b/>
         <w:bCs/>
       </w:rPr>
@@ -5832,7 +6121,7 @@
         <w:spacing w:after="0" w:before="0" w:line="240" w:lineRule="auto"/>
       </w:pPr>
       <w:rPr>
-        <w:rFonts w:asciiTheme="majorHAnsi" w:cstheme="majorBidi" w:eastAsiaTheme="majorEastAsia" w:hAnsiTheme="majorHAnsi"/>
+        <w:rFonts w:asciiTheme="majorHAnsi" w:cstheme="majorBidi" w:hAnsiTheme="majorHAnsi" w:eastAsia="黑体"/>
         <w:b/>
         <w:bCs/>
       </w:rPr>
@@ -5850,14 +6139,14 @@
     </w:tblStylePr>
     <w:tblStylePr w:type="firstCol">
       <w:rPr>
-        <w:rFonts w:asciiTheme="majorHAnsi" w:cstheme="majorBidi" w:eastAsiaTheme="majorEastAsia" w:hAnsiTheme="majorHAnsi"/>
+        <w:rFonts w:asciiTheme="majorHAnsi" w:cstheme="majorBidi" w:hAnsiTheme="majorHAnsi" w:eastAsia="黑体"/>
         <w:b/>
         <w:bCs/>
       </w:rPr>
     </w:tblStylePr>
     <w:tblStylePr w:type="lastCol">
       <w:rPr>
-        <w:rFonts w:asciiTheme="majorHAnsi" w:cstheme="majorBidi" w:eastAsiaTheme="majorEastAsia" w:hAnsiTheme="majorHAnsi"/>
+        <w:rFonts w:asciiTheme="majorHAnsi" w:cstheme="majorBidi" w:hAnsiTheme="majorHAnsi" w:eastAsia="黑体"/>
         <w:b/>
         <w:bCs/>
       </w:rPr>
@@ -5941,7 +6230,7 @@
         <w:spacing w:after="0" w:before="0" w:line="240" w:lineRule="auto"/>
       </w:pPr>
       <w:rPr>
-        <w:rFonts w:asciiTheme="majorHAnsi" w:cstheme="majorBidi" w:eastAsiaTheme="majorEastAsia" w:hAnsiTheme="majorHAnsi"/>
+        <w:rFonts w:asciiTheme="majorHAnsi" w:cstheme="majorBidi" w:hAnsiTheme="majorHAnsi" w:eastAsia="黑体"/>
         <w:b/>
         <w:bCs/>
       </w:rPr>
@@ -5962,7 +6251,7 @@
         <w:spacing w:after="0" w:before="0" w:line="240" w:lineRule="auto"/>
       </w:pPr>
       <w:rPr>
-        <w:rFonts w:asciiTheme="majorHAnsi" w:cstheme="majorBidi" w:eastAsiaTheme="majorEastAsia" w:hAnsiTheme="majorHAnsi"/>
+        <w:rFonts w:asciiTheme="majorHAnsi" w:cstheme="majorBidi" w:hAnsiTheme="majorHAnsi" w:eastAsia="黑体"/>
         <w:b/>
         <w:bCs/>
       </w:rPr>
@@ -5980,14 +6269,14 @@
     </w:tblStylePr>
     <w:tblStylePr w:type="firstCol">
       <w:rPr>
-        <w:rFonts w:asciiTheme="majorHAnsi" w:cstheme="majorBidi" w:eastAsiaTheme="majorEastAsia" w:hAnsiTheme="majorHAnsi"/>
+        <w:rFonts w:asciiTheme="majorHAnsi" w:cstheme="majorBidi" w:hAnsiTheme="majorHAnsi" w:eastAsia="黑体"/>
         <w:b/>
         <w:bCs/>
       </w:rPr>
     </w:tblStylePr>
     <w:tblStylePr w:type="lastCol">
       <w:rPr>
-        <w:rFonts w:asciiTheme="majorHAnsi" w:cstheme="majorBidi" w:eastAsiaTheme="majorEastAsia" w:hAnsiTheme="majorHAnsi"/>
+        <w:rFonts w:asciiTheme="majorHAnsi" w:cstheme="majorBidi" w:hAnsiTheme="majorHAnsi" w:eastAsia="黑体"/>
         <w:b/>
         <w:bCs/>
       </w:rPr>
@@ -6071,7 +6360,7 @@
         <w:spacing w:after="0" w:before="0" w:line="240" w:lineRule="auto"/>
       </w:pPr>
       <w:rPr>
-        <w:rFonts w:asciiTheme="majorHAnsi" w:cstheme="majorBidi" w:eastAsiaTheme="majorEastAsia" w:hAnsiTheme="majorHAnsi"/>
+        <w:rFonts w:asciiTheme="majorHAnsi" w:cstheme="majorBidi" w:hAnsiTheme="majorHAnsi" w:eastAsia="黑体"/>
         <w:b/>
         <w:bCs/>
       </w:rPr>
@@ -6092,7 +6381,7 @@
         <w:spacing w:after="0" w:before="0" w:line="240" w:lineRule="auto"/>
       </w:pPr>
       <w:rPr>
-        <w:rFonts w:asciiTheme="majorHAnsi" w:cstheme="majorBidi" w:eastAsiaTheme="majorEastAsia" w:hAnsiTheme="majorHAnsi"/>
+        <w:rFonts w:asciiTheme="majorHAnsi" w:cstheme="majorBidi" w:hAnsiTheme="majorHAnsi" w:eastAsia="黑体"/>
         <w:b/>
         <w:bCs/>
       </w:rPr>
@@ -6110,14 +6399,14 @@
     </w:tblStylePr>
     <w:tblStylePr w:type="firstCol">
       <w:rPr>
-        <w:rFonts w:asciiTheme="majorHAnsi" w:cstheme="majorBidi" w:eastAsiaTheme="majorEastAsia" w:hAnsiTheme="majorHAnsi"/>
+        <w:rFonts w:asciiTheme="majorHAnsi" w:cstheme="majorBidi" w:hAnsiTheme="majorHAnsi" w:eastAsia="黑体"/>
         <w:b/>
         <w:bCs/>
       </w:rPr>
     </w:tblStylePr>
     <w:tblStylePr w:type="lastCol">
       <w:rPr>
-        <w:rFonts w:asciiTheme="majorHAnsi" w:cstheme="majorBidi" w:eastAsiaTheme="majorEastAsia" w:hAnsiTheme="majorHAnsi"/>
+        <w:rFonts w:asciiTheme="majorHAnsi" w:cstheme="majorBidi" w:hAnsiTheme="majorHAnsi" w:eastAsia="黑体"/>
         <w:b/>
         <w:bCs/>
       </w:rPr>
@@ -6201,7 +6490,7 @@
         <w:spacing w:after="0" w:before="0" w:line="240" w:lineRule="auto"/>
       </w:pPr>
       <w:rPr>
-        <w:rFonts w:asciiTheme="majorHAnsi" w:cstheme="majorBidi" w:eastAsiaTheme="majorEastAsia" w:hAnsiTheme="majorHAnsi"/>
+        <w:rFonts w:asciiTheme="majorHAnsi" w:cstheme="majorBidi" w:hAnsiTheme="majorHAnsi" w:eastAsia="黑体"/>
         <w:b/>
         <w:bCs/>
       </w:rPr>
@@ -6222,7 +6511,7 @@
         <w:spacing w:after="0" w:before="0" w:line="240" w:lineRule="auto"/>
       </w:pPr>
       <w:rPr>
-        <w:rFonts w:asciiTheme="majorHAnsi" w:cstheme="majorBidi" w:eastAsiaTheme="majorEastAsia" w:hAnsiTheme="majorHAnsi"/>
+        <w:rFonts w:asciiTheme="majorHAnsi" w:cstheme="majorBidi" w:hAnsiTheme="majorHAnsi" w:eastAsia="黑体"/>
         <w:b/>
         <w:bCs/>
       </w:rPr>
@@ -6240,14 +6529,14 @@
     </w:tblStylePr>
     <w:tblStylePr w:type="firstCol">
       <w:rPr>
-        <w:rFonts w:asciiTheme="majorHAnsi" w:cstheme="majorBidi" w:eastAsiaTheme="majorEastAsia" w:hAnsiTheme="majorHAnsi"/>
+        <w:rFonts w:asciiTheme="majorHAnsi" w:cstheme="majorBidi" w:hAnsiTheme="majorHAnsi" w:eastAsia="黑体"/>
         <w:b/>
         <w:bCs/>
       </w:rPr>
     </w:tblStylePr>
     <w:tblStylePr w:type="lastCol">
       <w:rPr>
-        <w:rFonts w:asciiTheme="majorHAnsi" w:cstheme="majorBidi" w:eastAsiaTheme="majorEastAsia" w:hAnsiTheme="majorHAnsi"/>
+        <w:rFonts w:asciiTheme="majorHAnsi" w:cstheme="majorBidi" w:hAnsiTheme="majorHAnsi" w:eastAsia="黑体"/>
         <w:b/>
         <w:bCs/>
       </w:rPr>
@@ -6331,7 +6620,7 @@
         <w:spacing w:after="0" w:before="0" w:line="240" w:lineRule="auto"/>
       </w:pPr>
       <w:rPr>
-        <w:rFonts w:asciiTheme="majorHAnsi" w:cstheme="majorBidi" w:eastAsiaTheme="majorEastAsia" w:hAnsiTheme="majorHAnsi"/>
+        <w:rFonts w:asciiTheme="majorHAnsi" w:cstheme="majorBidi" w:hAnsiTheme="majorHAnsi" w:eastAsia="黑体"/>
         <w:b/>
         <w:bCs/>
       </w:rPr>
@@ -6352,7 +6641,7 @@
         <w:spacing w:after="0" w:before="0" w:line="240" w:lineRule="auto"/>
       </w:pPr>
       <w:rPr>
-        <w:rFonts w:asciiTheme="majorHAnsi" w:cstheme="majorBidi" w:eastAsiaTheme="majorEastAsia" w:hAnsiTheme="majorHAnsi"/>
+        <w:rFonts w:asciiTheme="majorHAnsi" w:cstheme="majorBidi" w:hAnsiTheme="majorHAnsi" w:eastAsia="黑体"/>
         <w:b/>
         <w:bCs/>
       </w:rPr>
@@ -6370,14 +6659,14 @@
     </w:tblStylePr>
     <w:tblStylePr w:type="firstCol">
       <w:rPr>
-        <w:rFonts w:asciiTheme="majorHAnsi" w:cstheme="majorBidi" w:eastAsiaTheme="majorEastAsia" w:hAnsiTheme="majorHAnsi"/>
+        <w:rFonts w:asciiTheme="majorHAnsi" w:cstheme="majorBidi" w:hAnsiTheme="majorHAnsi" w:eastAsia="黑体"/>
         <w:b/>
         <w:bCs/>
       </w:rPr>
     </w:tblStylePr>
     <w:tblStylePr w:type="lastCol">
       <w:rPr>
-        <w:rFonts w:asciiTheme="majorHAnsi" w:cstheme="majorBidi" w:eastAsiaTheme="majorEastAsia" w:hAnsiTheme="majorHAnsi"/>
+        <w:rFonts w:asciiTheme="majorHAnsi" w:cstheme="majorBidi" w:hAnsiTheme="majorHAnsi" w:eastAsia="黑体"/>
         <w:b/>
         <w:bCs/>
       </w:rPr>
@@ -6460,6 +6749,7 @@
         <w:spacing w:after="0" w:before="0" w:line="240" w:lineRule="auto"/>
       </w:pPr>
       <w:rPr>
+        <w:rFonts w:eastAsia="黑体"/>
         <w:b/>
         <w:bCs/>
         <w:color w:themeColor="background1" w:val="FFFFFF"/>
@@ -6482,6 +6772,7 @@
         <w:spacing w:after="0" w:before="0" w:line="240" w:lineRule="auto"/>
       </w:pPr>
       <w:rPr>
+        <w:rFonts w:eastAsia="黑体"/>
         <w:b/>
         <w:bCs/>
       </w:rPr>
@@ -6499,12 +6790,14 @@
     </w:tblStylePr>
     <w:tblStylePr w:type="firstCol">
       <w:rPr>
+        <w:rFonts w:eastAsia="黑体"/>
         <w:b/>
         <w:bCs/>
       </w:rPr>
     </w:tblStylePr>
     <w:tblStylePr w:type="lastCol">
       <w:rPr>
+        <w:rFonts w:eastAsia="黑体"/>
         <w:b/>
         <w:bCs/>
       </w:rPr>
@@ -6566,6 +6859,7 @@
         <w:spacing w:after="0" w:before="0" w:line="240" w:lineRule="auto"/>
       </w:pPr>
       <w:rPr>
+        <w:rFonts w:eastAsia="黑体"/>
         <w:b/>
         <w:bCs/>
         <w:color w:themeColor="background1" w:val="FFFFFF"/>
@@ -6588,6 +6882,7 @@
         <w:spacing w:after="0" w:before="0" w:line="240" w:lineRule="auto"/>
       </w:pPr>
       <w:rPr>
+        <w:rFonts w:eastAsia="黑体"/>
         <w:b/>
         <w:bCs/>
       </w:rPr>
@@ -6605,12 +6900,14 @@
     </w:tblStylePr>
     <w:tblStylePr w:type="firstCol">
       <w:rPr>
+        <w:rFonts w:eastAsia="黑体"/>
         <w:b/>
         <w:bCs/>
       </w:rPr>
     </w:tblStylePr>
     <w:tblStylePr w:type="lastCol">
       <w:rPr>
+        <w:rFonts w:eastAsia="黑体"/>
         <w:b/>
         <w:bCs/>
       </w:rPr>
@@ -6672,6 +6969,7 @@
         <w:spacing w:after="0" w:before="0" w:line="240" w:lineRule="auto"/>
       </w:pPr>
       <w:rPr>
+        <w:rFonts w:eastAsia="黑体"/>
         <w:b/>
         <w:bCs/>
         <w:color w:themeColor="background1" w:val="FFFFFF"/>
@@ -6694,6 +6992,7 @@
         <w:spacing w:after="0" w:before="0" w:line="240" w:lineRule="auto"/>
       </w:pPr>
       <w:rPr>
+        <w:rFonts w:eastAsia="黑体"/>
         <w:b/>
         <w:bCs/>
       </w:rPr>
@@ -6711,12 +7010,14 @@
     </w:tblStylePr>
     <w:tblStylePr w:type="firstCol">
       <w:rPr>
+        <w:rFonts w:eastAsia="黑体"/>
         <w:b/>
         <w:bCs/>
       </w:rPr>
     </w:tblStylePr>
     <w:tblStylePr w:type="lastCol">
       <w:rPr>
+        <w:rFonts w:eastAsia="黑体"/>
         <w:b/>
         <w:bCs/>
       </w:rPr>
@@ -6778,6 +7079,7 @@
         <w:spacing w:after="0" w:before="0" w:line="240" w:lineRule="auto"/>
       </w:pPr>
       <w:rPr>
+        <w:rFonts w:eastAsia="黑体"/>
         <w:b/>
         <w:bCs/>
         <w:color w:themeColor="background1" w:val="FFFFFF"/>
@@ -6800,6 +7102,7 @@
         <w:spacing w:after="0" w:before="0" w:line="240" w:lineRule="auto"/>
       </w:pPr>
       <w:rPr>
+        <w:rFonts w:eastAsia="黑体"/>
         <w:b/>
         <w:bCs/>
       </w:rPr>
@@ -6817,12 +7120,14 @@
     </w:tblStylePr>
     <w:tblStylePr w:type="firstCol">
       <w:rPr>
+        <w:rFonts w:eastAsia="黑体"/>
         <w:b/>
         <w:bCs/>
       </w:rPr>
     </w:tblStylePr>
     <w:tblStylePr w:type="lastCol">
       <w:rPr>
+        <w:rFonts w:eastAsia="黑体"/>
         <w:b/>
         <w:bCs/>
       </w:rPr>
@@ -6884,6 +7189,7 @@
         <w:spacing w:after="0" w:before="0" w:line="240" w:lineRule="auto"/>
       </w:pPr>
       <w:rPr>
+        <w:rFonts w:eastAsia="黑体"/>
         <w:b/>
         <w:bCs/>
         <w:color w:themeColor="background1" w:val="FFFFFF"/>
@@ -6906,6 +7212,7 @@
         <w:spacing w:after="0" w:before="0" w:line="240" w:lineRule="auto"/>
       </w:pPr>
       <w:rPr>
+        <w:rFonts w:eastAsia="黑体"/>
         <w:b/>
         <w:bCs/>
       </w:rPr>
@@ -6923,12 +7230,14 @@
     </w:tblStylePr>
     <w:tblStylePr w:type="firstCol">
       <w:rPr>
+        <w:rFonts w:eastAsia="黑体"/>
         <w:b/>
         <w:bCs/>
       </w:rPr>
     </w:tblStylePr>
     <w:tblStylePr w:type="lastCol">
       <w:rPr>
+        <w:rFonts w:eastAsia="黑体"/>
         <w:b/>
         <w:bCs/>
       </w:rPr>
@@ -6990,6 +7299,7 @@
         <w:spacing w:after="0" w:before="0" w:line="240" w:lineRule="auto"/>
       </w:pPr>
       <w:rPr>
+        <w:rFonts w:eastAsia="黑体"/>
         <w:b/>
         <w:bCs/>
         <w:color w:themeColor="background1" w:val="FFFFFF"/>
@@ -7012,6 +7322,7 @@
         <w:spacing w:after="0" w:before="0" w:line="240" w:lineRule="auto"/>
       </w:pPr>
       <w:rPr>
+        <w:rFonts w:eastAsia="黑体"/>
         <w:b/>
         <w:bCs/>
       </w:rPr>
@@ -7029,12 +7340,14 @@
     </w:tblStylePr>
     <w:tblStylePr w:type="firstCol">
       <w:rPr>
+        <w:rFonts w:eastAsia="黑体"/>
         <w:b/>
         <w:bCs/>
       </w:rPr>
     </w:tblStylePr>
     <w:tblStylePr w:type="lastCol">
       <w:rPr>
+        <w:rFonts w:eastAsia="黑体"/>
         <w:b/>
         <w:bCs/>
       </w:rPr>
@@ -7096,6 +7409,7 @@
         <w:spacing w:after="0" w:before="0" w:line="240" w:lineRule="auto"/>
       </w:pPr>
       <w:rPr>
+        <w:rFonts w:eastAsia="黑体"/>
         <w:b/>
         <w:bCs/>
         <w:color w:themeColor="background1" w:val="FFFFFF"/>
@@ -7118,6 +7432,7 @@
         <w:spacing w:after="0" w:before="0" w:line="240" w:lineRule="auto"/>
       </w:pPr>
       <w:rPr>
+        <w:rFonts w:eastAsia="黑体"/>
         <w:b/>
         <w:bCs/>
       </w:rPr>
@@ -7135,12 +7450,14 @@
     </w:tblStylePr>
     <w:tblStylePr w:type="firstCol">
       <w:rPr>
+        <w:rFonts w:eastAsia="黑体"/>
         <w:b/>
         <w:bCs/>
       </w:rPr>
     </w:tblStylePr>
     <w:tblStylePr w:type="lastCol">
       <w:rPr>
+        <w:rFonts w:eastAsia="黑体"/>
         <w:b/>
         <w:bCs/>
       </w:rPr>
@@ -7199,6 +7516,7 @@
         <w:spacing w:after="0" w:before="0" w:line="240" w:lineRule="auto"/>
       </w:pPr>
       <w:rPr>
+        <w:rFonts w:eastAsia="黑体"/>
         <w:b/>
         <w:bCs/>
         <w:color w:themeColor="background1" w:val="FFFFFF"/>
@@ -7221,6 +7539,7 @@
         <w:spacing w:after="0" w:before="0" w:line="240" w:lineRule="auto"/>
       </w:pPr>
       <w:rPr>
+        <w:rFonts w:eastAsia="黑体"/>
         <w:color w:val="auto"/>
       </w:rPr>
       <w:tblPr/>
@@ -7238,6 +7557,7 @@
     </w:tblStylePr>
     <w:tblStylePr w:type="firstCol">
       <w:rPr>
+        <w:rFonts w:eastAsia="黑体"/>
         <w:b/>
         <w:bCs/>
         <w:color w:themeColor="background1" w:val="FFFFFF"/>
@@ -7257,6 +7577,7 @@
     </w:tblStylePr>
     <w:tblStylePr w:type="lastCol">
       <w:rPr>
+        <w:rFonts w:eastAsia="黑体"/>
         <w:b/>
         <w:bCs/>
         <w:color w:themeColor="background1" w:val="FFFFFF"/>
@@ -7305,6 +7626,7 @@
     </w:tblStylePr>
     <w:tblStylePr w:type="nwCell">
       <w:rPr>
+        <w:rFonts w:eastAsia="黑体"/>
         <w:color w:themeColor="background1" w:val="FFFFFF"/>
       </w:rPr>
       <w:tblPr/>
@@ -7348,6 +7670,7 @@
         <w:spacing w:after="0" w:before="0" w:line="240" w:lineRule="auto"/>
       </w:pPr>
       <w:rPr>
+        <w:rFonts w:eastAsia="黑体"/>
         <w:b/>
         <w:bCs/>
         <w:color w:themeColor="background1" w:val="FFFFFF"/>
@@ -7370,6 +7693,7 @@
         <w:spacing w:after="0" w:before="0" w:line="240" w:lineRule="auto"/>
       </w:pPr>
       <w:rPr>
+        <w:rFonts w:eastAsia="黑体"/>
         <w:color w:val="auto"/>
       </w:rPr>
       <w:tblPr/>
@@ -7387,6 +7711,7 @@
     </w:tblStylePr>
     <w:tblStylePr w:type="firstCol">
       <w:rPr>
+        <w:rFonts w:eastAsia="黑体"/>
         <w:b/>
         <w:bCs/>
         <w:color w:themeColor="background1" w:val="FFFFFF"/>
@@ -7406,6 +7731,7 @@
     </w:tblStylePr>
     <w:tblStylePr w:type="lastCol">
       <w:rPr>
+        <w:rFonts w:eastAsia="黑体"/>
         <w:b/>
         <w:bCs/>
         <w:color w:themeColor="background1" w:val="FFFFFF"/>
@@ -7454,6 +7780,7 @@
     </w:tblStylePr>
     <w:tblStylePr w:type="nwCell">
       <w:rPr>
+        <w:rFonts w:eastAsia="黑体"/>
         <w:color w:themeColor="background1" w:val="FFFFFF"/>
       </w:rPr>
       <w:tblPr/>
@@ -7497,6 +7824,7 @@
         <w:spacing w:after="0" w:before="0" w:line="240" w:lineRule="auto"/>
       </w:pPr>
       <w:rPr>
+        <w:rFonts w:eastAsia="黑体"/>
         <w:b/>
         <w:bCs/>
         <w:color w:themeColor="background1" w:val="FFFFFF"/>
@@ -7519,6 +7847,7 @@
         <w:spacing w:after="0" w:before="0" w:line="240" w:lineRule="auto"/>
       </w:pPr>
       <w:rPr>
+        <w:rFonts w:eastAsia="黑体"/>
         <w:color w:val="auto"/>
       </w:rPr>
       <w:tblPr/>
@@ -7536,6 +7865,7 @@
     </w:tblStylePr>
     <w:tblStylePr w:type="firstCol">
       <w:rPr>
+        <w:rFonts w:eastAsia="黑体"/>
         <w:b/>
         <w:bCs/>
         <w:color w:themeColor="background1" w:val="FFFFFF"/>
@@ -7555,6 +7885,7 @@
     </w:tblStylePr>
     <w:tblStylePr w:type="lastCol">
       <w:rPr>
+        <w:rFonts w:eastAsia="黑体"/>
         <w:b/>
         <w:bCs/>
         <w:color w:themeColor="background1" w:val="FFFFFF"/>
@@ -7603,6 +7934,7 @@
     </w:tblStylePr>
     <w:tblStylePr w:type="nwCell">
       <w:rPr>
+        <w:rFonts w:eastAsia="黑体"/>
         <w:color w:themeColor="background1" w:val="FFFFFF"/>
       </w:rPr>
       <w:tblPr/>
@@ -7646,6 +7978,7 @@
         <w:spacing w:after="0" w:before="0" w:line="240" w:lineRule="auto"/>
       </w:pPr>
       <w:rPr>
+        <w:rFonts w:eastAsia="黑体"/>
         <w:b/>
         <w:bCs/>
         <w:color w:themeColor="background1" w:val="FFFFFF"/>
@@ -7668,6 +8001,7 @@
         <w:spacing w:after="0" w:before="0" w:line="240" w:lineRule="auto"/>
       </w:pPr>
       <w:rPr>
+        <w:rFonts w:eastAsia="黑体"/>
         <w:color w:val="auto"/>
       </w:rPr>
       <w:tblPr/>
@@ -7685,6 +8019,7 @@
     </w:tblStylePr>
     <w:tblStylePr w:type="firstCol">
       <w:rPr>
+        <w:rFonts w:eastAsia="黑体"/>
         <w:b/>
         <w:bCs/>
         <w:color w:themeColor="background1" w:val="FFFFFF"/>
@@ -7704,6 +8039,7 @@
     </w:tblStylePr>
     <w:tblStylePr w:type="lastCol">
       <w:rPr>
+        <w:rFonts w:eastAsia="黑体"/>
         <w:b/>
         <w:bCs/>
         <w:color w:themeColor="background1" w:val="FFFFFF"/>
@@ -7752,6 +8088,7 @@
     </w:tblStylePr>
     <w:tblStylePr w:type="nwCell">
       <w:rPr>
+        <w:rFonts w:eastAsia="黑体"/>
         <w:color w:themeColor="background1" w:val="FFFFFF"/>
       </w:rPr>
       <w:tblPr/>
@@ -7795,6 +8132,7 @@
         <w:spacing w:after="0" w:before="0" w:line="240" w:lineRule="auto"/>
       </w:pPr>
       <w:rPr>
+        <w:rFonts w:eastAsia="黑体"/>
         <w:b/>
         <w:bCs/>
         <w:color w:themeColor="background1" w:val="FFFFFF"/>
@@ -7817,6 +8155,7 @@
         <w:spacing w:after="0" w:before="0" w:line="240" w:lineRule="auto"/>
       </w:pPr>
       <w:rPr>
+        <w:rFonts w:eastAsia="黑体"/>
         <w:color w:val="auto"/>
       </w:rPr>
       <w:tblPr/>
@@ -7834,6 +8173,7 @@
     </w:tblStylePr>
     <w:tblStylePr w:type="firstCol">
       <w:rPr>
+        <w:rFonts w:eastAsia="黑体"/>
         <w:b/>
         <w:bCs/>
         <w:color w:themeColor="background1" w:val="FFFFFF"/>
@@ -7853,6 +8193,7 @@
     </w:tblStylePr>
     <w:tblStylePr w:type="lastCol">
       <w:rPr>
+        <w:rFonts w:eastAsia="黑体"/>
         <w:b/>
         <w:bCs/>
         <w:color w:themeColor="background1" w:val="FFFFFF"/>
@@ -7901,6 +8242,7 @@
     </w:tblStylePr>
     <w:tblStylePr w:type="nwCell">
       <w:rPr>
+        <w:rFonts w:eastAsia="黑体"/>
         <w:color w:themeColor="background1" w:val="FFFFFF"/>
       </w:rPr>
       <w:tblPr/>
@@ -7944,6 +8286,7 @@
         <w:spacing w:after="0" w:before="0" w:line="240" w:lineRule="auto"/>
       </w:pPr>
       <w:rPr>
+        <w:rFonts w:eastAsia="黑体"/>
         <w:b/>
         <w:bCs/>
         <w:color w:themeColor="background1" w:val="FFFFFF"/>
@@ -7966,6 +8309,7 @@
         <w:spacing w:after="0" w:before="0" w:line="240" w:lineRule="auto"/>
       </w:pPr>
       <w:rPr>
+        <w:rFonts w:eastAsia="黑体"/>
         <w:color w:val="auto"/>
       </w:rPr>
       <w:tblPr/>
@@ -7983,6 +8327,7 @@
     </w:tblStylePr>
     <w:tblStylePr w:type="firstCol">
       <w:rPr>
+        <w:rFonts w:eastAsia="黑体"/>
         <w:b/>
         <w:bCs/>
         <w:color w:themeColor="background1" w:val="FFFFFF"/>
@@ -8002,6 +8347,7 @@
     </w:tblStylePr>
     <w:tblStylePr w:type="lastCol">
       <w:rPr>
+        <w:rFonts w:eastAsia="黑体"/>
         <w:b/>
         <w:bCs/>
         <w:color w:themeColor="background1" w:val="FFFFFF"/>
@@ -8050,6 +8396,7 @@
     </w:tblStylePr>
     <w:tblStylePr w:type="nwCell">
       <w:rPr>
+        <w:rFonts w:eastAsia="黑体"/>
         <w:color w:themeColor="background1" w:val="FFFFFF"/>
       </w:rPr>
       <w:tblPr/>
@@ -8093,6 +8440,7 @@
         <w:spacing w:after="0" w:before="0" w:line="240" w:lineRule="auto"/>
       </w:pPr>
       <w:rPr>
+        <w:rFonts w:eastAsia="黑体"/>
         <w:b/>
         <w:bCs/>
         <w:color w:themeColor="background1" w:val="FFFFFF"/>
@@ -8115,6 +8463,7 @@
         <w:spacing w:after="0" w:before="0" w:line="240" w:lineRule="auto"/>
       </w:pPr>
       <w:rPr>
+        <w:rFonts w:eastAsia="黑体"/>
         <w:color w:val="auto"/>
       </w:rPr>
       <w:tblPr/>
@@ -8132,6 +8481,7 @@
     </w:tblStylePr>
     <w:tblStylePr w:type="firstCol">
       <w:rPr>
+        <w:rFonts w:eastAsia="黑体"/>
         <w:b/>
         <w:bCs/>
         <w:color w:themeColor="background1" w:val="FFFFFF"/>
@@ -8151,6 +8501,7 @@
     </w:tblStylePr>
     <w:tblStylePr w:type="lastCol">
       <w:rPr>
+        <w:rFonts w:eastAsia="黑体"/>
         <w:b/>
         <w:bCs/>
         <w:color w:themeColor="background1" w:val="FFFFFF"/>
@@ -8199,6 +8550,7 @@
     </w:tblStylePr>
     <w:tblStylePr w:type="nwCell">
       <w:rPr>
+        <w:rFonts w:eastAsia="黑体"/>
         <w:color w:themeColor="background1" w:val="FFFFFF"/>
       </w:rPr>
       <w:tblPr/>
@@ -8223,6 +8575,7 @@
       <w:spacing w:after="0" w:line="240" w:lineRule="auto"/>
     </w:pPr>
     <w:rPr>
+      <w:rFonts w:eastAsia="黑体"/>
       <w:color w:themeColor="text1" w:val="000000"/>
     </w:rPr>
     <w:tblPr>
@@ -8242,7 +8595,7 @@
     </w:tblPr>
     <w:tblStylePr w:type="firstRow">
       <w:rPr>
-        <w:rFonts w:asciiTheme="majorHAnsi" w:cstheme="majorBidi" w:eastAsiaTheme="majorEastAsia" w:hAnsiTheme="majorHAnsi"/>
+        <w:rFonts w:asciiTheme="majorHAnsi" w:cstheme="majorBidi" w:hAnsiTheme="majorHAnsi" w:eastAsia="黑体"/>
       </w:rPr>
       <w:tblPr/>
       <w:tcPr>
@@ -8254,6 +8607,7 @@
     </w:tblStylePr>
     <w:tblStylePr w:type="lastRow">
       <w:rPr>
+        <w:rFonts w:eastAsia="黑体"/>
         <w:b/>
         <w:bCs/>
         <w:color w:themeColor="text2" w:val="1F497D"/>
@@ -8268,12 +8622,14 @@
     </w:tblStylePr>
     <w:tblStylePr w:type="firstCol">
       <w:rPr>
+        <w:rFonts w:eastAsia="黑体"/>
         <w:b/>
         <w:bCs/>
       </w:rPr>
     </w:tblStylePr>
     <w:tblStylePr w:type="lastCol">
       <w:rPr>
+        <w:rFonts w:eastAsia="黑体"/>
         <w:b/>
         <w:bCs/>
       </w:rPr>
@@ -8307,6 +8663,7 @@
       <w:spacing w:after="0" w:line="240" w:lineRule="auto"/>
     </w:pPr>
     <w:rPr>
+      <w:rFonts w:eastAsia="黑体"/>
       <w:color w:themeColor="text1" w:val="000000"/>
     </w:rPr>
     <w:tblPr>
@@ -8326,7 +8683,7 @@
     </w:tblPr>
     <w:tblStylePr w:type="firstRow">
       <w:rPr>
-        <w:rFonts w:asciiTheme="majorHAnsi" w:cstheme="majorBidi" w:eastAsiaTheme="majorEastAsia" w:hAnsiTheme="majorHAnsi"/>
+        <w:rFonts w:asciiTheme="majorHAnsi" w:cstheme="majorBidi" w:hAnsiTheme="majorHAnsi" w:eastAsia="黑体"/>
       </w:rPr>
       <w:tblPr/>
       <w:tcPr>
@@ -8338,6 +8695,7 @@
     </w:tblStylePr>
     <w:tblStylePr w:type="lastRow">
       <w:rPr>
+        <w:rFonts w:eastAsia="黑体"/>
         <w:b/>
         <w:bCs/>
         <w:color w:themeColor="text2" w:val="1F497D"/>
@@ -8352,12 +8710,14 @@
     </w:tblStylePr>
     <w:tblStylePr w:type="firstCol">
       <w:rPr>
+        <w:rFonts w:eastAsia="黑体"/>
         <w:b/>
         <w:bCs/>
       </w:rPr>
     </w:tblStylePr>
     <w:tblStylePr w:type="lastCol">
       <w:rPr>
+        <w:rFonts w:eastAsia="黑体"/>
         <w:b/>
         <w:bCs/>
       </w:rPr>
@@ -8391,6 +8751,7 @@
       <w:spacing w:after="0" w:line="240" w:lineRule="auto"/>
     </w:pPr>
     <w:rPr>
+      <w:rFonts w:eastAsia="黑体"/>
       <w:color w:themeColor="text1" w:val="000000"/>
     </w:rPr>
     <w:tblPr>
@@ -8410,7 +8771,7 @@
     </w:tblPr>
     <w:tblStylePr w:type="firstRow">
       <w:rPr>
-        <w:rFonts w:asciiTheme="majorHAnsi" w:cstheme="majorBidi" w:eastAsiaTheme="majorEastAsia" w:hAnsiTheme="majorHAnsi"/>
+        <w:rFonts w:asciiTheme="majorHAnsi" w:cstheme="majorBidi" w:hAnsiTheme="majorHAnsi" w:eastAsia="黑体"/>
       </w:rPr>
       <w:tblPr/>
       <w:tcPr>
@@ -8422,6 +8783,7 @@
     </w:tblStylePr>
     <w:tblStylePr w:type="lastRow">
       <w:rPr>
+        <w:rFonts w:eastAsia="黑体"/>
         <w:b/>
         <w:bCs/>
         <w:color w:themeColor="text2" w:val="1F497D"/>
@@ -8436,12 +8798,14 @@
     </w:tblStylePr>
     <w:tblStylePr w:type="firstCol">
       <w:rPr>
+        <w:rFonts w:eastAsia="黑体"/>
         <w:b/>
         <w:bCs/>
       </w:rPr>
     </w:tblStylePr>
     <w:tblStylePr w:type="lastCol">
       <w:rPr>
+        <w:rFonts w:eastAsia="黑体"/>
         <w:b/>
         <w:bCs/>
       </w:rPr>
@@ -8475,6 +8839,7 @@
       <w:spacing w:after="0" w:line="240" w:lineRule="auto"/>
     </w:pPr>
     <w:rPr>
+      <w:rFonts w:eastAsia="黑体"/>
       <w:color w:themeColor="text1" w:val="000000"/>
     </w:rPr>
     <w:tblPr>
@@ -8494,7 +8859,7 @@
     </w:tblPr>
     <w:tblStylePr w:type="firstRow">
       <w:rPr>
-        <w:rFonts w:asciiTheme="majorHAnsi" w:cstheme="majorBidi" w:eastAsiaTheme="majorEastAsia" w:hAnsiTheme="majorHAnsi"/>
+        <w:rFonts w:asciiTheme="majorHAnsi" w:cstheme="majorBidi" w:hAnsiTheme="majorHAnsi" w:eastAsia="黑体"/>
       </w:rPr>
       <w:tblPr/>
       <w:tcPr>
@@ -8506,6 +8871,7 @@
     </w:tblStylePr>
     <w:tblStylePr w:type="lastRow">
       <w:rPr>
+        <w:rFonts w:eastAsia="黑体"/>
         <w:b/>
         <w:bCs/>
         <w:color w:themeColor="text2" w:val="1F497D"/>
@@ -8520,12 +8886,14 @@
     </w:tblStylePr>
     <w:tblStylePr w:type="firstCol">
       <w:rPr>
+        <w:rFonts w:eastAsia="黑体"/>
         <w:b/>
         <w:bCs/>
       </w:rPr>
     </w:tblStylePr>
     <w:tblStylePr w:type="lastCol">
       <w:rPr>
+        <w:rFonts w:eastAsia="黑体"/>
         <w:b/>
         <w:bCs/>
       </w:rPr>
@@ -8559,6 +8927,7 @@
       <w:spacing w:after="0" w:line="240" w:lineRule="auto"/>
     </w:pPr>
     <w:rPr>
+      <w:rFonts w:eastAsia="黑体"/>
       <w:color w:themeColor="text1" w:val="000000"/>
     </w:rPr>
     <w:tblPr>
@@ -8578,7 +8947,7 @@
     </w:tblPr>
     <w:tblStylePr w:type="firstRow">
       <w:rPr>
-        <w:rFonts w:asciiTheme="majorHAnsi" w:cstheme="majorBidi" w:eastAsiaTheme="majorEastAsia" w:hAnsiTheme="majorHAnsi"/>
+        <w:rFonts w:asciiTheme="majorHAnsi" w:cstheme="majorBidi" w:hAnsiTheme="majorHAnsi" w:eastAsia="黑体"/>
       </w:rPr>
       <w:tblPr/>
       <w:tcPr>
@@ -8590,6 +8959,7 @@
     </w:tblStylePr>
     <w:tblStylePr w:type="lastRow">
       <w:rPr>
+        <w:rFonts w:eastAsia="黑体"/>
         <w:b/>
         <w:bCs/>
         <w:color w:themeColor="text2" w:val="1F497D"/>
@@ -8604,12 +8974,14 @@
     </w:tblStylePr>
     <w:tblStylePr w:type="firstCol">
       <w:rPr>
+        <w:rFonts w:eastAsia="黑体"/>
         <w:b/>
         <w:bCs/>
       </w:rPr>
     </w:tblStylePr>
     <w:tblStylePr w:type="lastCol">
       <w:rPr>
+        <w:rFonts w:eastAsia="黑体"/>
         <w:b/>
         <w:bCs/>
       </w:rPr>
@@ -8643,6 +9015,7 @@
       <w:spacing w:after="0" w:line="240" w:lineRule="auto"/>
     </w:pPr>
     <w:rPr>
+      <w:rFonts w:eastAsia="黑体"/>
       <w:color w:themeColor="text1" w:val="000000"/>
     </w:rPr>
     <w:tblPr>
@@ -8662,7 +9035,7 @@
     </w:tblPr>
     <w:tblStylePr w:type="firstRow">
       <w:rPr>
-        <w:rFonts w:asciiTheme="majorHAnsi" w:cstheme="majorBidi" w:eastAsiaTheme="majorEastAsia" w:hAnsiTheme="majorHAnsi"/>
+        <w:rFonts w:asciiTheme="majorHAnsi" w:cstheme="majorBidi" w:hAnsiTheme="majorHAnsi" w:eastAsia="黑体"/>
       </w:rPr>
       <w:tblPr/>
       <w:tcPr>
@@ -8674,6 +9047,7 @@
     </w:tblStylePr>
     <w:tblStylePr w:type="lastRow">
       <w:rPr>
+        <w:rFonts w:eastAsia="黑体"/>
         <w:b/>
         <w:bCs/>
         <w:color w:themeColor="text2" w:val="1F497D"/>
@@ -8688,12 +9062,14 @@
     </w:tblStylePr>
     <w:tblStylePr w:type="firstCol">
       <w:rPr>
+        <w:rFonts w:eastAsia="黑体"/>
         <w:b/>
         <w:bCs/>
       </w:rPr>
     </w:tblStylePr>
     <w:tblStylePr w:type="lastCol">
       <w:rPr>
+        <w:rFonts w:eastAsia="黑体"/>
         <w:b/>
         <w:bCs/>
       </w:rPr>
@@ -8727,6 +9103,7 @@
       <w:spacing w:after="0" w:line="240" w:lineRule="auto"/>
     </w:pPr>
     <w:rPr>
+      <w:rFonts w:eastAsia="黑体"/>
       <w:color w:themeColor="text1" w:val="000000"/>
     </w:rPr>
     <w:tblPr>
@@ -8746,7 +9123,7 @@
     </w:tblPr>
     <w:tblStylePr w:type="firstRow">
       <w:rPr>
-        <w:rFonts w:asciiTheme="majorHAnsi" w:cstheme="majorBidi" w:eastAsiaTheme="majorEastAsia" w:hAnsiTheme="majorHAnsi"/>
+        <w:rFonts w:asciiTheme="majorHAnsi" w:cstheme="majorBidi" w:hAnsiTheme="majorHAnsi" w:eastAsia="黑体"/>
       </w:rPr>
       <w:tblPr/>
       <w:tcPr>
@@ -8758,6 +9135,7 @@
     </w:tblStylePr>
     <w:tblStylePr w:type="lastRow">
       <w:rPr>
+        <w:rFonts w:eastAsia="黑体"/>
         <w:b/>
         <w:bCs/>
         <w:color w:themeColor="text2" w:val="1F497D"/>
@@ -8772,12 +9150,14 @@
     </w:tblStylePr>
     <w:tblStylePr w:type="firstCol">
       <w:rPr>
+        <w:rFonts w:eastAsia="黑体"/>
         <w:b/>
         <w:bCs/>
       </w:rPr>
     </w:tblStylePr>
     <w:tblStylePr w:type="lastCol">
       <w:rPr>
+        <w:rFonts w:eastAsia="黑体"/>
         <w:b/>
         <w:bCs/>
       </w:rPr>
@@ -8811,7 +9191,7 @@
       <w:spacing w:after="0" w:line="240" w:lineRule="auto"/>
     </w:pPr>
     <w:rPr>
-      <w:rFonts w:asciiTheme="majorHAnsi" w:cstheme="majorBidi" w:eastAsiaTheme="majorEastAsia" w:hAnsiTheme="majorHAnsi"/>
+      <w:rFonts w:asciiTheme="majorHAnsi" w:cstheme="majorBidi" w:hAnsiTheme="majorHAnsi" w:eastAsia="黑体"/>
       <w:color w:themeColor="text1" w:val="000000"/>
     </w:rPr>
     <w:tblPr>
@@ -8833,6 +9213,7 @@
     </w:tblPr>
     <w:tblStylePr w:type="firstRow">
       <w:rPr>
+        <w:rFonts w:eastAsia="黑体"/>
         <w:sz w:val="24"/>
         <w:szCs w:val="24"/>
       </w:rPr>
@@ -8939,7 +9320,7 @@
       <w:spacing w:after="0" w:line="240" w:lineRule="auto"/>
     </w:pPr>
     <w:rPr>
-      <w:rFonts w:asciiTheme="majorHAnsi" w:cstheme="majorBidi" w:eastAsiaTheme="majorEastAsia" w:hAnsiTheme="majorHAnsi"/>
+      <w:rFonts w:asciiTheme="majorHAnsi" w:cstheme="majorBidi" w:hAnsiTheme="majorHAnsi" w:eastAsia="黑体"/>
       <w:color w:themeColor="text1" w:val="000000"/>
     </w:rPr>
     <w:tblPr>
@@ -8961,6 +9342,7 @@
     </w:tblPr>
     <w:tblStylePr w:type="firstRow">
       <w:rPr>
+        <w:rFonts w:eastAsia="黑体"/>
         <w:sz w:val="24"/>
         <w:szCs w:val="24"/>
       </w:rPr>
@@ -9067,7 +9449,7 @@
       <w:spacing w:after="0" w:line="240" w:lineRule="auto"/>
     </w:pPr>
     <w:rPr>
-      <w:rFonts w:asciiTheme="majorHAnsi" w:cstheme="majorBidi" w:eastAsiaTheme="majorEastAsia" w:hAnsiTheme="majorHAnsi"/>
+      <w:rFonts w:asciiTheme="majorHAnsi" w:cstheme="majorBidi" w:hAnsiTheme="majorHAnsi" w:eastAsia="黑体"/>
       <w:color w:themeColor="text1" w:val="000000"/>
     </w:rPr>
     <w:tblPr>
@@ -9089,6 +9471,7 @@
     </w:tblPr>
     <w:tblStylePr w:type="firstRow">
       <w:rPr>
+        <w:rFonts w:eastAsia="黑体"/>
         <w:sz w:val="24"/>
         <w:szCs w:val="24"/>
       </w:rPr>
@@ -9195,7 +9578,7 @@
       <w:spacing w:after="0" w:line="240" w:lineRule="auto"/>
     </w:pPr>
     <w:rPr>
-      <w:rFonts w:asciiTheme="majorHAnsi" w:cstheme="majorBidi" w:eastAsiaTheme="majorEastAsia" w:hAnsiTheme="majorHAnsi"/>
+      <w:rFonts w:asciiTheme="majorHAnsi" w:cstheme="majorBidi" w:hAnsiTheme="majorHAnsi" w:eastAsia="黑体"/>
       <w:color w:themeColor="text1" w:val="000000"/>
     </w:rPr>
     <w:tblPr>
@@ -9217,6 +9600,7 @@
     </w:tblPr>
     <w:tblStylePr w:type="firstRow">
       <w:rPr>
+        <w:rFonts w:eastAsia="黑体"/>
         <w:sz w:val="24"/>
         <w:szCs w:val="24"/>
       </w:rPr>
@@ -9323,7 +9707,7 @@
       <w:spacing w:after="0" w:line="240" w:lineRule="auto"/>
     </w:pPr>
     <w:rPr>
-      <w:rFonts w:asciiTheme="majorHAnsi" w:cstheme="majorBidi" w:eastAsiaTheme="majorEastAsia" w:hAnsiTheme="majorHAnsi"/>
+      <w:rFonts w:asciiTheme="majorHAnsi" w:cstheme="majorBidi" w:hAnsiTheme="majorHAnsi" w:eastAsia="黑体"/>
       <w:color w:themeColor="text1" w:val="000000"/>
     </w:rPr>
     <w:tblPr>
@@ -9345,6 +9729,7 @@
     </w:tblPr>
     <w:tblStylePr w:type="firstRow">
       <w:rPr>
+        <w:rFonts w:eastAsia="黑体"/>
         <w:sz w:val="24"/>
         <w:szCs w:val="24"/>
       </w:rPr>
@@ -9451,7 +9836,7 @@
       <w:spacing w:after="0" w:line="240" w:lineRule="auto"/>
     </w:pPr>
     <w:rPr>
-      <w:rFonts w:asciiTheme="majorHAnsi" w:cstheme="majorBidi" w:eastAsiaTheme="majorEastAsia" w:hAnsiTheme="majorHAnsi"/>
+      <w:rFonts w:asciiTheme="majorHAnsi" w:cstheme="majorBidi" w:hAnsiTheme="majorHAnsi" w:eastAsia="黑体"/>
       <w:color w:themeColor="text1" w:val="000000"/>
     </w:rPr>
     <w:tblPr>
@@ -9473,6 +9858,7 @@
     </w:tblPr>
     <w:tblStylePr w:type="firstRow">
       <w:rPr>
+        <w:rFonts w:eastAsia="黑体"/>
         <w:sz w:val="24"/>
         <w:szCs w:val="24"/>
       </w:rPr>
@@ -9579,7 +9965,7 @@
       <w:spacing w:after="0" w:line="240" w:lineRule="auto"/>
     </w:pPr>
     <w:rPr>
-      <w:rFonts w:asciiTheme="majorHAnsi" w:cstheme="majorBidi" w:eastAsiaTheme="majorEastAsia" w:hAnsiTheme="majorHAnsi"/>
+      <w:rFonts w:asciiTheme="majorHAnsi" w:cstheme="majorBidi" w:hAnsiTheme="majorHAnsi" w:eastAsia="黑体"/>
       <w:color w:themeColor="text1" w:val="000000"/>
     </w:rPr>
     <w:tblPr>
@@ -9601,6 +9987,7 @@
     </w:tblPr>
     <w:tblStylePr w:type="firstRow">
       <w:rPr>
+        <w:rFonts w:eastAsia="黑体"/>
         <w:sz w:val="24"/>
         <w:szCs w:val="24"/>
       </w:rPr>
@@ -9730,12 +10117,14 @@
     </w:tcPr>
     <w:tblStylePr w:type="firstRow">
       <w:rPr>
+        <w:rFonts w:eastAsia="黑体"/>
         <w:b/>
         <w:bCs/>
       </w:rPr>
     </w:tblStylePr>
     <w:tblStylePr w:type="lastRow">
       <w:rPr>
+        <w:rFonts w:eastAsia="黑体"/>
         <w:b/>
         <w:bCs/>
       </w:rPr>
@@ -9748,12 +10137,14 @@
     </w:tblStylePr>
     <w:tblStylePr w:type="firstCol">
       <w:rPr>
+        <w:rFonts w:eastAsia="黑体"/>
         <w:b/>
         <w:bCs/>
       </w:rPr>
     </w:tblStylePr>
     <w:tblStylePr w:type="lastCol">
       <w:rPr>
+        <w:rFonts w:eastAsia="黑体"/>
         <w:b/>
         <w:bCs/>
       </w:rPr>
@@ -9803,12 +10194,14 @@
     </w:tcPr>
     <w:tblStylePr w:type="firstRow">
       <w:rPr>
+        <w:rFonts w:eastAsia="黑体"/>
         <w:b/>
         <w:bCs/>
       </w:rPr>
     </w:tblStylePr>
     <w:tblStylePr w:type="lastRow">
       <w:rPr>
+        <w:rFonts w:eastAsia="黑体"/>
         <w:b/>
         <w:bCs/>
       </w:rPr>
@@ -9821,12 +10214,14 @@
     </w:tblStylePr>
     <w:tblStylePr w:type="firstCol">
       <w:rPr>
+        <w:rFonts w:eastAsia="黑体"/>
         <w:b/>
         <w:bCs/>
       </w:rPr>
     </w:tblStylePr>
     <w:tblStylePr w:type="lastCol">
       <w:rPr>
+        <w:rFonts w:eastAsia="黑体"/>
         <w:b/>
         <w:bCs/>
       </w:rPr>
@@ -9876,12 +10271,14 @@
     </w:tcPr>
     <w:tblStylePr w:type="firstRow">
       <w:rPr>
+        <w:rFonts w:eastAsia="黑体"/>
         <w:b/>
         <w:bCs/>
       </w:rPr>
     </w:tblStylePr>
     <w:tblStylePr w:type="lastRow">
       <w:rPr>
+        <w:rFonts w:eastAsia="黑体"/>
         <w:b/>
         <w:bCs/>
       </w:rPr>
@@ -9894,12 +10291,14 @@
     </w:tblStylePr>
     <w:tblStylePr w:type="firstCol">
       <w:rPr>
+        <w:rFonts w:eastAsia="黑体"/>
         <w:b/>
         <w:bCs/>
       </w:rPr>
     </w:tblStylePr>
     <w:tblStylePr w:type="lastCol">
       <w:rPr>
+        <w:rFonts w:eastAsia="黑体"/>
         <w:b/>
         <w:bCs/>
       </w:rPr>
@@ -9949,12 +10348,14 @@
     </w:tcPr>
     <w:tblStylePr w:type="firstRow">
       <w:rPr>
+        <w:rFonts w:eastAsia="黑体"/>
         <w:b/>
         <w:bCs/>
       </w:rPr>
     </w:tblStylePr>
     <w:tblStylePr w:type="lastRow">
       <w:rPr>
+        <w:rFonts w:eastAsia="黑体"/>
         <w:b/>
         <w:bCs/>
       </w:rPr>
@@ -9967,12 +10368,14 @@
     </w:tblStylePr>
     <w:tblStylePr w:type="firstCol">
       <w:rPr>
+        <w:rFonts w:eastAsia="黑体"/>
         <w:b/>
         <w:bCs/>
       </w:rPr>
     </w:tblStylePr>
     <w:tblStylePr w:type="lastCol">
       <w:rPr>
+        <w:rFonts w:eastAsia="黑体"/>
         <w:b/>
         <w:bCs/>
       </w:rPr>
@@ -10022,12 +10425,14 @@
     </w:tcPr>
     <w:tblStylePr w:type="firstRow">
       <w:rPr>
+        <w:rFonts w:eastAsia="黑体"/>
         <w:b/>
         <w:bCs/>
       </w:rPr>
     </w:tblStylePr>
     <w:tblStylePr w:type="lastRow">
       <w:rPr>
+        <w:rFonts w:eastAsia="黑体"/>
         <w:b/>
         <w:bCs/>
       </w:rPr>
@@ -10040,12 +10445,14 @@
     </w:tblStylePr>
     <w:tblStylePr w:type="firstCol">
       <w:rPr>
+        <w:rFonts w:eastAsia="黑体"/>
         <w:b/>
         <w:bCs/>
       </w:rPr>
     </w:tblStylePr>
     <w:tblStylePr w:type="lastCol">
       <w:rPr>
+        <w:rFonts w:eastAsia="黑体"/>
         <w:b/>
         <w:bCs/>
       </w:rPr>
@@ -10095,12 +10502,14 @@
     </w:tcPr>
     <w:tblStylePr w:type="firstRow">
       <w:rPr>
+        <w:rFonts w:eastAsia="黑体"/>
         <w:b/>
         <w:bCs/>
       </w:rPr>
     </w:tblStylePr>
     <w:tblStylePr w:type="lastRow">
       <w:rPr>
+        <w:rFonts w:eastAsia="黑体"/>
         <w:b/>
         <w:bCs/>
       </w:rPr>
@@ -10113,12 +10522,14 @@
     </w:tblStylePr>
     <w:tblStylePr w:type="firstCol">
       <w:rPr>
+        <w:rFonts w:eastAsia="黑体"/>
         <w:b/>
         <w:bCs/>
       </w:rPr>
     </w:tblStylePr>
     <w:tblStylePr w:type="lastCol">
       <w:rPr>
+        <w:rFonts w:eastAsia="黑体"/>
         <w:b/>
         <w:bCs/>
       </w:rPr>
@@ -10168,12 +10579,14 @@
     </w:tcPr>
     <w:tblStylePr w:type="firstRow">
       <w:rPr>
+        <w:rFonts w:eastAsia="黑体"/>
         <w:b/>
         <w:bCs/>
       </w:rPr>
     </w:tblStylePr>
     <w:tblStylePr w:type="lastRow">
       <w:rPr>
+        <w:rFonts w:eastAsia="黑体"/>
         <w:b/>
         <w:bCs/>
       </w:rPr>
@@ -10186,12 +10599,14 @@
     </w:tblStylePr>
     <w:tblStylePr w:type="firstCol">
       <w:rPr>
+        <w:rFonts w:eastAsia="黑体"/>
         <w:b/>
         <w:bCs/>
       </w:rPr>
     </w:tblStylePr>
     <w:tblStylePr w:type="lastCol">
       <w:rPr>
+        <w:rFonts w:eastAsia="黑体"/>
         <w:b/>
         <w:bCs/>
       </w:rPr>
@@ -10218,7 +10633,7 @@
       <w:spacing w:after="0" w:line="240" w:lineRule="auto"/>
     </w:pPr>
     <w:rPr>
-      <w:rFonts w:asciiTheme="majorHAnsi" w:cstheme="majorBidi" w:eastAsiaTheme="majorEastAsia" w:hAnsiTheme="majorHAnsi"/>
+      <w:rFonts w:asciiTheme="majorHAnsi" w:cstheme="majorBidi" w:hAnsiTheme="majorHAnsi" w:eastAsia="黑体"/>
       <w:color w:themeColor="text1" w:val="000000"/>
     </w:rPr>
     <w:tblPr>
@@ -10245,6 +10660,7 @@
     </w:tcPr>
     <w:tblStylePr w:type="firstRow">
       <w:rPr>
+        <w:rFonts w:eastAsia="黑体"/>
         <w:b/>
         <w:bCs/>
         <w:color w:themeColor="text1" w:val="000000"/>
@@ -10256,6 +10672,7 @@
     </w:tblStylePr>
     <w:tblStylePr w:type="lastRow">
       <w:rPr>
+        <w:rFonts w:eastAsia="黑体"/>
         <w:b/>
         <w:bCs/>
         <w:color w:themeColor="text1" w:val="000000"/>
@@ -10275,6 +10692,7 @@
     </w:tblStylePr>
     <w:tblStylePr w:type="firstCol">
       <w:rPr>
+        <w:rFonts w:eastAsia="黑体"/>
         <w:b/>
         <w:bCs/>
         <w:color w:themeColor="text1" w:val="000000"/>
@@ -10294,6 +10712,7 @@
     </w:tblStylePr>
     <w:tblStylePr w:type="lastCol">
       <w:rPr>
+        <w:rFonts w:eastAsia="黑体"/>
         <w:b w:val="0"/>
         <w:bCs w:val="0"/>
         <w:color w:themeColor="text1" w:val="000000"/>
@@ -10343,7 +10762,7 @@
       <w:spacing w:after="0" w:line="240" w:lineRule="auto"/>
     </w:pPr>
     <w:rPr>
-      <w:rFonts w:asciiTheme="majorHAnsi" w:cstheme="majorBidi" w:eastAsiaTheme="majorEastAsia" w:hAnsiTheme="majorHAnsi"/>
+      <w:rFonts w:asciiTheme="majorHAnsi" w:cstheme="majorBidi" w:hAnsiTheme="majorHAnsi" w:eastAsia="黑体"/>
       <w:color w:themeColor="text1" w:val="000000"/>
     </w:rPr>
     <w:tblPr>
@@ -10370,6 +10789,7 @@
     </w:tcPr>
     <w:tblStylePr w:type="firstRow">
       <w:rPr>
+        <w:rFonts w:eastAsia="黑体"/>
         <w:b/>
         <w:bCs/>
         <w:color w:themeColor="text1" w:val="000000"/>
@@ -10381,6 +10801,7 @@
     </w:tblStylePr>
     <w:tblStylePr w:type="lastRow">
       <w:rPr>
+        <w:rFonts w:eastAsia="黑体"/>
         <w:b/>
         <w:bCs/>
         <w:color w:themeColor="text1" w:val="000000"/>
@@ -10400,6 +10821,7 @@
     </w:tblStylePr>
     <w:tblStylePr w:type="firstCol">
       <w:rPr>
+        <w:rFonts w:eastAsia="黑体"/>
         <w:b/>
         <w:bCs/>
         <w:color w:themeColor="text1" w:val="000000"/>
@@ -10419,6 +10841,7 @@
     </w:tblStylePr>
     <w:tblStylePr w:type="lastCol">
       <w:rPr>
+        <w:rFonts w:eastAsia="黑体"/>
         <w:b w:val="0"/>
         <w:bCs w:val="0"/>
         <w:color w:themeColor="text1" w:val="000000"/>
@@ -10468,7 +10891,7 @@
       <w:spacing w:after="0" w:line="240" w:lineRule="auto"/>
     </w:pPr>
     <w:rPr>
-      <w:rFonts w:asciiTheme="majorHAnsi" w:cstheme="majorBidi" w:eastAsiaTheme="majorEastAsia" w:hAnsiTheme="majorHAnsi"/>
+      <w:rFonts w:asciiTheme="majorHAnsi" w:cstheme="majorBidi" w:hAnsiTheme="majorHAnsi" w:eastAsia="黑体"/>
       <w:color w:themeColor="text1" w:val="000000"/>
     </w:rPr>
     <w:tblPr>
@@ -10495,6 +10918,7 @@
     </w:tcPr>
     <w:tblStylePr w:type="firstRow">
       <w:rPr>
+        <w:rFonts w:eastAsia="黑体"/>
         <w:b/>
         <w:bCs/>
         <w:color w:themeColor="text1" w:val="000000"/>
@@ -10506,6 +10930,7 @@
     </w:tblStylePr>
     <w:tblStylePr w:type="lastRow">
       <w:rPr>
+        <w:rFonts w:eastAsia="黑体"/>
         <w:b/>
         <w:bCs/>
         <w:color w:themeColor="text1" w:val="000000"/>
@@ -10525,6 +10950,7 @@
     </w:tblStylePr>
     <w:tblStylePr w:type="firstCol">
       <w:rPr>
+        <w:rFonts w:eastAsia="黑体"/>
         <w:b/>
         <w:bCs/>
         <w:color w:themeColor="text1" w:val="000000"/>
@@ -10544,6 +10970,7 @@
     </w:tblStylePr>
     <w:tblStylePr w:type="lastCol">
       <w:rPr>
+        <w:rFonts w:eastAsia="黑体"/>
         <w:b w:val="0"/>
         <w:bCs w:val="0"/>
         <w:color w:themeColor="text1" w:val="000000"/>
@@ -10593,7 +11020,7 @@
       <w:spacing w:after="0" w:line="240" w:lineRule="auto"/>
     </w:pPr>
     <w:rPr>
-      <w:rFonts w:asciiTheme="majorHAnsi" w:cstheme="majorBidi" w:eastAsiaTheme="majorEastAsia" w:hAnsiTheme="majorHAnsi"/>
+      <w:rFonts w:asciiTheme="majorHAnsi" w:cstheme="majorBidi" w:hAnsiTheme="majorHAnsi" w:eastAsia="黑体"/>
       <w:color w:themeColor="text1" w:val="000000"/>
     </w:rPr>
     <w:tblPr>
@@ -10620,6 +11047,7 @@
     </w:tcPr>
     <w:tblStylePr w:type="firstRow">
       <w:rPr>
+        <w:rFonts w:eastAsia="黑体"/>
         <w:b/>
         <w:bCs/>
         <w:color w:themeColor="text1" w:val="000000"/>
@@ -10631,6 +11059,7 @@
     </w:tblStylePr>
     <w:tblStylePr w:type="lastRow">
       <w:rPr>
+        <w:rFonts w:eastAsia="黑体"/>
         <w:b/>
         <w:bCs/>
         <w:color w:themeColor="text1" w:val="000000"/>
@@ -10650,6 +11079,7 @@
     </w:tblStylePr>
     <w:tblStylePr w:type="firstCol">
       <w:rPr>
+        <w:rFonts w:eastAsia="黑体"/>
         <w:b/>
         <w:bCs/>
         <w:color w:themeColor="text1" w:val="000000"/>
@@ -10669,6 +11099,7 @@
     </w:tblStylePr>
     <w:tblStylePr w:type="lastCol">
       <w:rPr>
+        <w:rFonts w:eastAsia="黑体"/>
         <w:b w:val="0"/>
         <w:bCs w:val="0"/>
         <w:color w:themeColor="text1" w:val="000000"/>
@@ -10718,7 +11149,7 @@
       <w:spacing w:after="0" w:line="240" w:lineRule="auto"/>
     </w:pPr>
     <w:rPr>
-      <w:rFonts w:asciiTheme="majorHAnsi" w:cstheme="majorBidi" w:eastAsiaTheme="majorEastAsia" w:hAnsiTheme="majorHAnsi"/>
+      <w:rFonts w:asciiTheme="majorHAnsi" w:cstheme="majorBidi" w:hAnsiTheme="majorHAnsi" w:eastAsia="黑体"/>
       <w:color w:themeColor="text1" w:val="000000"/>
     </w:rPr>
     <w:tblPr>
@@ -10745,6 +11176,7 @@
     </w:tcPr>
     <w:tblStylePr w:type="firstRow">
       <w:rPr>
+        <w:rFonts w:eastAsia="黑体"/>
         <w:b/>
         <w:bCs/>
         <w:color w:themeColor="text1" w:val="000000"/>
@@ -10756,6 +11188,7 @@
     </w:tblStylePr>
     <w:tblStylePr w:type="lastRow">
       <w:rPr>
+        <w:rFonts w:eastAsia="黑体"/>
         <w:b/>
         <w:bCs/>
         <w:color w:themeColor="text1" w:val="000000"/>
@@ -10775,6 +11208,7 @@
     </w:tblStylePr>
     <w:tblStylePr w:type="firstCol">
       <w:rPr>
+        <w:rFonts w:eastAsia="黑体"/>
         <w:b/>
         <w:bCs/>
         <w:color w:themeColor="text1" w:val="000000"/>
@@ -10794,6 +11228,7 @@
     </w:tblStylePr>
     <w:tblStylePr w:type="lastCol">
       <w:rPr>
+        <w:rFonts w:eastAsia="黑体"/>
         <w:b w:val="0"/>
         <w:bCs w:val="0"/>
         <w:color w:themeColor="text1" w:val="000000"/>
@@ -10843,7 +11278,7 @@
       <w:spacing w:after="0" w:line="240" w:lineRule="auto"/>
     </w:pPr>
     <w:rPr>
-      <w:rFonts w:asciiTheme="majorHAnsi" w:cstheme="majorBidi" w:eastAsiaTheme="majorEastAsia" w:hAnsiTheme="majorHAnsi"/>
+      <w:rFonts w:asciiTheme="majorHAnsi" w:cstheme="majorBidi" w:hAnsiTheme="majorHAnsi" w:eastAsia="黑体"/>
       <w:color w:themeColor="text1" w:val="000000"/>
     </w:rPr>
     <w:tblPr>
@@ -10870,6 +11305,7 @@
     </w:tcPr>
     <w:tblStylePr w:type="firstRow">
       <w:rPr>
+        <w:rFonts w:eastAsia="黑体"/>
         <w:b/>
         <w:bCs/>
         <w:color w:themeColor="text1" w:val="000000"/>
@@ -10881,6 +11317,7 @@
     </w:tblStylePr>
     <w:tblStylePr w:type="lastRow">
       <w:rPr>
+        <w:rFonts w:eastAsia="黑体"/>
         <w:b/>
         <w:bCs/>
         <w:color w:themeColor="text1" w:val="000000"/>
@@ -10900,6 +11337,7 @@
     </w:tblStylePr>
     <w:tblStylePr w:type="firstCol">
       <w:rPr>
+        <w:rFonts w:eastAsia="黑体"/>
         <w:b/>
         <w:bCs/>
         <w:color w:themeColor="text1" w:val="000000"/>
@@ -10919,6 +11357,7 @@
     </w:tblStylePr>
     <w:tblStylePr w:type="lastCol">
       <w:rPr>
+        <w:rFonts w:eastAsia="黑体"/>
         <w:b w:val="0"/>
         <w:bCs w:val="0"/>
         <w:color w:themeColor="text1" w:val="000000"/>
@@ -10968,7 +11407,7 @@
       <w:spacing w:after="0" w:line="240" w:lineRule="auto"/>
     </w:pPr>
     <w:rPr>
-      <w:rFonts w:asciiTheme="majorHAnsi" w:cstheme="majorBidi" w:eastAsiaTheme="majorEastAsia" w:hAnsiTheme="majorHAnsi"/>
+      <w:rFonts w:asciiTheme="majorHAnsi" w:cstheme="majorBidi" w:hAnsiTheme="majorHAnsi" w:eastAsia="黑体"/>
       <w:color w:themeColor="text1" w:val="000000"/>
     </w:rPr>
     <w:tblPr>
@@ -10995,6 +11434,7 @@
     </w:tcPr>
     <w:tblStylePr w:type="firstRow">
       <w:rPr>
+        <w:rFonts w:eastAsia="黑体"/>
         <w:b/>
         <w:bCs/>
         <w:color w:themeColor="text1" w:val="000000"/>
@@ -11006,6 +11446,7 @@
     </w:tblStylePr>
     <w:tblStylePr w:type="lastRow">
       <w:rPr>
+        <w:rFonts w:eastAsia="黑体"/>
         <w:b/>
         <w:bCs/>
         <w:color w:themeColor="text1" w:val="000000"/>
@@ -11025,6 +11466,7 @@
     </w:tblStylePr>
     <w:tblStylePr w:type="firstCol">
       <w:rPr>
+        <w:rFonts w:eastAsia="黑体"/>
         <w:b/>
         <w:bCs/>
         <w:color w:themeColor="text1" w:val="000000"/>
@@ -11044,6 +11486,7 @@
     </w:tblStylePr>
     <w:tblStylePr w:type="lastCol">
       <w:rPr>
+        <w:rFonts w:eastAsia="黑体"/>
         <w:b w:val="0"/>
         <w:bCs w:val="0"/>
         <w:color w:themeColor="text1" w:val="000000"/>
@@ -11116,6 +11559,7 @@
     </w:tcPr>
     <w:tblStylePr w:type="firstRow">
       <w:rPr>
+        <w:rFonts w:eastAsia="黑体"/>
         <w:b/>
         <w:bCs/>
         <w:i w:val="0"/>
@@ -11137,6 +11581,7 @@
     </w:tblStylePr>
     <w:tblStylePr w:type="lastRow">
       <w:rPr>
+        <w:rFonts w:eastAsia="黑体"/>
         <w:b/>
         <w:bCs/>
         <w:i w:val="0"/>
@@ -11158,6 +11603,7 @@
     </w:tblStylePr>
     <w:tblStylePr w:type="firstCol">
       <w:rPr>
+        <w:rFonts w:eastAsia="黑体"/>
         <w:b/>
         <w:bCs/>
         <w:i w:val="0"/>
@@ -11177,6 +11623,7 @@
     </w:tblStylePr>
     <w:tblStylePr w:type="lastCol">
       <w:rPr>
+        <w:rFonts w:eastAsia="黑体"/>
         <w:b/>
         <w:bCs/>
         <w:i w:val="0"/>
@@ -11257,6 +11704,7 @@
     </w:tcPr>
     <w:tblStylePr w:type="firstRow">
       <w:rPr>
+        <w:rFonts w:eastAsia="黑体"/>
         <w:b/>
         <w:bCs/>
         <w:i w:val="0"/>
@@ -11278,6 +11726,7 @@
     </w:tblStylePr>
     <w:tblStylePr w:type="lastRow">
       <w:rPr>
+        <w:rFonts w:eastAsia="黑体"/>
         <w:b/>
         <w:bCs/>
         <w:i w:val="0"/>
@@ -11299,6 +11748,7 @@
     </w:tblStylePr>
     <w:tblStylePr w:type="firstCol">
       <w:rPr>
+        <w:rFonts w:eastAsia="黑体"/>
         <w:b/>
         <w:bCs/>
         <w:i w:val="0"/>
@@ -11318,6 +11768,7 @@
     </w:tblStylePr>
     <w:tblStylePr w:type="lastCol">
       <w:rPr>
+        <w:rFonts w:eastAsia="黑体"/>
         <w:b/>
         <w:bCs/>
         <w:i w:val="0"/>
@@ -11398,6 +11849,7 @@
     </w:tcPr>
     <w:tblStylePr w:type="firstRow">
       <w:rPr>
+        <w:rFonts w:eastAsia="黑体"/>
         <w:b/>
         <w:bCs/>
         <w:i w:val="0"/>
@@ -11419,6 +11871,7 @@
     </w:tblStylePr>
     <w:tblStylePr w:type="lastRow">
       <w:rPr>
+        <w:rFonts w:eastAsia="黑体"/>
         <w:b/>
         <w:bCs/>
         <w:i w:val="0"/>
@@ -11440,6 +11893,7 @@
     </w:tblStylePr>
     <w:tblStylePr w:type="firstCol">
       <w:rPr>
+        <w:rFonts w:eastAsia="黑体"/>
         <w:b/>
         <w:bCs/>
         <w:i w:val="0"/>
@@ -11459,6 +11913,7 @@
     </w:tblStylePr>
     <w:tblStylePr w:type="lastCol">
       <w:rPr>
+        <w:rFonts w:eastAsia="黑体"/>
         <w:b/>
         <w:bCs/>
         <w:i w:val="0"/>
@@ -11539,6 +11994,7 @@
     </w:tcPr>
     <w:tblStylePr w:type="firstRow">
       <w:rPr>
+        <w:rFonts w:eastAsia="黑体"/>
         <w:b/>
         <w:bCs/>
         <w:i w:val="0"/>
@@ -11560,6 +12016,7 @@
     </w:tblStylePr>
     <w:tblStylePr w:type="lastRow">
       <w:rPr>
+        <w:rFonts w:eastAsia="黑体"/>
         <w:b/>
         <w:bCs/>
         <w:i w:val="0"/>
@@ -11581,6 +12038,7 @@
     </w:tblStylePr>
     <w:tblStylePr w:type="firstCol">
       <w:rPr>
+        <w:rFonts w:eastAsia="黑体"/>
         <w:b/>
         <w:bCs/>
         <w:i w:val="0"/>
@@ -11600,6 +12058,7 @@
     </w:tblStylePr>
     <w:tblStylePr w:type="lastCol">
       <w:rPr>
+        <w:rFonts w:eastAsia="黑体"/>
         <w:b/>
         <w:bCs/>
         <w:i w:val="0"/>
@@ -11680,6 +12139,7 @@
     </w:tcPr>
     <w:tblStylePr w:type="firstRow">
       <w:rPr>
+        <w:rFonts w:eastAsia="黑体"/>
         <w:b/>
         <w:bCs/>
         <w:i w:val="0"/>
@@ -11701,6 +12161,7 @@
     </w:tblStylePr>
     <w:tblStylePr w:type="lastRow">
       <w:rPr>
+        <w:rFonts w:eastAsia="黑体"/>
         <w:b/>
         <w:bCs/>
         <w:i w:val="0"/>
@@ -11722,6 +12183,7 @@
     </w:tblStylePr>
     <w:tblStylePr w:type="firstCol">
       <w:rPr>
+        <w:rFonts w:eastAsia="黑体"/>
         <w:b/>
         <w:bCs/>
         <w:i w:val="0"/>
@@ -11741,6 +12203,7 @@
     </w:tblStylePr>
     <w:tblStylePr w:type="lastCol">
       <w:rPr>
+        <w:rFonts w:eastAsia="黑体"/>
         <w:b/>
         <w:bCs/>
         <w:i w:val="0"/>
@@ -11821,6 +12284,7 @@
     </w:tcPr>
     <w:tblStylePr w:type="firstRow">
       <w:rPr>
+        <w:rFonts w:eastAsia="黑体"/>
         <w:b/>
         <w:bCs/>
         <w:i w:val="0"/>
@@ -11842,6 +12306,7 @@
     </w:tblStylePr>
     <w:tblStylePr w:type="lastRow">
       <w:rPr>
+        <w:rFonts w:eastAsia="黑体"/>
         <w:b/>
         <w:bCs/>
         <w:i w:val="0"/>
@@ -11863,6 +12328,7 @@
     </w:tblStylePr>
     <w:tblStylePr w:type="firstCol">
       <w:rPr>
+        <w:rFonts w:eastAsia="黑体"/>
         <w:b/>
         <w:bCs/>
         <w:i w:val="0"/>
@@ -11882,6 +12348,7 @@
     </w:tblStylePr>
     <w:tblStylePr w:type="lastCol">
       <w:rPr>
+        <w:rFonts w:eastAsia="黑体"/>
         <w:b/>
         <w:bCs/>
         <w:i w:val="0"/>
@@ -11962,6 +12429,7 @@
     </w:tcPr>
     <w:tblStylePr w:type="firstRow">
       <w:rPr>
+        <w:rFonts w:eastAsia="黑体"/>
         <w:b/>
         <w:bCs/>
         <w:i w:val="0"/>
@@ -11983,6 +12451,7 @@
     </w:tblStylePr>
     <w:tblStylePr w:type="lastRow">
       <w:rPr>
+        <w:rFonts w:eastAsia="黑体"/>
         <w:b/>
         <w:bCs/>
         <w:i w:val="0"/>
@@ -12004,6 +12473,7 @@
     </w:tblStylePr>
     <w:tblStylePr w:type="firstCol">
       <w:rPr>
+        <w:rFonts w:eastAsia="黑体"/>
         <w:b/>
         <w:bCs/>
         <w:i w:val="0"/>
@@ -12023,6 +12493,7 @@
     </w:tblStylePr>
     <w:tblStylePr w:type="lastCol">
       <w:rPr>
+        <w:rFonts w:eastAsia="黑体"/>
         <w:b/>
         <w:bCs/>
         <w:i w:val="0"/>
@@ -12080,6 +12551,7 @@
       <w:spacing w:after="0" w:line="240" w:lineRule="auto"/>
     </w:pPr>
     <w:rPr>
+      <w:rFonts w:eastAsia="黑体"/>
       <w:color w:themeColor="background1" w:val="FFFFFF"/>
     </w:rPr>
     <w:tblPr>
@@ -12098,6 +12570,7 @@
     </w:tcPr>
     <w:tblStylePr w:type="firstRow">
       <w:rPr>
+        <w:rFonts w:eastAsia="黑体"/>
         <w:b/>
         <w:bCs/>
       </w:rPr>
@@ -12194,6 +12667,7 @@
       <w:spacing w:after="0" w:line="240" w:lineRule="auto"/>
     </w:pPr>
     <w:rPr>
+      <w:rFonts w:eastAsia="黑体"/>
       <w:color w:themeColor="background1" w:val="FFFFFF"/>
     </w:rPr>
     <w:tblPr>
@@ -12212,6 +12686,7 @@
     </w:tcPr>
     <w:tblStylePr w:type="firstRow">
       <w:rPr>
+        <w:rFonts w:eastAsia="黑体"/>
         <w:b/>
         <w:bCs/>
       </w:rPr>
@@ -12308,6 +12783,7 @@
       <w:spacing w:after="0" w:line="240" w:lineRule="auto"/>
     </w:pPr>
     <w:rPr>
+      <w:rFonts w:eastAsia="黑体"/>
       <w:color w:themeColor="background1" w:val="FFFFFF"/>
     </w:rPr>
     <w:tblPr>
@@ -12326,6 +12802,7 @@
     </w:tcPr>
     <w:tblStylePr w:type="firstRow">
       <w:rPr>
+        <w:rFonts w:eastAsia="黑体"/>
         <w:b/>
         <w:bCs/>
       </w:rPr>
@@ -12422,6 +12899,7 @@
       <w:spacing w:after="0" w:line="240" w:lineRule="auto"/>
     </w:pPr>
     <w:rPr>
+      <w:rFonts w:eastAsia="黑体"/>
       <w:color w:themeColor="background1" w:val="FFFFFF"/>
     </w:rPr>
     <w:tblPr>
@@ -12440,6 +12918,7 @@
     </w:tcPr>
     <w:tblStylePr w:type="firstRow">
       <w:rPr>
+        <w:rFonts w:eastAsia="黑体"/>
         <w:b/>
         <w:bCs/>
       </w:rPr>
@@ -12536,6 +13015,7 @@
       <w:spacing w:after="0" w:line="240" w:lineRule="auto"/>
     </w:pPr>
     <w:rPr>
+      <w:rFonts w:eastAsia="黑体"/>
       <w:color w:themeColor="background1" w:val="FFFFFF"/>
     </w:rPr>
     <w:tblPr>
@@ -12554,6 +13034,7 @@
     </w:tcPr>
     <w:tblStylePr w:type="firstRow">
       <w:rPr>
+        <w:rFonts w:eastAsia="黑体"/>
         <w:b/>
         <w:bCs/>
       </w:rPr>
@@ -12650,6 +13131,7 @@
       <w:spacing w:after="0" w:line="240" w:lineRule="auto"/>
     </w:pPr>
     <w:rPr>
+      <w:rFonts w:eastAsia="黑体"/>
       <w:color w:themeColor="background1" w:val="FFFFFF"/>
     </w:rPr>
     <w:tblPr>
@@ -12668,6 +13150,7 @@
     </w:tcPr>
     <w:tblStylePr w:type="firstRow">
       <w:rPr>
+        <w:rFonts w:eastAsia="黑体"/>
         <w:b/>
         <w:bCs/>
       </w:rPr>
@@ -12764,6 +13247,7 @@
       <w:spacing w:after="0" w:line="240" w:lineRule="auto"/>
     </w:pPr>
     <w:rPr>
+      <w:rFonts w:eastAsia="黑体"/>
       <w:color w:themeColor="background1" w:val="FFFFFF"/>
     </w:rPr>
     <w:tblPr>
@@ -12782,6 +13266,7 @@
     </w:tcPr>
     <w:tblStylePr w:type="firstRow">
       <w:rPr>
+        <w:rFonts w:eastAsia="黑体"/>
         <w:b/>
         <w:bCs/>
       </w:rPr>
@@ -12878,6 +13363,7 @@
       <w:spacing w:after="0" w:line="240" w:lineRule="auto"/>
     </w:pPr>
     <w:rPr>
+      <w:rFonts w:eastAsia="黑体"/>
       <w:color w:themeColor="text1" w:val="000000"/>
     </w:rPr>
     <w:tblPr>
@@ -12904,6 +13390,7 @@
     </w:tcPr>
     <w:tblStylePr w:type="firstRow">
       <w:rPr>
+        <w:rFonts w:eastAsia="黑体"/>
         <w:b/>
         <w:bCs/>
       </w:rPr>
@@ -12922,6 +13409,7 @@
     </w:tblStylePr>
     <w:tblStylePr w:type="lastRow">
       <w:rPr>
+        <w:rFonts w:eastAsia="黑体"/>
         <w:b/>
         <w:bCs/>
         <w:color w:themeColor="background1" w:val="FFFFFF"/>
@@ -12936,6 +13424,7 @@
     </w:tblStylePr>
     <w:tblStylePr w:type="firstCol">
       <w:rPr>
+        <w:rFonts w:eastAsia="黑体"/>
         <w:color w:themeColor="background1" w:val="FFFFFF"/>
       </w:rPr>
       <w:tblPr/>
@@ -12953,6 +13442,7 @@
     </w:tblStylePr>
     <w:tblStylePr w:type="lastCol">
       <w:rPr>
+        <w:rFonts w:eastAsia="黑体"/>
         <w:color w:themeColor="background1" w:val="FFFFFF"/>
       </w:rPr>
       <w:tblPr/>
@@ -12982,11 +13472,13 @@
     </w:tblStylePr>
     <w:tblStylePr w:type="neCell">
       <w:rPr>
+        <w:rFonts w:eastAsia="黑体"/>
         <w:color w:themeColor="text1" w:val="000000"/>
       </w:rPr>
     </w:tblStylePr>
     <w:tblStylePr w:type="nwCell">
       <w:rPr>
+        <w:rFonts w:eastAsia="黑体"/>
         <w:color w:themeColor="text1" w:val="000000"/>
       </w:rPr>
     </w:tblStylePr>
@@ -13000,6 +13492,7 @@
       <w:spacing w:after="0" w:line="240" w:lineRule="auto"/>
     </w:pPr>
     <w:rPr>
+      <w:rFonts w:eastAsia="黑体"/>
       <w:color w:themeColor="text1" w:val="000000"/>
     </w:rPr>
     <w:tblPr>
@@ -13026,6 +13519,7 @@
     </w:tcPr>
     <w:tblStylePr w:type="firstRow">
       <w:rPr>
+        <w:rFonts w:eastAsia="黑体"/>
         <w:b/>
         <w:bCs/>
       </w:rPr>
@@ -13044,6 +13538,7 @@
     </w:tblStylePr>
     <w:tblStylePr w:type="lastRow">
       <w:rPr>
+        <w:rFonts w:eastAsia="黑体"/>
         <w:b/>
         <w:bCs/>
         <w:color w:themeColor="background1" w:val="FFFFFF"/>
@@ -13058,6 +13553,7 @@
     </w:tblStylePr>
     <w:tblStylePr w:type="firstCol">
       <w:rPr>
+        <w:rFonts w:eastAsia="黑体"/>
         <w:color w:themeColor="background1" w:val="FFFFFF"/>
       </w:rPr>
       <w:tblPr/>
@@ -13075,6 +13571,7 @@
     </w:tblStylePr>
     <w:tblStylePr w:type="lastCol">
       <w:rPr>
+        <w:rFonts w:eastAsia="黑体"/>
         <w:color w:themeColor="background1" w:val="FFFFFF"/>
       </w:rPr>
       <w:tblPr/>
@@ -13104,11 +13601,13 @@
     </w:tblStylePr>
     <w:tblStylePr w:type="neCell">
       <w:rPr>
+        <w:rFonts w:eastAsia="黑体"/>
         <w:color w:themeColor="text1" w:val="000000"/>
       </w:rPr>
     </w:tblStylePr>
     <w:tblStylePr w:type="nwCell">
       <w:rPr>
+        <w:rFonts w:eastAsia="黑体"/>
         <w:color w:themeColor="text1" w:val="000000"/>
       </w:rPr>
     </w:tblStylePr>
@@ -13122,6 +13621,7 @@
       <w:spacing w:after="0" w:line="240" w:lineRule="auto"/>
     </w:pPr>
     <w:rPr>
+      <w:rFonts w:eastAsia="黑体"/>
       <w:color w:themeColor="text1" w:val="000000"/>
     </w:rPr>
     <w:tblPr>
@@ -13148,6 +13648,7 @@
     </w:tcPr>
     <w:tblStylePr w:type="firstRow">
       <w:rPr>
+        <w:rFonts w:eastAsia="黑体"/>
         <w:b/>
         <w:bCs/>
       </w:rPr>
@@ -13166,6 +13667,7 @@
     </w:tblStylePr>
     <w:tblStylePr w:type="lastRow">
       <w:rPr>
+        <w:rFonts w:eastAsia="黑体"/>
         <w:b/>
         <w:bCs/>
         <w:color w:themeColor="background1" w:val="FFFFFF"/>
@@ -13180,6 +13682,7 @@
     </w:tblStylePr>
     <w:tblStylePr w:type="firstCol">
       <w:rPr>
+        <w:rFonts w:eastAsia="黑体"/>
         <w:color w:themeColor="background1" w:val="FFFFFF"/>
       </w:rPr>
       <w:tblPr/>
@@ -13197,6 +13700,7 @@
     </w:tblStylePr>
     <w:tblStylePr w:type="lastCol">
       <w:rPr>
+        <w:rFonts w:eastAsia="黑体"/>
         <w:color w:themeColor="background1" w:val="FFFFFF"/>
       </w:rPr>
       <w:tblPr/>
@@ -13226,11 +13730,13 @@
     </w:tblStylePr>
     <w:tblStylePr w:type="neCell">
       <w:rPr>
+        <w:rFonts w:eastAsia="黑体"/>
         <w:color w:themeColor="text1" w:val="000000"/>
       </w:rPr>
     </w:tblStylePr>
     <w:tblStylePr w:type="nwCell">
       <w:rPr>
+        <w:rFonts w:eastAsia="黑体"/>
         <w:color w:themeColor="text1" w:val="000000"/>
       </w:rPr>
     </w:tblStylePr>
@@ -13244,6 +13750,7 @@
       <w:spacing w:after="0" w:line="240" w:lineRule="auto"/>
     </w:pPr>
     <w:rPr>
+      <w:rFonts w:eastAsia="黑体"/>
       <w:color w:themeColor="text1" w:val="000000"/>
     </w:rPr>
     <w:tblPr>
@@ -13270,6 +13777,7 @@
     </w:tcPr>
     <w:tblStylePr w:type="firstRow">
       <w:rPr>
+        <w:rFonts w:eastAsia="黑体"/>
         <w:b/>
         <w:bCs/>
       </w:rPr>
@@ -13288,6 +13796,7 @@
     </w:tblStylePr>
     <w:tblStylePr w:type="lastRow">
       <w:rPr>
+        <w:rFonts w:eastAsia="黑体"/>
         <w:b/>
         <w:bCs/>
         <w:color w:themeColor="background1" w:val="FFFFFF"/>
@@ -13302,6 +13811,7 @@
     </w:tblStylePr>
     <w:tblStylePr w:type="firstCol">
       <w:rPr>
+        <w:rFonts w:eastAsia="黑体"/>
         <w:color w:themeColor="background1" w:val="FFFFFF"/>
       </w:rPr>
       <w:tblPr/>
@@ -13319,6 +13829,7 @@
     </w:tblStylePr>
     <w:tblStylePr w:type="lastCol">
       <w:rPr>
+        <w:rFonts w:eastAsia="黑体"/>
         <w:color w:themeColor="background1" w:val="FFFFFF"/>
       </w:rPr>
       <w:tblPr/>
@@ -13356,6 +13867,7 @@
       <w:spacing w:after="0" w:line="240" w:lineRule="auto"/>
     </w:pPr>
     <w:rPr>
+      <w:rFonts w:eastAsia="黑体"/>
       <w:color w:themeColor="text1" w:val="000000"/>
     </w:rPr>
     <w:tblPr>
@@ -13382,6 +13894,7 @@
     </w:tcPr>
     <w:tblStylePr w:type="firstRow">
       <w:rPr>
+        <w:rFonts w:eastAsia="黑体"/>
         <w:b/>
         <w:bCs/>
       </w:rPr>
@@ -13400,6 +13913,7 @@
     </w:tblStylePr>
     <w:tblStylePr w:type="lastRow">
       <w:rPr>
+        <w:rFonts w:eastAsia="黑体"/>
         <w:b/>
         <w:bCs/>
         <w:color w:themeColor="background1" w:val="FFFFFF"/>
@@ -13414,6 +13928,7 @@
     </w:tblStylePr>
     <w:tblStylePr w:type="firstCol">
       <w:rPr>
+        <w:rFonts w:eastAsia="黑体"/>
         <w:color w:themeColor="background1" w:val="FFFFFF"/>
       </w:rPr>
       <w:tblPr/>
@@ -13431,6 +13946,7 @@
     </w:tblStylePr>
     <w:tblStylePr w:type="lastCol">
       <w:rPr>
+        <w:rFonts w:eastAsia="黑体"/>
         <w:color w:themeColor="background1" w:val="FFFFFF"/>
       </w:rPr>
       <w:tblPr/>
@@ -13460,11 +13976,13 @@
     </w:tblStylePr>
     <w:tblStylePr w:type="neCell">
       <w:rPr>
+        <w:rFonts w:eastAsia="黑体"/>
         <w:color w:themeColor="text1" w:val="000000"/>
       </w:rPr>
     </w:tblStylePr>
     <w:tblStylePr w:type="nwCell">
       <w:rPr>
+        <w:rFonts w:eastAsia="黑体"/>
         <w:color w:themeColor="text1" w:val="000000"/>
       </w:rPr>
     </w:tblStylePr>
@@ -13478,6 +13996,7 @@
       <w:spacing w:after="0" w:line="240" w:lineRule="auto"/>
     </w:pPr>
     <w:rPr>
+      <w:rFonts w:eastAsia="黑体"/>
       <w:color w:themeColor="text1" w:val="000000"/>
     </w:rPr>
     <w:tblPr>
@@ -13504,6 +14023,7 @@
     </w:tcPr>
     <w:tblStylePr w:type="firstRow">
       <w:rPr>
+        <w:rFonts w:eastAsia="黑体"/>
         <w:b/>
         <w:bCs/>
       </w:rPr>
@@ -13522,6 +14042,7 @@
     </w:tblStylePr>
     <w:tblStylePr w:type="lastRow">
       <w:rPr>
+        <w:rFonts w:eastAsia="黑体"/>
         <w:b/>
         <w:bCs/>
         <w:color w:themeColor="background1" w:val="FFFFFF"/>
@@ -13536,6 +14057,7 @@
     </w:tblStylePr>
     <w:tblStylePr w:type="firstCol">
       <w:rPr>
+        <w:rFonts w:eastAsia="黑体"/>
         <w:color w:themeColor="background1" w:val="FFFFFF"/>
       </w:rPr>
       <w:tblPr/>
@@ -13553,6 +14075,7 @@
     </w:tblStylePr>
     <w:tblStylePr w:type="lastCol">
       <w:rPr>
+        <w:rFonts w:eastAsia="黑体"/>
         <w:color w:themeColor="background1" w:val="FFFFFF"/>
       </w:rPr>
       <w:tblPr/>
@@ -13582,11 +14105,13 @@
     </w:tblStylePr>
     <w:tblStylePr w:type="neCell">
       <w:rPr>
+        <w:rFonts w:eastAsia="黑体"/>
         <w:color w:themeColor="text1" w:val="000000"/>
       </w:rPr>
     </w:tblStylePr>
     <w:tblStylePr w:type="nwCell">
       <w:rPr>
+        <w:rFonts w:eastAsia="黑体"/>
         <w:color w:themeColor="text1" w:val="000000"/>
       </w:rPr>
     </w:tblStylePr>
@@ -13600,6 +14125,7 @@
       <w:spacing w:after="0" w:line="240" w:lineRule="auto"/>
     </w:pPr>
     <w:rPr>
+      <w:rFonts w:eastAsia="黑体"/>
       <w:color w:themeColor="text1" w:val="000000"/>
     </w:rPr>
     <w:tblPr>
@@ -13626,6 +14152,7 @@
     </w:tcPr>
     <w:tblStylePr w:type="firstRow">
       <w:rPr>
+        <w:rFonts w:eastAsia="黑体"/>
         <w:b/>
         <w:bCs/>
       </w:rPr>
@@ -13644,6 +14171,7 @@
     </w:tblStylePr>
     <w:tblStylePr w:type="lastRow">
       <w:rPr>
+        <w:rFonts w:eastAsia="黑体"/>
         <w:b/>
         <w:bCs/>
         <w:color w:themeColor="background1" w:val="FFFFFF"/>
@@ -13658,6 +14186,7 @@
     </w:tblStylePr>
     <w:tblStylePr w:type="firstCol">
       <w:rPr>
+        <w:rFonts w:eastAsia="黑体"/>
         <w:color w:themeColor="background1" w:val="FFFFFF"/>
       </w:rPr>
       <w:tblPr/>
@@ -13675,6 +14204,7 @@
     </w:tblStylePr>
     <w:tblStylePr w:type="lastCol">
       <w:rPr>
+        <w:rFonts w:eastAsia="黑体"/>
         <w:color w:themeColor="background1" w:val="FFFFFF"/>
       </w:rPr>
       <w:tblPr/>
@@ -13704,11 +14234,13 @@
     </w:tblStylePr>
     <w:tblStylePr w:type="neCell">
       <w:rPr>
+        <w:rFonts w:eastAsia="黑体"/>
         <w:color w:themeColor="text1" w:val="000000"/>
       </w:rPr>
     </w:tblStylePr>
     <w:tblStylePr w:type="nwCell">
       <w:rPr>
+        <w:rFonts w:eastAsia="黑体"/>
         <w:color w:themeColor="text1" w:val="000000"/>
       </w:rPr>
     </w:tblStylePr>
@@ -13722,6 +14254,7 @@
       <w:spacing w:after="0" w:line="240" w:lineRule="auto"/>
     </w:pPr>
     <w:rPr>
+      <w:rFonts w:eastAsia="黑体"/>
       <w:color w:themeColor="text1" w:val="000000"/>
     </w:rPr>
     <w:tblPr>
@@ -13740,6 +14273,7 @@
     </w:tcPr>
     <w:tblStylePr w:type="firstRow">
       <w:rPr>
+        <w:rFonts w:eastAsia="黑体"/>
         <w:b/>
         <w:bCs/>
         <w:color w:themeColor="background1" w:val="FFFFFF"/>
@@ -13754,6 +14288,7 @@
     </w:tblStylePr>
     <w:tblStylePr w:type="lastRow">
       <w:rPr>
+        <w:rFonts w:eastAsia="黑体"/>
         <w:b/>
         <w:bCs/>
         <w:color w:themeColor="accent2" w:themeShade="CC" w:val="9E3A38"/>
@@ -13768,12 +14303,14 @@
     </w:tblStylePr>
     <w:tblStylePr w:type="firstCol">
       <w:rPr>
+        <w:rFonts w:eastAsia="黑体"/>
         <w:b/>
         <w:bCs/>
       </w:rPr>
     </w:tblStylePr>
     <w:tblStylePr w:type="lastCol">
       <w:rPr>
+        <w:rFonts w:eastAsia="黑体"/>
         <w:b/>
         <w:bCs/>
       </w:rPr>
@@ -13808,6 +14345,7 @@
       <w:spacing w:after="0" w:line="240" w:lineRule="auto"/>
     </w:pPr>
     <w:rPr>
+      <w:rFonts w:eastAsia="黑体"/>
       <w:color w:themeColor="text1" w:val="000000"/>
     </w:rPr>
     <w:tblPr>
@@ -13826,6 +14364,7 @@
     </w:tcPr>
     <w:tblStylePr w:type="firstRow">
       <w:rPr>
+        <w:rFonts w:eastAsia="黑体"/>
         <w:b/>
         <w:bCs/>
         <w:color w:themeColor="background1" w:val="FFFFFF"/>
@@ -13840,6 +14379,7 @@
     </w:tblStylePr>
     <w:tblStylePr w:type="lastRow">
       <w:rPr>
+        <w:rFonts w:eastAsia="黑体"/>
         <w:b/>
         <w:bCs/>
         <w:color w:themeColor="accent2" w:themeShade="CC" w:val="9E3A38"/>
@@ -13854,12 +14394,14 @@
     </w:tblStylePr>
     <w:tblStylePr w:type="firstCol">
       <w:rPr>
+        <w:rFonts w:eastAsia="黑体"/>
         <w:b/>
         <w:bCs/>
       </w:rPr>
     </w:tblStylePr>
     <w:tblStylePr w:type="lastCol">
       <w:rPr>
+        <w:rFonts w:eastAsia="黑体"/>
         <w:b/>
         <w:bCs/>
       </w:rPr>
@@ -13894,6 +14436,7 @@
       <w:spacing w:after="0" w:line="240" w:lineRule="auto"/>
     </w:pPr>
     <w:rPr>
+      <w:rFonts w:eastAsia="黑体"/>
       <w:color w:themeColor="text1" w:val="000000"/>
     </w:rPr>
     <w:tblPr>
@@ -13912,6 +14455,7 @@
     </w:tcPr>
     <w:tblStylePr w:type="firstRow">
       <w:rPr>
+        <w:rFonts w:eastAsia="黑体"/>
         <w:b/>
         <w:bCs/>
         <w:color w:themeColor="background1" w:val="FFFFFF"/>
@@ -13926,6 +14470,7 @@
     </w:tblStylePr>
     <w:tblStylePr w:type="lastRow">
       <w:rPr>
+        <w:rFonts w:eastAsia="黑体"/>
         <w:b/>
         <w:bCs/>
         <w:color w:themeColor="accent2" w:themeShade="CC" w:val="9E3A38"/>
@@ -13940,12 +14485,14 @@
     </w:tblStylePr>
     <w:tblStylePr w:type="firstCol">
       <w:rPr>
+        <w:rFonts w:eastAsia="黑体"/>
         <w:b/>
         <w:bCs/>
       </w:rPr>
     </w:tblStylePr>
     <w:tblStylePr w:type="lastCol">
       <w:rPr>
+        <w:rFonts w:eastAsia="黑体"/>
         <w:b/>
         <w:bCs/>
       </w:rPr>
@@ -13980,6 +14527,7 @@
       <w:spacing w:after="0" w:line="240" w:lineRule="auto"/>
     </w:pPr>
     <w:rPr>
+      <w:rFonts w:eastAsia="黑体"/>
       <w:color w:themeColor="text1" w:val="000000"/>
     </w:rPr>
     <w:tblPr>
@@ -13998,6 +14546,7 @@
     </w:tcPr>
     <w:tblStylePr w:type="firstRow">
       <w:rPr>
+        <w:rFonts w:eastAsia="黑体"/>
         <w:b/>
         <w:bCs/>
         <w:color w:themeColor="background1" w:val="FFFFFF"/>
@@ -14012,6 +14561,7 @@
     </w:tblStylePr>
     <w:tblStylePr w:type="lastRow">
       <w:rPr>
+        <w:rFonts w:eastAsia="黑体"/>
         <w:b/>
         <w:bCs/>
         <w:color w:themeColor="accent4" w:themeShade="CC" w:val="664E82"/>
@@ -14026,12 +14576,14 @@
     </w:tblStylePr>
     <w:tblStylePr w:type="firstCol">
       <w:rPr>
+        <w:rFonts w:eastAsia="黑体"/>
         <w:b/>
         <w:bCs/>
       </w:rPr>
     </w:tblStylePr>
     <w:tblStylePr w:type="lastCol">
       <w:rPr>
+        <w:rFonts w:eastAsia="黑体"/>
         <w:b/>
         <w:bCs/>
       </w:rPr>
@@ -14066,6 +14618,7 @@
       <w:spacing w:after="0" w:line="240" w:lineRule="auto"/>
     </w:pPr>
     <w:rPr>
+      <w:rFonts w:eastAsia="黑体"/>
       <w:color w:themeColor="text1" w:val="000000"/>
     </w:rPr>
     <w:tblPr>
@@ -14084,6 +14637,7 @@
     </w:tcPr>
     <w:tblStylePr w:type="firstRow">
       <w:rPr>
+        <w:rFonts w:eastAsia="黑体"/>
         <w:b/>
         <w:bCs/>
         <w:color w:themeColor="background1" w:val="FFFFFF"/>
@@ -14098,6 +14652,7 @@
     </w:tblStylePr>
     <w:tblStylePr w:type="lastRow">
       <w:rPr>
+        <w:rFonts w:eastAsia="黑体"/>
         <w:b/>
         <w:bCs/>
         <w:color w:themeColor="accent3" w:themeShade="CC" w:val="7E9C40"/>
@@ -14112,12 +14667,14 @@
     </w:tblStylePr>
     <w:tblStylePr w:type="firstCol">
       <w:rPr>
+        <w:rFonts w:eastAsia="黑体"/>
         <w:b/>
         <w:bCs/>
       </w:rPr>
     </w:tblStylePr>
     <w:tblStylePr w:type="lastCol">
       <w:rPr>
+        <w:rFonts w:eastAsia="黑体"/>
         <w:b/>
         <w:bCs/>
       </w:rPr>
@@ -14152,6 +14709,7 @@
       <w:spacing w:after="0" w:line="240" w:lineRule="auto"/>
     </w:pPr>
     <w:rPr>
+      <w:rFonts w:eastAsia="黑体"/>
       <w:color w:themeColor="text1" w:val="000000"/>
     </w:rPr>
     <w:tblPr>
@@ -14170,6 +14728,7 @@
     </w:tcPr>
     <w:tblStylePr w:type="firstRow">
       <w:rPr>
+        <w:rFonts w:eastAsia="黑体"/>
         <w:b/>
         <w:bCs/>
         <w:color w:themeColor="background1" w:val="FFFFFF"/>
@@ -14184,6 +14743,7 @@
     </w:tblStylePr>
     <w:tblStylePr w:type="lastRow">
       <w:rPr>
+        <w:rFonts w:eastAsia="黑体"/>
         <w:b/>
         <w:bCs/>
         <w:color w:themeColor="accent6" w:themeShade="CC" w:val="F2730A"/>
@@ -14198,12 +14758,14 @@
     </w:tblStylePr>
     <w:tblStylePr w:type="firstCol">
       <w:rPr>
+        <w:rFonts w:eastAsia="黑体"/>
         <w:b/>
         <w:bCs/>
       </w:rPr>
     </w:tblStylePr>
     <w:tblStylePr w:type="lastCol">
       <w:rPr>
+        <w:rFonts w:eastAsia="黑体"/>
         <w:b/>
         <w:bCs/>
       </w:rPr>
@@ -14238,6 +14800,7 @@
       <w:spacing w:after="0" w:line="240" w:lineRule="auto"/>
     </w:pPr>
     <w:rPr>
+      <w:rFonts w:eastAsia="黑体"/>
       <w:color w:themeColor="text1" w:val="000000"/>
     </w:rPr>
     <w:tblPr>
@@ -14256,6 +14819,7 @@
     </w:tcPr>
     <w:tblStylePr w:type="firstRow">
       <w:rPr>
+        <w:rFonts w:eastAsia="黑体"/>
         <w:b/>
         <w:bCs/>
         <w:color w:themeColor="background1" w:val="FFFFFF"/>
@@ -14270,6 +14834,7 @@
     </w:tblStylePr>
     <w:tblStylePr w:type="lastRow">
       <w:rPr>
+        <w:rFonts w:eastAsia="黑体"/>
         <w:b/>
         <w:bCs/>
         <w:color w:themeColor="accent5" w:themeShade="CC" w:val="348DA5"/>
@@ -14284,12 +14849,14 @@
     </w:tblStylePr>
     <w:tblStylePr w:type="firstCol">
       <w:rPr>
+        <w:rFonts w:eastAsia="黑体"/>
         <w:b/>
         <w:bCs/>
       </w:rPr>
     </w:tblStylePr>
     <w:tblStylePr w:type="lastCol">
       <w:rPr>
+        <w:rFonts w:eastAsia="黑体"/>
         <w:b/>
         <w:bCs/>
       </w:rPr>
@@ -14324,6 +14891,7 @@
       <w:spacing w:after="0" w:line="240" w:lineRule="auto"/>
     </w:pPr>
     <w:rPr>
+      <w:rFonts w:eastAsia="黑体"/>
       <w:color w:themeColor="text1" w:val="000000"/>
     </w:rPr>
     <w:tblPr>
@@ -14345,6 +14913,7 @@
     </w:tcPr>
     <w:tblStylePr w:type="firstRow">
       <w:rPr>
+        <w:rFonts w:eastAsia="黑体"/>
         <w:b/>
         <w:bCs/>
       </w:rPr>
@@ -14355,6 +14924,7 @@
     </w:tblStylePr>
     <w:tblStylePr w:type="lastRow">
       <w:rPr>
+        <w:rFonts w:eastAsia="黑体"/>
         <w:b/>
         <w:bCs/>
         <w:color w:themeColor="text1" w:val="000000"/>
@@ -14366,6 +14936,7 @@
     </w:tblStylePr>
     <w:tblStylePr w:type="firstCol">
       <w:rPr>
+        <w:rFonts w:eastAsia="黑体"/>
         <w:color w:themeColor="background1" w:val="FFFFFF"/>
       </w:rPr>
       <w:tblPr/>
@@ -14375,6 +14946,7 @@
     </w:tblStylePr>
     <w:tblStylePr w:type="lastCol">
       <w:rPr>
+        <w:rFonts w:eastAsia="黑体"/>
         <w:color w:themeColor="background1" w:val="FFFFFF"/>
       </w:rPr>
       <w:tblPr/>
@@ -14404,6 +14976,7 @@
       <w:spacing w:after="0" w:line="240" w:lineRule="auto"/>
     </w:pPr>
     <w:rPr>
+      <w:rFonts w:eastAsia="黑体"/>
       <w:color w:themeColor="text1" w:val="000000"/>
     </w:rPr>
     <w:tblPr>
@@ -14425,6 +14998,7 @@
     </w:tcPr>
     <w:tblStylePr w:type="firstRow">
       <w:rPr>
+        <w:rFonts w:eastAsia="黑体"/>
         <w:b/>
         <w:bCs/>
       </w:rPr>
@@ -14435,6 +15009,7 @@
     </w:tblStylePr>
     <w:tblStylePr w:type="lastRow">
       <w:rPr>
+        <w:rFonts w:eastAsia="黑体"/>
         <w:b/>
         <w:bCs/>
         <w:color w:themeColor="text1" w:val="000000"/>
@@ -14446,6 +15021,7 @@
     </w:tblStylePr>
     <w:tblStylePr w:type="firstCol">
       <w:rPr>
+        <w:rFonts w:eastAsia="黑体"/>
         <w:color w:themeColor="background1" w:val="FFFFFF"/>
       </w:rPr>
       <w:tblPr/>
@@ -14455,6 +15031,7 @@
     </w:tblStylePr>
     <w:tblStylePr w:type="lastCol">
       <w:rPr>
+        <w:rFonts w:eastAsia="黑体"/>
         <w:color w:themeColor="background1" w:val="FFFFFF"/>
       </w:rPr>
       <w:tblPr/>
@@ -14484,6 +15061,7 @@
       <w:spacing w:after="0" w:line="240" w:lineRule="auto"/>
     </w:pPr>
     <w:rPr>
+      <w:rFonts w:eastAsia="黑体"/>
       <w:color w:themeColor="text1" w:val="000000"/>
     </w:rPr>
     <w:tblPr>
@@ -14505,6 +15083,7 @@
     </w:tcPr>
     <w:tblStylePr w:type="firstRow">
       <w:rPr>
+        <w:rFonts w:eastAsia="黑体"/>
         <w:b/>
         <w:bCs/>
       </w:rPr>
@@ -14515,6 +15094,7 @@
     </w:tblStylePr>
     <w:tblStylePr w:type="lastRow">
       <w:rPr>
+        <w:rFonts w:eastAsia="黑体"/>
         <w:b/>
         <w:bCs/>
         <w:color w:themeColor="text1" w:val="000000"/>
@@ -14526,6 +15106,7 @@
     </w:tblStylePr>
     <w:tblStylePr w:type="firstCol">
       <w:rPr>
+        <w:rFonts w:eastAsia="黑体"/>
         <w:color w:themeColor="background1" w:val="FFFFFF"/>
       </w:rPr>
       <w:tblPr/>
@@ -14535,6 +15116,7 @@
     </w:tblStylePr>
     <w:tblStylePr w:type="lastCol">
       <w:rPr>
+        <w:rFonts w:eastAsia="黑体"/>
         <w:color w:themeColor="background1" w:val="FFFFFF"/>
       </w:rPr>
       <w:tblPr/>
@@ -14564,6 +15146,7 @@
       <w:spacing w:after="0" w:line="240" w:lineRule="auto"/>
     </w:pPr>
     <w:rPr>
+      <w:rFonts w:eastAsia="黑体"/>
       <w:color w:themeColor="text1" w:val="000000"/>
     </w:rPr>
     <w:tblPr>
@@ -14585,6 +15168,7 @@
     </w:tcPr>
     <w:tblStylePr w:type="firstRow">
       <w:rPr>
+        <w:rFonts w:eastAsia="黑体"/>
         <w:b/>
         <w:bCs/>
       </w:rPr>
@@ -14595,6 +15179,7 @@
     </w:tblStylePr>
     <w:tblStylePr w:type="lastRow">
       <w:rPr>
+        <w:rFonts w:eastAsia="黑体"/>
         <w:b/>
         <w:bCs/>
         <w:color w:themeColor="text1" w:val="000000"/>
@@ -14606,6 +15191,7 @@
     </w:tblStylePr>
     <w:tblStylePr w:type="firstCol">
       <w:rPr>
+        <w:rFonts w:eastAsia="黑体"/>
         <w:color w:themeColor="background1" w:val="FFFFFF"/>
       </w:rPr>
       <w:tblPr/>
@@ -14615,6 +15201,7 @@
     </w:tblStylePr>
     <w:tblStylePr w:type="lastCol">
       <w:rPr>
+        <w:rFonts w:eastAsia="黑体"/>
         <w:color w:themeColor="background1" w:val="FFFFFF"/>
       </w:rPr>
       <w:tblPr/>
@@ -14644,6 +15231,7 @@
       <w:spacing w:after="0" w:line="240" w:lineRule="auto"/>
     </w:pPr>
     <w:rPr>
+      <w:rFonts w:eastAsia="黑体"/>
       <w:color w:themeColor="text1" w:val="000000"/>
     </w:rPr>
     <w:tblPr>
@@ -14665,6 +15253,7 @@
     </w:tcPr>
     <w:tblStylePr w:type="firstRow">
       <w:rPr>
+        <w:rFonts w:eastAsia="黑体"/>
         <w:b/>
         <w:bCs/>
       </w:rPr>
@@ -14675,6 +15264,7 @@
     </w:tblStylePr>
     <w:tblStylePr w:type="lastRow">
       <w:rPr>
+        <w:rFonts w:eastAsia="黑体"/>
         <w:b/>
         <w:bCs/>
         <w:color w:themeColor="text1" w:val="000000"/>
@@ -14686,6 +15276,7 @@
     </w:tblStylePr>
     <w:tblStylePr w:type="firstCol">
       <w:rPr>
+        <w:rFonts w:eastAsia="黑体"/>
         <w:color w:themeColor="background1" w:val="FFFFFF"/>
       </w:rPr>
       <w:tblPr/>
@@ -14695,6 +15286,7 @@
     </w:tblStylePr>
     <w:tblStylePr w:type="lastCol">
       <w:rPr>
+        <w:rFonts w:eastAsia="黑体"/>
         <w:color w:themeColor="background1" w:val="FFFFFF"/>
       </w:rPr>
       <w:tblPr/>
@@ -14724,6 +15316,7 @@
       <w:spacing w:after="0" w:line="240" w:lineRule="auto"/>
     </w:pPr>
     <w:rPr>
+      <w:rFonts w:eastAsia="黑体"/>
       <w:color w:themeColor="text1" w:val="000000"/>
     </w:rPr>
     <w:tblPr>
@@ -14745,6 +15338,7 @@
     </w:tcPr>
     <w:tblStylePr w:type="firstRow">
       <w:rPr>
+        <w:rFonts w:eastAsia="黑体"/>
         <w:b/>
         <w:bCs/>
       </w:rPr>
@@ -14755,6 +15349,7 @@
     </w:tblStylePr>
     <w:tblStylePr w:type="lastRow">
       <w:rPr>
+        <w:rFonts w:eastAsia="黑体"/>
         <w:b/>
         <w:bCs/>
         <w:color w:themeColor="text1" w:val="000000"/>
@@ -14766,6 +15361,7 @@
     </w:tblStylePr>
     <w:tblStylePr w:type="firstCol">
       <w:rPr>
+        <w:rFonts w:eastAsia="黑体"/>
         <w:color w:themeColor="background1" w:val="FFFFFF"/>
       </w:rPr>
       <w:tblPr/>
@@ -14775,6 +15371,7 @@
     </w:tblStylePr>
     <w:tblStylePr w:type="lastCol">
       <w:rPr>
+        <w:rFonts w:eastAsia="黑体"/>
         <w:color w:themeColor="background1" w:val="FFFFFF"/>
       </w:rPr>
       <w:tblPr/>
@@ -14804,6 +15401,7 @@
       <w:spacing w:after="0" w:line="240" w:lineRule="auto"/>
     </w:pPr>
     <w:rPr>
+      <w:rFonts w:eastAsia="黑体"/>
       <w:color w:themeColor="text1" w:val="000000"/>
     </w:rPr>
     <w:tblPr>
@@ -14825,6 +15423,7 @@
     </w:tcPr>
     <w:tblStylePr w:type="firstRow">
       <w:rPr>
+        <w:rFonts w:eastAsia="黑体"/>
         <w:b/>
         <w:bCs/>
       </w:rPr>
@@ -14835,6 +15434,7 @@
     </w:tblStylePr>
     <w:tblStylePr w:type="lastRow">
       <w:rPr>
+        <w:rFonts w:eastAsia="黑体"/>
         <w:b/>
         <w:bCs/>
         <w:color w:themeColor="text1" w:val="000000"/>
@@ -14846,6 +15446,7 @@
     </w:tblStylePr>
     <w:tblStylePr w:type="firstCol">
       <w:rPr>
+        <w:rFonts w:eastAsia="黑体"/>
         <w:color w:themeColor="background1" w:val="FFFFFF"/>
       </w:rPr>
       <w:tblPr/>
@@ -14855,6 +15456,7 @@
     </w:tblStylePr>
     <w:tblStylePr w:type="lastCol">
       <w:rPr>
+        <w:rFonts w:eastAsia="黑体"/>
         <w:color w:themeColor="background1" w:val="FFFFFF"/>
       </w:rPr>
       <w:tblPr/>
@@ -14887,6 +15489,7 @@
     <w:name w:val="KeywordTok"/>
     <w:basedOn w:val="VerbatimChar"/>
     <w:rPr>
+      <w:rFonts w:eastAsia="黑体"/>
       <w:b/>
       <w:color w:val="007020"/>
     </w:rPr>
@@ -14895,6 +15498,7 @@
     <w:name w:val="DataTypeTok"/>
     <w:basedOn w:val="VerbatimChar"/>
     <w:rPr>
+      <w:rFonts w:eastAsia="黑体"/>
       <w:color w:val="902000"/>
     </w:rPr>
   </w:style>
@@ -14902,6 +15506,7 @@
     <w:name w:val="DecValTok"/>
     <w:basedOn w:val="VerbatimChar"/>
     <w:rPr>
+      <w:rFonts w:eastAsia="黑体"/>
       <w:color w:val="40a070"/>
     </w:rPr>
   </w:style>
@@ -14909,6 +15514,7 @@
     <w:name w:val="BaseNTok"/>
     <w:basedOn w:val="VerbatimChar"/>
     <w:rPr>
+      <w:rFonts w:eastAsia="黑体"/>
       <w:color w:val="40a070"/>
     </w:rPr>
   </w:style>
@@ -14916,6 +15522,7 @@
     <w:name w:val="FloatTok"/>
     <w:basedOn w:val="VerbatimChar"/>
     <w:rPr>
+      <w:rFonts w:eastAsia="黑体"/>
       <w:color w:val="40a070"/>
     </w:rPr>
   </w:style>
@@ -14923,6 +15530,7 @@
     <w:name w:val="ConstantTok"/>
     <w:basedOn w:val="VerbatimChar"/>
     <w:rPr>
+      <w:rFonts w:eastAsia="黑体"/>
       <w:color w:val="880000"/>
     </w:rPr>
   </w:style>
@@ -14930,6 +15538,7 @@
     <w:name w:val="CharTok"/>
     <w:basedOn w:val="VerbatimChar"/>
     <w:rPr>
+      <w:rFonts w:eastAsia="黑体"/>
       <w:color w:val="4070a0"/>
     </w:rPr>
   </w:style>
@@ -14937,6 +15546,7 @@
     <w:name w:val="SpecialCharTok"/>
     <w:basedOn w:val="VerbatimChar"/>
     <w:rPr>
+      <w:rFonts w:eastAsia="黑体"/>
       <w:color w:val="4070a0"/>
     </w:rPr>
   </w:style>
@@ -14944,6 +15554,7 @@
     <w:name w:val="StringTok"/>
     <w:basedOn w:val="VerbatimChar"/>
     <w:rPr>
+      <w:rFonts w:eastAsia="黑体"/>
       <w:color w:val="4070a0"/>
     </w:rPr>
   </w:style>
@@ -14951,6 +15562,7 @@
     <w:name w:val="VerbatimStringTok"/>
     <w:basedOn w:val="VerbatimChar"/>
     <w:rPr>
+      <w:rFonts w:eastAsia="黑体"/>
       <w:color w:val="4070a0"/>
     </w:rPr>
   </w:style>
@@ -14958,6 +15570,7 @@
     <w:name w:val="SpecialStringTok"/>
     <w:basedOn w:val="VerbatimChar"/>
     <w:rPr>
+      <w:rFonts w:eastAsia="黑体"/>
       <w:color w:val="bb6688"/>
     </w:rPr>
   </w:style>
@@ -14965,6 +15578,7 @@
     <w:name w:val="ImportTok"/>
     <w:basedOn w:val="VerbatimChar"/>
     <w:rPr>
+      <w:rFonts w:eastAsia="黑体"/>
       <w:b/>
       <w:color w:val="008000"/>
     </w:rPr>
@@ -14973,6 +15587,7 @@
     <w:name w:val="CommentTok"/>
     <w:basedOn w:val="VerbatimChar"/>
     <w:rPr>
+      <w:rFonts w:eastAsia="黑体"/>
       <w:i/>
       <w:color w:val="60a0b0"/>
     </w:rPr>
@@ -14981,6 +15596,7 @@
     <w:name w:val="DocumentationTok"/>
     <w:basedOn w:val="VerbatimChar"/>
     <w:rPr>
+      <w:rFonts w:eastAsia="黑体"/>
       <w:i/>
       <w:color w:val="ba2121"/>
     </w:rPr>
@@ -14989,6 +15605,7 @@
     <w:name w:val="AnnotationTok"/>
     <w:basedOn w:val="VerbatimChar"/>
     <w:rPr>
+      <w:rFonts w:eastAsia="黑体"/>
       <w:b/>
       <w:i/>
       <w:color w:val="60a0b0"/>
@@ -14998,6 +15615,7 @@
     <w:name w:val="CommentVarTok"/>
     <w:basedOn w:val="VerbatimChar"/>
     <w:rPr>
+      <w:rFonts w:eastAsia="黑体"/>
       <w:b/>
       <w:i/>
       <w:color w:val="60a0b0"/>
@@ -15007,6 +15625,7 @@
     <w:name w:val="OtherTok"/>
     <w:basedOn w:val="VerbatimChar"/>
     <w:rPr>
+      <w:rFonts w:eastAsia="黑体"/>
       <w:color w:val="007020"/>
     </w:rPr>
   </w:style>
@@ -15014,6 +15633,7 @@
     <w:name w:val="FunctionTok"/>
     <w:basedOn w:val="VerbatimChar"/>
     <w:rPr>
+      <w:rFonts w:eastAsia="黑体"/>
       <w:color w:val="06287e"/>
     </w:rPr>
   </w:style>
@@ -15021,6 +15641,7 @@
     <w:name w:val="VariableTok"/>
     <w:basedOn w:val="VerbatimChar"/>
     <w:rPr>
+      <w:rFonts w:eastAsia="黑体"/>
       <w:color w:val="19177c"/>
     </w:rPr>
   </w:style>
@@ -15028,6 +15649,7 @@
     <w:name w:val="ControlFlowTok"/>
     <w:basedOn w:val="VerbatimChar"/>
     <w:rPr>
+      <w:rFonts w:eastAsia="黑体"/>
       <w:b/>
       <w:color w:val="007020"/>
     </w:rPr>
@@ -15036,6 +15658,7 @@
     <w:name w:val="OperatorTok"/>
     <w:basedOn w:val="VerbatimChar"/>
     <w:rPr>
+      <w:rFonts w:eastAsia="黑体"/>
       <w:color w:val="666666"/>
     </w:rPr>
   </w:style>
@@ -15043,18 +15666,22 @@
     <w:name w:val="BuiltInTok"/>
     <w:basedOn w:val="VerbatimChar"/>
     <w:rPr>
+      <w:rFonts w:eastAsia="黑体"/>
       <w:color w:val="008000"/>
     </w:rPr>
   </w:style>
   <w:style w:type="character" w:customStyle="1" w:styleId="ExtensionTok">
     <w:name w:val="ExtensionTok"/>
     <w:basedOn w:val="VerbatimChar"/>
-    <w:rPr/>
+    <w:rPr>
+      <w:rFonts w:eastAsia="黑体"/>
+    </w:rPr>
   </w:style>
   <w:style w:type="character" w:customStyle="1" w:styleId="PreprocessorTok">
     <w:name w:val="PreprocessorTok"/>
     <w:basedOn w:val="VerbatimChar"/>
     <w:rPr>
+      <w:rFonts w:eastAsia="黑体"/>
       <w:color w:val="bc7a00"/>
     </w:rPr>
   </w:style>
@@ -15062,18 +15689,22 @@
     <w:name w:val="AttributeTok"/>
     <w:basedOn w:val="VerbatimChar"/>
     <w:rPr>
+      <w:rFonts w:eastAsia="黑体"/>
       <w:color w:val="7d9029"/>
     </w:rPr>
   </w:style>
   <w:style w:type="character" w:customStyle="1" w:styleId="RegionMarkerTok">
     <w:name w:val="RegionMarkerTok"/>
     <w:basedOn w:val="VerbatimChar"/>
-    <w:rPr/>
+    <w:rPr>
+      <w:rFonts w:eastAsia="黑体"/>
+    </w:rPr>
   </w:style>
   <w:style w:type="character" w:customStyle="1" w:styleId="InformationTok">
     <w:name w:val="InformationTok"/>
     <w:basedOn w:val="VerbatimChar"/>
     <w:rPr>
+      <w:rFonts w:eastAsia="黑体"/>
       <w:b/>
       <w:i/>
       <w:color w:val="60a0b0"/>
@@ -15083,6 +15714,7 @@
     <w:name w:val="WarningTok"/>
     <w:basedOn w:val="VerbatimChar"/>
     <w:rPr>
+      <w:rFonts w:eastAsia="黑体"/>
       <w:b/>
       <w:i/>
       <w:color w:val="60a0b0"/>
@@ -15092,6 +15724,7 @@
     <w:name w:val="AlertTok"/>
     <w:basedOn w:val="VerbatimChar"/>
     <w:rPr>
+      <w:rFonts w:eastAsia="黑体"/>
       <w:b/>
       <w:color w:val="ff0000"/>
     </w:rPr>
@@ -15100,6 +15733,7 @@
     <w:name w:val="ErrorTok"/>
     <w:basedOn w:val="VerbatimChar"/>
     <w:rPr>
+      <w:rFonts w:eastAsia="黑体"/>
       <w:b/>
       <w:color w:val="ff0000"/>
     </w:rPr>
@@ -15107,7 +15741,9 @@
   <w:style w:type="character" w:customStyle="1" w:styleId="NormalTok">
     <w:name w:val="NormalTok"/>
     <w:basedOn w:val="VerbatimChar"/>
-    <w:rPr/>
+    <w:rPr>
+      <w:rFonts w:eastAsia="黑体"/>
+    </w:rPr>
   </w:style>
 </w:styles>
 </file>
@@ -15156,12 +15792,12 @@
     <a:fontScheme name="Office">
       <a:majorFont>
         <a:latin typeface="Calibri"/>
-        <a:ea typeface=""/>
+        <a:ea typeface="黑体"/>
         <a:cs typeface=""/>
         <a:font script="Jpan" typeface="ＭＳ ゴシック"/>
         <a:font script="Hang" typeface="맑은 고딕"/>
-        <a:font script="Hans" typeface="宋体"/>
-        <a:font script="Hant" typeface="新細明體"/>
+        <a:font script="Hans" typeface="黑体"/>
+        <a:font script="Hant" typeface="黑体"/>
         <a:font script="Arab" typeface="Times New Roman"/>
         <a:font script="Hebr" typeface="Times New Roman"/>
         <a:font script="Thai" typeface="Angsana New"/>
@@ -15191,12 +15827,12 @@
       </a:majorFont>
       <a:minorFont>
         <a:latin typeface="Cambria"/>
-        <a:ea typeface=""/>
+        <a:ea typeface="黑体"/>
         <a:cs typeface=""/>
         <a:font script="Jpan" typeface="ＭＳ 明朝"/>
         <a:font script="Hang" typeface="맑은 고딕"/>
-        <a:font script="Hans" typeface="宋体"/>
-        <a:font script="Hant" typeface="新細明體"/>
+        <a:font script="Hans" typeface="黑体"/>
+        <a:font script="Hant" typeface="黑体"/>
         <a:font script="Arab" typeface="Arial"/>
         <a:font script="Hebr" typeface="Arial"/>
         <a:font script="Thai" typeface="Cordia New"/>

--- a/11-变流电路/01-整流电路/晶闸管相控整流电路/晶闸管相控整流电路.docx
+++ b/11-变流电路/01-整流电路/晶闸管相控整流电路/晶闸管相控整流电路.docx
@@ -2721,7 +2721,7 @@
           <w:color w:val="555555"/>
           <w:sz w:val="21"/>
         </w:rPr>
-        <w:t>材料收集者：杜文杰，WX手机：19519196569，QQ:3478827729</w:t>
+        <w:t>材料收集者：杜文杰，微信/手机：19519196569，QQ:3478827729</w:t>
       </w:r>
     </w:p>
     <w:sectPr>
